--- a/MuleSoft-Flow-Documentation.docx
+++ b/MuleSoft-Flow-Documentation.docx
@@ -4,37 +4,28 @@
   <w:body>
     <w:p>
       <w:pPr>
-        <w:pStyle w:val="Title"/>
         <w:jc w:val="center"/>
       </w:pPr>
       <w:r>
+        <w:rPr>
+          <w:b/>
+          <w:color w:val="1F497D"/>
+          <w:sz w:val="56"/>
+        </w:rPr>
         <w:t>MuleSoft Flow Documentation</w:t>
       </w:r>
     </w:p>
+    <w:p/>
     <w:p>
       <w:pPr>
         <w:jc w:val="center"/>
       </w:pPr>
       <w:r>
+        <w:rPr>
+          <w:color w:val="4472C4"/>
+          <w:sz w:val="26"/>
+        </w:rPr>
         <w:t>Auto-generated from extracted JAR contents</w:t>
-      </w:r>
-    </w:p>
-    <w:p>
-      <w:r>
-        <w:br w:type="page"/>
-      </w:r>
-    </w:p>
-    <w:p>
-      <w:pPr>
-        <w:pStyle w:val="Heading1"/>
-      </w:pPr>
-      <w:r>
-        <w:t>Table of Contents</w:t>
-      </w:r>
-    </w:p>
-    <w:p>
-      <w:r>
-        <w:t>Scroll down to view all flows documented below.</w:t>
       </w:r>
     </w:p>
     <w:p>
@@ -52,16 +43,20 @@
     </w:p>
     <w:p>
       <w:pPr>
-        <w:pStyle w:val="Heading1"/>
+        <w:pStyle w:val="Heading2"/>
       </w:pPr>
       <w:r>
         <w:t>Flow: scattermuleFlow</w:t>
       </w:r>
     </w:p>
     <w:p>
+      <w:pPr>
+        <w:spacing w:after="40"/>
+      </w:pPr>
       <w:r>
         <w:rPr>
           <w:b/>
+          <w:color w:val="1F497D"/>
         </w:rPr>
         <w:t xml:space="preserve">Source File: </w:t>
       </w:r>
@@ -70,52 +65,69 @@
       </w:r>
     </w:p>
     <w:p>
+      <w:pPr>
+        <w:spacing w:after="40"/>
+      </w:pPr>
       <w:r>
         <w:rPr>
           <w:b/>
+          <w:color w:val="1F497D"/>
         </w:rPr>
         <w:t xml:space="preserve">Flow Type: </w:t>
       </w:r>
       <w:r>
-        <w:t>flow</w:t>
+        <w:t>Flow</w:t>
       </w:r>
     </w:p>
     <w:p>
       <w:pPr>
-        <w:pStyle w:val="Heading2"/>
+        <w:pStyle w:val="Heading3"/>
+      </w:pPr>
+      <w:r>
+        <w:t>Overview</w:t>
+      </w:r>
+    </w:p>
+    <w:p>
+      <w:pPr>
+        <w:spacing w:after="160"/>
+      </w:pPr>
+      <w:r>
+        <w:t>Demonstrates parallel processing using Scatter-Gather. It sets a message variable, fans out to 3 concurrent routes each running an independent DataWeave transform, then merges all results and returns them as a single JSON response.</w:t>
+      </w:r>
+    </w:p>
+    <w:p>
+      <w:pPr>
+        <w:pStyle w:val="Heading3"/>
       </w:pPr>
       <w:r>
         <w:t>Trigger</w:t>
       </w:r>
     </w:p>
     <w:p>
+      <w:pPr>
+        <w:spacing w:after="40"/>
+      </w:pPr>
       <w:r>
         <w:rPr>
           <w:b/>
+          <w:color w:val="1F497D"/>
         </w:rPr>
-        <w:t xml:space="preserve">Type: </w:t>
+        <w:t xml:space="preserve">Description: </w:t>
       </w:r>
       <w:r>
-        <w:t>http:listener</w:t>
+        <w:t>HTTP Listener — receives ANY requests at path '/scatter'</w:t>
       </w:r>
     </w:p>
     <w:p>
+      <w:pPr>
+        <w:spacing w:after="40"/>
+      </w:pPr>
       <w:r>
         <w:rPr>
           <w:b/>
+          <w:color w:val="1F497D"/>
         </w:rPr>
-        <w:t xml:space="preserve">Path: </w:t>
-      </w:r>
-      <w:r>
-        <w:t>/scatter</w:t>
-      </w:r>
-    </w:p>
-    <w:p>
-      <w:r>
-        <w:rPr>
-          <w:b/>
-        </w:rPr>
-        <w:t xml:space="preserve">Config-ref: </w:t>
+        <w:t xml:space="preserve">Config Reference: </w:t>
       </w:r>
       <w:r>
         <w:t>HTTP_Listener_config</w:t>
@@ -123,7 +135,7 @@
     </w:p>
     <w:p>
       <w:pPr>
-        <w:pStyle w:val="Heading2"/>
+        <w:pStyle w:val="Heading3"/>
       </w:pPr>
       <w:r>
         <w:t>Logic Steps</w:t>
@@ -136,19 +148,21 @@
         <w:tblLook w:firstColumn="1" w:firstRow="1" w:lastColumn="0" w:lastRow="0" w:noHBand="0" w:noVBand="1" w:val="04A0"/>
       </w:tblPr>
       <w:tblGrid>
-        <w:gridCol w:w="2880"/>
-        <w:gridCol w:w="2880"/>
-        <w:gridCol w:w="2880"/>
+        <w:gridCol w:w="4320"/>
+        <w:gridCol w:w="4320"/>
       </w:tblGrid>
       <w:tr>
         <w:tc>
           <w:tcPr>
-            <w:tcW w:type="dxa" w:w="2880"/>
+            <w:tcW w:type="dxa" w:w="720"/>
+            <w:shd w:val="clear" w:color="auto" w:fill="2E75B6"/>
           </w:tcPr>
           <w:p>
             <w:r>
               <w:rPr>
                 <w:b/>
+                <w:color w:val="FFFFFF"/>
+                <w:sz w:val="20"/>
               </w:rPr>
               <w:t>Step</w:t>
             </w:r>
@@ -156,27 +170,17 @@
         </w:tc>
         <w:tc>
           <w:tcPr>
-            <w:tcW w:type="dxa" w:w="2880"/>
+            <w:tcW w:type="dxa" w:w="7920"/>
+            <w:shd w:val="clear" w:color="auto" w:fill="2E75B6"/>
           </w:tcPr>
           <w:p>
             <w:r>
               <w:rPr>
                 <w:b/>
+                <w:color w:val="FFFFFF"/>
+                <w:sz w:val="20"/>
               </w:rPr>
-              <w:t>Component</w:t>
-            </w:r>
-          </w:p>
-        </w:tc>
-        <w:tc>
-          <w:tcPr>
-            <w:tcW w:type="dxa" w:w="2880"/>
-          </w:tcPr>
-          <w:p>
-            <w:r>
-              <w:rPr>
-                <w:b/>
-              </w:rPr>
-              <w:t>Details</w:t>
+              <w:t>What it does</w:t>
             </w:r>
           </w:p>
         </w:tc>
@@ -184,31 +188,29 @@
       <w:tr>
         <w:tc>
           <w:tcPr>
-            <w:tcW w:type="dxa" w:w="2880"/>
+            <w:tcW w:type="dxa" w:w="720"/>
+            <w:shd w:val="clear" w:color="auto" w:fill="EBF3FB"/>
           </w:tcPr>
           <w:p>
             <w:r>
+              <w:rPr>
+                <w:sz w:val="18"/>
+              </w:rPr>
               <w:t>1</w:t>
             </w:r>
           </w:p>
         </w:tc>
         <w:tc>
           <w:tcPr>
-            <w:tcW w:type="dxa" w:w="2880"/>
+            <w:tcW w:type="dxa" w:w="7920"/>
+            <w:shd w:val="clear" w:color="auto" w:fill="EBF3FB"/>
           </w:tcPr>
           <w:p>
             <w:r>
-              <w:t>http:listener</w:t>
-            </w:r>
-          </w:p>
-        </w:tc>
-        <w:tc>
-          <w:tcPr>
-            <w:tcW w:type="dxa" w:w="2880"/>
-          </w:tcPr>
-          <w:p>
-            <w:r>
-              <w:t>path=/scatter, config-ref=HTTP_Listener_config</w:t>
+              <w:rPr>
+                <w:sz w:val="18"/>
+              </w:rPr>
+              <w:t>HTTP Listener — waits for incoming requests on path '/scatter' [ANY]</w:t>
             </w:r>
           </w:p>
         </w:tc>
@@ -216,31 +218,29 @@
       <w:tr>
         <w:tc>
           <w:tcPr>
-            <w:tcW w:type="dxa" w:w="2880"/>
+            <w:tcW w:type="dxa" w:w="720"/>
+            <w:shd w:val="clear" w:color="auto" w:fill="FFFFFF"/>
           </w:tcPr>
           <w:p>
             <w:r>
+              <w:rPr>
+                <w:sz w:val="18"/>
+              </w:rPr>
               <w:t>2</w:t>
             </w:r>
           </w:p>
         </w:tc>
         <w:tc>
           <w:tcPr>
-            <w:tcW w:type="dxa" w:w="2880"/>
+            <w:tcW w:type="dxa" w:w="7920"/>
+            <w:shd w:val="clear" w:color="auto" w:fill="FFFFFF"/>
           </w:tcPr>
           <w:p>
             <w:r>
-              <w:t>mule:set-variable</w:t>
-            </w:r>
-          </w:p>
-        </w:tc>
-        <w:tc>
-          <w:tcPr>
-            <w:tcW w:type="dxa" w:w="2880"/>
-          </w:tcPr>
-          <w:p>
-            <w:r>
-              <w:t>variableName=message, value=#["message from payload"]</w:t>
+              <w:rPr>
+                <w:sz w:val="18"/>
+              </w:rPr>
+              <w:t>Scatter-Gather — runs multiple routes in parallel and merges all results</w:t>
             </w:r>
           </w:p>
         </w:tc>
@@ -248,71 +248,38 @@
       <w:tr>
         <w:tc>
           <w:tcPr>
-            <w:tcW w:type="dxa" w:w="2880"/>
+            <w:tcW w:type="dxa" w:w="720"/>
+            <w:shd w:val="clear" w:color="auto" w:fill="EBF3FB"/>
           </w:tcPr>
           <w:p>
             <w:r>
+              <w:rPr>
+                <w:sz w:val="18"/>
+              </w:rPr>
               <w:t>3</w:t>
             </w:r>
           </w:p>
         </w:tc>
         <w:tc>
           <w:tcPr>
-            <w:tcW w:type="dxa" w:w="2880"/>
+            <w:tcW w:type="dxa" w:w="7920"/>
+            <w:shd w:val="clear" w:color="auto" w:fill="EBF3FB"/>
           </w:tcPr>
           <w:p>
             <w:r>
-              <w:t>mule:scatter-gather</w:t>
-            </w:r>
-          </w:p>
-        </w:tc>
-        <w:tc>
-          <w:tcPr>
-            <w:tcW w:type="dxa" w:w="2880"/>
-          </w:tcPr>
-          <w:p>
-            <w:r>
-              <w:t>-</w:t>
-            </w:r>
-          </w:p>
-        </w:tc>
-      </w:tr>
-      <w:tr>
-        <w:tc>
-          <w:tcPr>
-            <w:tcW w:type="dxa" w:w="2880"/>
-          </w:tcPr>
-          <w:p>
-            <w:r>
-              <w:t>4</w:t>
-            </w:r>
-          </w:p>
-        </w:tc>
-        <w:tc>
-          <w:tcPr>
-            <w:tcW w:type="dxa" w:w="2880"/>
-          </w:tcPr>
-          <w:p>
-            <w:r>
-              <w:t>ee:transform</w:t>
-            </w:r>
-          </w:p>
-        </w:tc>
-        <w:tc>
-          <w:tcPr>
-            <w:tcW w:type="dxa" w:w="2880"/>
-          </w:tcPr>
-          <w:p>
-            <w:r>
-              <w:t>-</w:t>
+              <w:rPr>
+                <w:sz w:val="18"/>
+              </w:rPr>
+              <w:t>DataWeave Transform — transforms the message payload or variables</w:t>
             </w:r>
           </w:p>
         </w:tc>
       </w:tr>
     </w:tbl>
+    <w:p/>
     <w:p>
       <w:pPr>
-        <w:pStyle w:val="Heading2"/>
+        <w:pStyle w:val="Heading3"/>
       </w:pPr>
       <w:r>
         <w:t>DataWeave Transformations</w:t>
@@ -322,17 +289,20 @@
       <w:r>
         <w:rPr>
           <w:b/>
+          <w:color w:val="1F497D"/>
         </w:rPr>
-        <w:t>Transform 1 — Transform Message</w:t>
+        <w:t>Transform 1 — Builds message string from flow variable</w:t>
       </w:r>
     </w:p>
     <w:p>
       <w:pPr>
-        <w:pStyle w:val="NoSpacing"/>
+        <w:spacing w:before="40" w:after="120"/>
+        <w:ind w:left="432"/>
       </w:pPr>
       <w:r>
         <w:rPr>
           <w:rFonts w:ascii="Courier New" w:hAnsi="Courier New"/>
+          <w:color w:val="1A1A1A"/>
           <w:sz w:val="18"/>
         </w:rPr>
         <w:t>%dw 2.0</w:t>
@@ -353,17 +323,20 @@
       <w:r>
         <w:rPr>
           <w:b/>
+          <w:color w:val="1F497D"/>
         </w:rPr>
-        <w:t>Transform 2 — Transform Message</w:t>
+        <w:t>Transform 2 — Builds message string from flow variable</w:t>
       </w:r>
     </w:p>
     <w:p>
       <w:pPr>
-        <w:pStyle w:val="NoSpacing"/>
+        <w:spacing w:before="40" w:after="120"/>
+        <w:ind w:left="432"/>
       </w:pPr>
       <w:r>
         <w:rPr>
           <w:rFonts w:ascii="Courier New" w:hAnsi="Courier New"/>
+          <w:color w:val="1A1A1A"/>
           <w:sz w:val="18"/>
         </w:rPr>
         <w:t>%dw 2.0</w:t>
@@ -384,17 +357,20 @@
       <w:r>
         <w:rPr>
           <w:b/>
+          <w:color w:val="1F497D"/>
         </w:rPr>
-        <w:t>Transform 3 — Transform Message</w:t>
+        <w:t>Transform 3 — Builds message string from flow variable</w:t>
       </w:r>
     </w:p>
     <w:p>
       <w:pPr>
-        <w:pStyle w:val="NoSpacing"/>
+        <w:spacing w:before="40" w:after="120"/>
+        <w:ind w:left="432"/>
       </w:pPr>
       <w:r>
         <w:rPr>
           <w:rFonts w:ascii="Courier New" w:hAnsi="Courier New"/>
+          <w:color w:val="1A1A1A"/>
           <w:sz w:val="18"/>
         </w:rPr>
         <w:t>%dw 2.0</w:t>
@@ -415,136 +391,20 @@
       <w:r>
         <w:rPr>
           <w:b/>
+          <w:color w:val="1F497D"/>
         </w:rPr>
-        <w:t>Transform 4 — Transform Message</w:t>
+        <w:t>Transform 4 — Passes payload through as JSON output</w:t>
       </w:r>
     </w:p>
     <w:p>
       <w:pPr>
-        <w:pStyle w:val="NoSpacing"/>
+        <w:spacing w:before="40" w:after="120"/>
+        <w:ind w:left="432"/>
       </w:pPr>
       <w:r>
         <w:rPr>
           <w:rFonts w:ascii="Courier New" w:hAnsi="Courier New"/>
-          <w:sz w:val="18"/>
-        </w:rPr>
-        <w:t>%dw 2.0</w:t>
-        <w:br/>
-        <w:t>output application/json</w:t>
-        <w:br/>
-        <w:t>---</w:t>
-        <w:br/>
-        <w:t>payload</w:t>
-      </w:r>
-    </w:p>
-    <w:p>
-      <w:r>
-        <w:rPr>
-          <w:b/>
-        </w:rPr>
-        <w:t>Transform 5 — Set Payload</w:t>
-      </w:r>
-    </w:p>
-    <w:p>
-      <w:pPr>
-        <w:pStyle w:val="NoSpacing"/>
-      </w:pPr>
-      <w:r>
-        <w:rPr>
-          <w:rFonts w:ascii="Courier New" w:hAnsi="Courier New"/>
-          <w:sz w:val="18"/>
-        </w:rPr>
-        <w:t>%dw 2.0</w:t>
-        <w:br/>
-        <w:t>output application/java</w:t>
-        <w:br/>
-        <w:t>---</w:t>
-        <w:br/>
-        <w:t>{</w:t>
-        <w:br/>
-        <w:tab/>
-        <w:t>"Message" : vars.message as String ++  "hello from first transform"</w:t>
-        <w:br/>
-        <w:t>}</w:t>
-      </w:r>
-    </w:p>
-    <w:p>
-      <w:r>
-        <w:rPr>
-          <w:b/>
-        </w:rPr>
-        <w:t>Transform 6 — Set Payload</w:t>
-      </w:r>
-    </w:p>
-    <w:p>
-      <w:pPr>
-        <w:pStyle w:val="NoSpacing"/>
-      </w:pPr>
-      <w:r>
-        <w:rPr>
-          <w:rFonts w:ascii="Courier New" w:hAnsi="Courier New"/>
-          <w:sz w:val="18"/>
-        </w:rPr>
-        <w:t>%dw 2.0</w:t>
-        <w:br/>
-        <w:t>output application/json</w:t>
-        <w:br/>
-        <w:t>---</w:t>
-        <w:br/>
-        <w:t>{</w:t>
-        <w:br/>
-        <w:tab/>
-        <w:t>"Message" : vars.message as String ++  "hello from third transform"</w:t>
-        <w:br/>
-        <w:t>}</w:t>
-      </w:r>
-    </w:p>
-    <w:p>
-      <w:r>
-        <w:rPr>
-          <w:b/>
-        </w:rPr>
-        <w:t>Transform 7 — Set Payload</w:t>
-      </w:r>
-    </w:p>
-    <w:p>
-      <w:pPr>
-        <w:pStyle w:val="NoSpacing"/>
-      </w:pPr>
-      <w:r>
-        <w:rPr>
-          <w:rFonts w:ascii="Courier New" w:hAnsi="Courier New"/>
-          <w:sz w:val="18"/>
-        </w:rPr>
-        <w:t>%dw 2.0</w:t>
-        <w:br/>
-        <w:t>output application/java</w:t>
-        <w:br/>
-        <w:t>---</w:t>
-        <w:br/>
-        <w:t>{</w:t>
-        <w:br/>
-        <w:tab/>
-        <w:t>"Message" : vars.message as String ++  "hello from second transform"</w:t>
-        <w:br/>
-        <w:t>}</w:t>
-      </w:r>
-    </w:p>
-    <w:p>
-      <w:r>
-        <w:rPr>
-          <w:b/>
-        </w:rPr>
-        <w:t>Transform 8 — Set Payload</w:t>
-      </w:r>
-    </w:p>
-    <w:p>
-      <w:pPr>
-        <w:pStyle w:val="NoSpacing"/>
-      </w:pPr>
-      <w:r>
-        <w:rPr>
-          <w:rFonts w:ascii="Courier New" w:hAnsi="Courier New"/>
+          <w:color w:val="1A1A1A"/>
           <w:sz w:val="18"/>
         </w:rPr>
         <w:t>%dw 2.0</w:t>
@@ -558,16 +418,20 @@
     </w:p>
     <w:p>
       <w:pPr>
-        <w:pStyle w:val="Heading2"/>
+        <w:pStyle w:val="Heading3"/>
       </w:pPr>
       <w:r>
         <w:t>Error Handling</w:t>
       </w:r>
     </w:p>
     <w:p>
+      <w:pPr>
+        <w:spacing w:after="40"/>
+      </w:pPr>
       <w:r>
         <w:rPr>
           <w:b/>
+          <w:color w:val="1F497D"/>
         </w:rPr>
         <w:t xml:space="preserve">Strategy: </w:t>
       </w:r>
@@ -576,51 +440,133 @@
       </w:r>
     </w:p>
     <w:p>
+      <w:pPr>
+        <w:spacing w:after="40"/>
+      </w:pPr>
       <w:r>
         <w:rPr>
           <w:b/>
+          <w:color w:val="1F497D"/>
         </w:rPr>
-        <w:t xml:space="preserve">Error Types: </w:t>
+        <w:t xml:space="preserve">Catches Error Types: </w:t>
       </w:r>
       <w:r>
         <w:t>ANY</w:t>
       </w:r>
     </w:p>
     <w:p>
+      <w:pPr>
+        <w:spacing w:after="40"/>
+      </w:pPr>
       <w:r>
         <w:rPr>
           <w:b/>
+          <w:color w:val="1F497D"/>
         </w:rPr>
-        <w:t xml:space="preserve">Notifications: </w:t>
+        <w:t xml:space="preserve">Enable Notifications: </w:t>
       </w:r>
       <w:r>
         <w:t>true</w:t>
       </w:r>
     </w:p>
     <w:p>
+      <w:r>
+        <w:t>Behaviour: Logs the error and continues processing. The parent scope (e.g. Scatter-Gather route) does not fail.</w:t>
+      </w:r>
+    </w:p>
+    <w:p>
       <w:pPr>
-        <w:pStyle w:val="Heading2"/>
+        <w:pStyle w:val="Heading3"/>
       </w:pPr>
       <w:r>
         <w:t>Connectors Used</w:t>
       </w:r>
     </w:p>
+    <w:tbl>
+      <w:tblPr>
+        <w:tblStyle w:val="TableGrid"/>
+        <w:tblW w:type="auto" w:w="0"/>
+        <w:tblLook w:firstColumn="1" w:firstRow="1" w:lastColumn="0" w:lastRow="0" w:noHBand="0" w:noVBand="1" w:val="04A0"/>
+      </w:tblPr>
+      <w:tblGrid>
+        <w:gridCol w:w="4320"/>
+        <w:gridCol w:w="4320"/>
+      </w:tblGrid>
+      <w:tr>
+        <w:tc>
+          <w:tcPr>
+            <w:tcW w:type="dxa" w:w="3600"/>
+            <w:shd w:val="clear" w:color="auto" w:fill="2E75B6"/>
+          </w:tcPr>
+          <w:p>
+            <w:r>
+              <w:rPr>
+                <w:b/>
+                <w:color w:val="FFFFFF"/>
+                <w:sz w:val="20"/>
+              </w:rPr>
+              <w:t>Connector</w:t>
+            </w:r>
+          </w:p>
+        </w:tc>
+        <w:tc>
+          <w:tcPr>
+            <w:tcW w:type="dxa" w:w="5040"/>
+            <w:shd w:val="clear" w:color="auto" w:fill="2E75B6"/>
+          </w:tcPr>
+          <w:p>
+            <w:r>
+              <w:rPr>
+                <w:b/>
+                <w:color w:val="FFFFFF"/>
+                <w:sz w:val="20"/>
+              </w:rPr>
+              <w:t>Config Reference</w:t>
+            </w:r>
+          </w:p>
+        </w:tc>
+      </w:tr>
+      <w:tr>
+        <w:tc>
+          <w:tcPr>
+            <w:tcW w:type="dxa" w:w="3600"/>
+            <w:shd w:val="clear" w:color="auto" w:fill="EBF3FB"/>
+          </w:tcPr>
+          <w:p>
+            <w:r>
+              <w:rPr>
+                <w:sz w:val="18"/>
+              </w:rPr>
+              <w:t>http:listener</w:t>
+            </w:r>
+          </w:p>
+        </w:tc>
+        <w:tc>
+          <w:tcPr>
+            <w:tcW w:type="dxa" w:w="5040"/>
+            <w:shd w:val="clear" w:color="auto" w:fill="EBF3FB"/>
+          </w:tcPr>
+          <w:p>
+            <w:r>
+              <w:rPr>
+                <w:sz w:val="18"/>
+              </w:rPr>
+              <w:t>HTTP_Listener_config</w:t>
+            </w:r>
+          </w:p>
+        </w:tc>
+      </w:tr>
+    </w:tbl>
+    <w:p/>
     <w:p>
-      <w:r>
-        <w:rPr>
-          <w:b/>
-        </w:rPr>
-        <w:t xml:space="preserve">http:listener: </w:t>
-      </w:r>
-      <w:r>
-        <w:t>config-ref=HTTP_Listener_config</w:t>
-      </w:r>
+      <w:pPr>
+        <w:spacing w:before="80" w:after="80"/>
+        <w:pBdr>
+          <w:bottom w:val="single" w:sz="6" w:space="1" w:color="2E75B6"/>
+        </w:pBdr>
+      </w:pPr>
     </w:p>
-    <w:p>
-      <w:r>
-        <w:t>────────────────────────────────────────────────────────────</w:t>
-      </w:r>
-    </w:p>
+    <w:p/>
     <w:p>
       <w:r>
         <w:br w:type="page"/>
@@ -636,16 +582,20 @@
     </w:p>
     <w:p>
       <w:pPr>
-        <w:pStyle w:val="Heading1"/>
+        <w:pStyle w:val="Heading2"/>
       </w:pPr>
       <w:r>
         <w:t>Flow: connectdatabaseFlow</w:t>
       </w:r>
     </w:p>
     <w:p>
+      <w:pPr>
+        <w:spacing w:after="40"/>
+      </w:pPr>
       <w:r>
         <w:rPr>
           <w:b/>
+          <w:color w:val="1F497D"/>
         </w:rPr>
         <w:t xml:space="preserve">Source File: </w:t>
       </w:r>
@@ -654,52 +604,69 @@
       </w:r>
     </w:p>
     <w:p>
+      <w:pPr>
+        <w:spacing w:after="40"/>
+      </w:pPr>
       <w:r>
         <w:rPr>
           <w:b/>
+          <w:color w:val="1F497D"/>
         </w:rPr>
         <w:t xml:space="preserve">Flow Type: </w:t>
       </w:r>
       <w:r>
-        <w:t>flow</w:t>
+        <w:t>Flow</w:t>
       </w:r>
     </w:p>
     <w:p>
       <w:pPr>
-        <w:pStyle w:val="Heading2"/>
+        <w:pStyle w:val="Heading3"/>
+      </w:pPr>
+      <w:r>
+        <w:t>Overview</w:t>
+      </w:r>
+    </w:p>
+    <w:p>
+      <w:pPr>
+        <w:spacing w:after="160"/>
+      </w:pPr>
+      <w:r>
+        <w:t>Accepts a JSON array of employees via HTTP POST, performs a bulk insert into the employee database table, then queries and returns a specific employee by ID.</w:t>
+      </w:r>
+    </w:p>
+    <w:p>
+      <w:pPr>
+        <w:pStyle w:val="Heading3"/>
       </w:pPr>
       <w:r>
         <w:t>Trigger</w:t>
       </w:r>
     </w:p>
     <w:p>
+      <w:pPr>
+        <w:spacing w:after="40"/>
+      </w:pPr>
       <w:r>
         <w:rPr>
           <w:b/>
+          <w:color w:val="1F497D"/>
         </w:rPr>
-        <w:t xml:space="preserve">Type: </w:t>
+        <w:t xml:space="preserve">Description: </w:t>
       </w:r>
       <w:r>
-        <w:t>http:listener</w:t>
+        <w:t>HTTP Listener — receives ANY requests at path '/testsql'</w:t>
       </w:r>
     </w:p>
     <w:p>
+      <w:pPr>
+        <w:spacing w:after="40"/>
+      </w:pPr>
       <w:r>
         <w:rPr>
           <w:b/>
+          <w:color w:val="1F497D"/>
         </w:rPr>
-        <w:t xml:space="preserve">Path: </w:t>
-      </w:r>
-      <w:r>
-        <w:t>/testsql</w:t>
-      </w:r>
-    </w:p>
-    <w:p>
-      <w:r>
-        <w:rPr>
-          <w:b/>
-        </w:rPr>
-        <w:t xml:space="preserve">Config-ref: </w:t>
+        <w:t xml:space="preserve">Config Reference: </w:t>
       </w:r>
       <w:r>
         <w:t>HTTP_Listener_config</w:t>
@@ -707,7 +674,7 @@
     </w:p>
     <w:p>
       <w:pPr>
-        <w:pStyle w:val="Heading2"/>
+        <w:pStyle w:val="Heading3"/>
       </w:pPr>
       <w:r>
         <w:t>Logic Steps</w:t>
@@ -720,19 +687,21 @@
         <w:tblLook w:firstColumn="1" w:firstRow="1" w:lastColumn="0" w:lastRow="0" w:noHBand="0" w:noVBand="1" w:val="04A0"/>
       </w:tblPr>
       <w:tblGrid>
-        <w:gridCol w:w="2880"/>
-        <w:gridCol w:w="2880"/>
-        <w:gridCol w:w="2880"/>
+        <w:gridCol w:w="4320"/>
+        <w:gridCol w:w="4320"/>
       </w:tblGrid>
       <w:tr>
         <w:tc>
           <w:tcPr>
-            <w:tcW w:type="dxa" w:w="2880"/>
+            <w:tcW w:type="dxa" w:w="720"/>
+            <w:shd w:val="clear" w:color="auto" w:fill="2E75B6"/>
           </w:tcPr>
           <w:p>
             <w:r>
               <w:rPr>
                 <w:b/>
+                <w:color w:val="FFFFFF"/>
+                <w:sz w:val="20"/>
               </w:rPr>
               <w:t>Step</w:t>
             </w:r>
@@ -740,27 +709,17 @@
         </w:tc>
         <w:tc>
           <w:tcPr>
-            <w:tcW w:type="dxa" w:w="2880"/>
+            <w:tcW w:type="dxa" w:w="7920"/>
+            <w:shd w:val="clear" w:color="auto" w:fill="2E75B6"/>
           </w:tcPr>
           <w:p>
             <w:r>
               <w:rPr>
                 <w:b/>
+                <w:color w:val="FFFFFF"/>
+                <w:sz w:val="20"/>
               </w:rPr>
-              <w:t>Component</w:t>
-            </w:r>
-          </w:p>
-        </w:tc>
-        <w:tc>
-          <w:tcPr>
-            <w:tcW w:type="dxa" w:w="2880"/>
-          </w:tcPr>
-          <w:p>
-            <w:r>
-              <w:rPr>
-                <w:b/>
-              </w:rPr>
-              <w:t>Details</w:t>
+              <w:t>What it does</w:t>
             </w:r>
           </w:p>
         </w:tc>
@@ -768,31 +727,29 @@
       <w:tr>
         <w:tc>
           <w:tcPr>
-            <w:tcW w:type="dxa" w:w="2880"/>
+            <w:tcW w:type="dxa" w:w="720"/>
+            <w:shd w:val="clear" w:color="auto" w:fill="EBF3FB"/>
           </w:tcPr>
           <w:p>
             <w:r>
+              <w:rPr>
+                <w:sz w:val="18"/>
+              </w:rPr>
               <w:t>1</w:t>
             </w:r>
           </w:p>
         </w:tc>
         <w:tc>
           <w:tcPr>
-            <w:tcW w:type="dxa" w:w="2880"/>
+            <w:tcW w:type="dxa" w:w="7920"/>
+            <w:shd w:val="clear" w:color="auto" w:fill="EBF3FB"/>
           </w:tcPr>
           <w:p>
             <w:r>
-              <w:t>http:listener</w:t>
-            </w:r>
-          </w:p>
-        </w:tc>
-        <w:tc>
-          <w:tcPr>
-            <w:tcW w:type="dxa" w:w="2880"/>
-          </w:tcPr>
-          <w:p>
-            <w:r>
-              <w:t>path=/testsql, config-ref=HTTP_Listener_config</w:t>
+              <w:rPr>
+                <w:sz w:val="18"/>
+              </w:rPr>
+              <w:t>HTTP Listener — waits for incoming requests on path '/testsql' [ANY]</w:t>
             </w:r>
           </w:p>
         </w:tc>
@@ -800,31 +757,29 @@
       <w:tr>
         <w:tc>
           <w:tcPr>
-            <w:tcW w:type="dxa" w:w="2880"/>
+            <w:tcW w:type="dxa" w:w="720"/>
+            <w:shd w:val="clear" w:color="auto" w:fill="FFFFFF"/>
           </w:tcPr>
           <w:p>
             <w:r>
+              <w:rPr>
+                <w:sz w:val="18"/>
+              </w:rPr>
               <w:t>2</w:t>
             </w:r>
           </w:p>
         </w:tc>
         <w:tc>
           <w:tcPr>
-            <w:tcW w:type="dxa" w:w="2880"/>
+            <w:tcW w:type="dxa" w:w="7920"/>
+            <w:shd w:val="clear" w:color="auto" w:fill="FFFFFF"/>
           </w:tcPr>
           <w:p>
             <w:r>
-              <w:t>db:bulk-insert</w:t>
-            </w:r>
-          </w:p>
-        </w:tc>
-        <w:tc>
-          <w:tcPr>
-            <w:tcW w:type="dxa" w:w="2880"/>
-          </w:tcPr>
-          <w:p>
-            <w:r>
-              <w:t>config-ref=Database_Config1</w:t>
+              <w:rPr>
+                <w:sz w:val="18"/>
+              </w:rPr>
+              <w:t>Database Bulk Insert — inserts multiple records into the database</w:t>
             </w:r>
           </w:p>
         </w:tc>
@@ -832,31 +787,29 @@
       <w:tr>
         <w:tc>
           <w:tcPr>
-            <w:tcW w:type="dxa" w:w="2880"/>
+            <w:tcW w:type="dxa" w:w="720"/>
+            <w:shd w:val="clear" w:color="auto" w:fill="EBF3FB"/>
           </w:tcPr>
           <w:p>
             <w:r>
+              <w:rPr>
+                <w:sz w:val="18"/>
+              </w:rPr>
               <w:t>3</w:t>
             </w:r>
           </w:p>
         </w:tc>
         <w:tc>
           <w:tcPr>
-            <w:tcW w:type="dxa" w:w="2880"/>
+            <w:tcW w:type="dxa" w:w="7920"/>
+            <w:shd w:val="clear" w:color="auto" w:fill="EBF3FB"/>
           </w:tcPr>
           <w:p>
             <w:r>
-              <w:t>db:select</w:t>
-            </w:r>
-          </w:p>
-        </w:tc>
-        <w:tc>
-          <w:tcPr>
-            <w:tcW w:type="dxa" w:w="2880"/>
-          </w:tcPr>
-          <w:p>
-            <w:r>
-              <w:t>config-ref=Database_Config1</w:t>
+              <w:rPr>
+                <w:sz w:val="18"/>
+              </w:rPr>
+              <w:t>Database Select — queries records from the database</w:t>
             </w:r>
           </w:p>
         </w:tc>
@@ -864,39 +817,38 @@
       <w:tr>
         <w:tc>
           <w:tcPr>
-            <w:tcW w:type="dxa" w:w="2880"/>
+            <w:tcW w:type="dxa" w:w="720"/>
+            <w:shd w:val="clear" w:color="auto" w:fill="FFFFFF"/>
           </w:tcPr>
           <w:p>
             <w:r>
+              <w:rPr>
+                <w:sz w:val="18"/>
+              </w:rPr>
               <w:t>4</w:t>
             </w:r>
           </w:p>
         </w:tc>
         <w:tc>
           <w:tcPr>
-            <w:tcW w:type="dxa" w:w="2880"/>
+            <w:tcW w:type="dxa" w:w="7920"/>
+            <w:shd w:val="clear" w:color="auto" w:fill="FFFFFF"/>
           </w:tcPr>
           <w:p>
             <w:r>
-              <w:t>ee:transform</w:t>
-            </w:r>
-          </w:p>
-        </w:tc>
-        <w:tc>
-          <w:tcPr>
-            <w:tcW w:type="dxa" w:w="2880"/>
-          </w:tcPr>
-          <w:p>
-            <w:r>
-              <w:t>-</w:t>
+              <w:rPr>
+                <w:sz w:val="18"/>
+              </w:rPr>
+              <w:t>DataWeave Transform — transforms the message payload or variables</w:t>
             </w:r>
           </w:p>
         </w:tc>
       </w:tr>
     </w:tbl>
+    <w:p/>
     <w:p>
       <w:pPr>
-        <w:pStyle w:val="Heading2"/>
+        <w:pStyle w:val="Heading3"/>
       </w:pPr>
       <w:r>
         <w:t>DataWeave Transformations</w:t>
@@ -906,43 +858,20 @@
       <w:r>
         <w:rPr>
           <w:b/>
+          <w:color w:val="1F497D"/>
         </w:rPr>
-        <w:t>Transform 1 — Transform Message</w:t>
+        <w:t>Transform 1 — Passes payload through as JSON output</w:t>
       </w:r>
     </w:p>
     <w:p>
       <w:pPr>
-        <w:pStyle w:val="NoSpacing"/>
+        <w:spacing w:before="40" w:after="120"/>
+        <w:ind w:left="432"/>
       </w:pPr>
       <w:r>
         <w:rPr>
           <w:rFonts w:ascii="Courier New" w:hAnsi="Courier New"/>
-          <w:sz w:val="18"/>
-        </w:rPr>
-        <w:t>%dw 2.0</w:t>
-        <w:br/>
-        <w:t>output application/json</w:t>
-        <w:br/>
-        <w:t>---</w:t>
-        <w:br/>
-        <w:t>payload</w:t>
-      </w:r>
-    </w:p>
-    <w:p>
-      <w:r>
-        <w:rPr>
-          <w:b/>
-        </w:rPr>
-        <w:t>Transform 2 — Set Payload</w:t>
-      </w:r>
-    </w:p>
-    <w:p>
-      <w:pPr>
-        <w:pStyle w:val="NoSpacing"/>
-      </w:pPr>
-      <w:r>
-        <w:rPr>
-          <w:rFonts w:ascii="Courier New" w:hAnsi="Courier New"/>
+          <w:color w:val="1A1A1A"/>
           <w:sz w:val="18"/>
         </w:rPr>
         <w:t>%dw 2.0</w:t>
@@ -956,83 +885,157 @@
     </w:p>
     <w:p>
       <w:pPr>
-        <w:pStyle w:val="Heading2"/>
+        <w:pStyle w:val="Heading3"/>
       </w:pPr>
       <w:r>
         <w:t>Connectors Used</w:t>
       </w:r>
     </w:p>
+    <w:tbl>
+      <w:tblPr>
+        <w:tblStyle w:val="TableGrid"/>
+        <w:tblW w:type="auto" w:w="0"/>
+        <w:tblLook w:firstColumn="1" w:firstRow="1" w:lastColumn="0" w:lastRow="0" w:noHBand="0" w:noVBand="1" w:val="04A0"/>
+      </w:tblPr>
+      <w:tblGrid>
+        <w:gridCol w:w="4320"/>
+        <w:gridCol w:w="4320"/>
+      </w:tblGrid>
+      <w:tr>
+        <w:tc>
+          <w:tcPr>
+            <w:tcW w:type="dxa" w:w="3600"/>
+            <w:shd w:val="clear" w:color="auto" w:fill="2E75B6"/>
+          </w:tcPr>
+          <w:p>
+            <w:r>
+              <w:rPr>
+                <w:b/>
+                <w:color w:val="FFFFFF"/>
+                <w:sz w:val="20"/>
+              </w:rPr>
+              <w:t>Connector</w:t>
+            </w:r>
+          </w:p>
+        </w:tc>
+        <w:tc>
+          <w:tcPr>
+            <w:tcW w:type="dxa" w:w="5040"/>
+            <w:shd w:val="clear" w:color="auto" w:fill="2E75B6"/>
+          </w:tcPr>
+          <w:p>
+            <w:r>
+              <w:rPr>
+                <w:b/>
+                <w:color w:val="FFFFFF"/>
+                <w:sz w:val="20"/>
+              </w:rPr>
+              <w:t>Config Reference</w:t>
+            </w:r>
+          </w:p>
+        </w:tc>
+      </w:tr>
+      <w:tr>
+        <w:tc>
+          <w:tcPr>
+            <w:tcW w:type="dxa" w:w="3600"/>
+            <w:shd w:val="clear" w:color="auto" w:fill="EBF3FB"/>
+          </w:tcPr>
+          <w:p>
+            <w:r>
+              <w:rPr>
+                <w:sz w:val="18"/>
+              </w:rPr>
+              <w:t>http:listener</w:t>
+            </w:r>
+          </w:p>
+        </w:tc>
+        <w:tc>
+          <w:tcPr>
+            <w:tcW w:type="dxa" w:w="5040"/>
+            <w:shd w:val="clear" w:color="auto" w:fill="EBF3FB"/>
+          </w:tcPr>
+          <w:p>
+            <w:r>
+              <w:rPr>
+                <w:sz w:val="18"/>
+              </w:rPr>
+              <w:t>HTTP_Listener_config</w:t>
+            </w:r>
+          </w:p>
+        </w:tc>
+      </w:tr>
+      <w:tr>
+        <w:tc>
+          <w:tcPr>
+            <w:tcW w:type="dxa" w:w="3600"/>
+            <w:shd w:val="clear" w:color="auto" w:fill="FFFFFF"/>
+          </w:tcPr>
+          <w:p>
+            <w:r>
+              <w:rPr>
+                <w:sz w:val="18"/>
+              </w:rPr>
+              <w:t>db:bulk-insert</w:t>
+            </w:r>
+          </w:p>
+        </w:tc>
+        <w:tc>
+          <w:tcPr>
+            <w:tcW w:type="dxa" w:w="5040"/>
+            <w:shd w:val="clear" w:color="auto" w:fill="FFFFFF"/>
+          </w:tcPr>
+          <w:p>
+            <w:r>
+              <w:rPr>
+                <w:sz w:val="18"/>
+              </w:rPr>
+              <w:t>Database_Config1</w:t>
+            </w:r>
+          </w:p>
+        </w:tc>
+      </w:tr>
+      <w:tr>
+        <w:tc>
+          <w:tcPr>
+            <w:tcW w:type="dxa" w:w="3600"/>
+            <w:shd w:val="clear" w:color="auto" w:fill="EBF3FB"/>
+          </w:tcPr>
+          <w:p>
+            <w:r>
+              <w:rPr>
+                <w:sz w:val="18"/>
+              </w:rPr>
+              <w:t>db:select</w:t>
+            </w:r>
+          </w:p>
+        </w:tc>
+        <w:tc>
+          <w:tcPr>
+            <w:tcW w:type="dxa" w:w="5040"/>
+            <w:shd w:val="clear" w:color="auto" w:fill="EBF3FB"/>
+          </w:tcPr>
+          <w:p>
+            <w:r>
+              <w:rPr>
+                <w:sz w:val="18"/>
+              </w:rPr>
+              <w:t>Database_Config1</w:t>
+            </w:r>
+          </w:p>
+        </w:tc>
+      </w:tr>
+    </w:tbl>
+    <w:p/>
     <w:p>
-      <w:r>
-        <w:rPr>
-          <w:b/>
-        </w:rPr>
-        <w:t xml:space="preserve">http:listener: </w:t>
-      </w:r>
-      <w:r>
-        <w:t>config-ref=HTTP_Listener_config</w:t>
-      </w:r>
+      <w:pPr>
+        <w:spacing w:before="80" w:after="80"/>
+        <w:pBdr>
+          <w:bottom w:val="single" w:sz="6" w:space="1" w:color="2E75B6"/>
+        </w:pBdr>
+      </w:pPr>
     </w:p>
-    <w:p>
-      <w:r>
-        <w:rPr>
-          <w:b/>
-        </w:rPr>
-        <w:t xml:space="preserve">db:bulk-insert: </w:t>
-      </w:r>
-      <w:r>
-        <w:t>config-ref=Database_Config1</w:t>
-      </w:r>
-    </w:p>
-    <w:p>
-      <w:r>
-        <w:rPr>
-          <w:b/>
-        </w:rPr>
-        <w:t xml:space="preserve">db:bulk-input-parameters: </w:t>
-      </w:r>
-      <w:r>
-        <w:t>config-ref=-</w:t>
-      </w:r>
-    </w:p>
-    <w:p>
-      <w:r>
-        <w:rPr>
-          <w:b/>
-        </w:rPr>
-        <w:t xml:space="preserve">db:sql: </w:t>
-      </w:r>
-      <w:r>
-        <w:t>config-ref=-</w:t>
-      </w:r>
-    </w:p>
-    <w:p>
-      <w:r>
-        <w:rPr>
-          <w:b/>
-        </w:rPr>
-        <w:t xml:space="preserve">db:select: </w:t>
-      </w:r>
-      <w:r>
-        <w:t>config-ref=Database_Config1</w:t>
-      </w:r>
-    </w:p>
-    <w:p>
-      <w:r>
-        <w:rPr>
-          <w:b/>
-        </w:rPr>
-        <w:t xml:space="preserve">db:input-parameters: </w:t>
-      </w:r>
-      <w:r>
-        <w:t>config-ref=-</w:t>
-      </w:r>
-    </w:p>
-    <w:p>
-      <w:r>
-        <w:t>────────────────────────────────────────────────────────────</w:t>
-      </w:r>
-    </w:p>
+    <w:p/>
     <w:p>
       <w:r>
         <w:br w:type="page"/>
@@ -1040,16 +1043,20 @@
     </w:p>
     <w:p>
       <w:pPr>
-        <w:pStyle w:val="Heading1"/>
+        <w:pStyle w:val="Heading2"/>
       </w:pPr>
       <w:r>
         <w:t>Flow: connectdatabaseFlow2</w:t>
       </w:r>
     </w:p>
     <w:p>
+      <w:pPr>
+        <w:spacing w:after="40"/>
+      </w:pPr>
       <w:r>
         <w:rPr>
           <w:b/>
+          <w:color w:val="1F497D"/>
         </w:rPr>
         <w:t xml:space="preserve">Source File: </w:t>
       </w:r>
@@ -1058,38 +1065,62 @@
       </w:r>
     </w:p>
     <w:p>
+      <w:pPr>
+        <w:spacing w:after="40"/>
+      </w:pPr>
       <w:r>
         <w:rPr>
           <w:b/>
+          <w:color w:val="1F497D"/>
         </w:rPr>
         <w:t xml:space="preserve">Flow Type: </w:t>
       </w:r>
       <w:r>
-        <w:t>flow</w:t>
+        <w:t>Flow</w:t>
       </w:r>
     </w:p>
     <w:p>
       <w:pPr>
-        <w:pStyle w:val="Heading2"/>
+        <w:pStyle w:val="Heading3"/>
+      </w:pPr>
+      <w:r>
+        <w:t>Overview</w:t>
+      </w:r>
+    </w:p>
+    <w:p>
+      <w:pPr>
+        <w:spacing w:after="160"/>
+      </w:pPr>
+      <w:r>
+        <w:t>A utility/debug flow with no trigger. It simply logs the current watermark variable value at INFO level. This flow cannot be invoked automatically.</w:t>
+      </w:r>
+    </w:p>
+    <w:p>
+      <w:pPr>
+        <w:pStyle w:val="Heading3"/>
       </w:pPr>
       <w:r>
         <w:t>Trigger</w:t>
       </w:r>
     </w:p>
     <w:p>
+      <w:pPr>
+        <w:spacing w:after="40"/>
+      </w:pPr>
       <w:r>
         <w:rPr>
           <w:b/>
+          <w:color w:val="1F497D"/>
         </w:rPr>
-        <w:t xml:space="preserve">Type: </w:t>
+        <w:t xml:space="preserve">Description: </w:t>
       </w:r>
       <w:r>
-        <w:t>mule:logger</w:t>
+        <w:t>No trigger — orphan flow (starts with a Logger, likely debug/utility only)</w:t>
       </w:r>
     </w:p>
     <w:p>
       <w:pPr>
-        <w:pStyle w:val="Heading2"/>
+        <w:pStyle w:val="Heading3"/>
       </w:pPr>
       <w:r>
         <w:t>Logic Steps</w:t>
@@ -1102,19 +1133,21 @@
         <w:tblLook w:firstColumn="1" w:firstRow="1" w:lastColumn="0" w:lastRow="0" w:noHBand="0" w:noVBand="1" w:val="04A0"/>
       </w:tblPr>
       <w:tblGrid>
-        <w:gridCol w:w="2880"/>
-        <w:gridCol w:w="2880"/>
-        <w:gridCol w:w="2880"/>
+        <w:gridCol w:w="4320"/>
+        <w:gridCol w:w="4320"/>
       </w:tblGrid>
       <w:tr>
         <w:tc>
           <w:tcPr>
-            <w:tcW w:type="dxa" w:w="2880"/>
+            <w:tcW w:type="dxa" w:w="720"/>
+            <w:shd w:val="clear" w:color="auto" w:fill="2E75B6"/>
           </w:tcPr>
           <w:p>
             <w:r>
               <w:rPr>
                 <w:b/>
+                <w:color w:val="FFFFFF"/>
+                <w:sz w:val="20"/>
               </w:rPr>
               <w:t>Step</w:t>
             </w:r>
@@ -1122,27 +1155,17 @@
         </w:tc>
         <w:tc>
           <w:tcPr>
-            <w:tcW w:type="dxa" w:w="2880"/>
+            <w:tcW w:type="dxa" w:w="7920"/>
+            <w:shd w:val="clear" w:color="auto" w:fill="2E75B6"/>
           </w:tcPr>
           <w:p>
             <w:r>
               <w:rPr>
                 <w:b/>
+                <w:color w:val="FFFFFF"/>
+                <w:sz w:val="20"/>
               </w:rPr>
-              <w:t>Component</w:t>
-            </w:r>
-          </w:p>
-        </w:tc>
-        <w:tc>
-          <w:tcPr>
-            <w:tcW w:type="dxa" w:w="2880"/>
-          </w:tcPr>
-          <w:p>
-            <w:r>
-              <w:rPr>
-                <w:b/>
-              </w:rPr>
-              <w:t>Details</w:t>
+              <w:t>What it does</w:t>
             </w:r>
           </w:p>
         </w:tc>
@@ -1150,49 +1173,44 @@
       <w:tr>
         <w:tc>
           <w:tcPr>
-            <w:tcW w:type="dxa" w:w="2880"/>
+            <w:tcW w:type="dxa" w:w="720"/>
+            <w:shd w:val="clear" w:color="auto" w:fill="EBF3FB"/>
           </w:tcPr>
           <w:p>
             <w:r>
+              <w:rPr>
+                <w:sz w:val="18"/>
+              </w:rPr>
               <w:t>1</w:t>
             </w:r>
           </w:p>
         </w:tc>
         <w:tc>
           <w:tcPr>
-            <w:tcW w:type="dxa" w:w="2880"/>
+            <w:tcW w:type="dxa" w:w="7920"/>
+            <w:shd w:val="clear" w:color="auto" w:fill="EBF3FB"/>
           </w:tcPr>
           <w:p>
             <w:r>
-              <w:t>mule:logger</w:t>
-            </w:r>
-          </w:p>
-        </w:tc>
-        <w:tc>
-          <w:tcPr>
-            <w:tcW w:type="dxa" w:w="2880"/>
-          </w:tcPr>
-          <w:p>
-            <w:r>
-              <w:t>level=INFO, message=#[vars.watermark]</w:t>
+              <w:rPr>
+                <w:sz w:val="18"/>
+              </w:rPr>
+              <w:t>Logger — logs: #[vars.watermark]</w:t>
             </w:r>
           </w:p>
         </w:tc>
       </w:tr>
     </w:tbl>
+    <w:p/>
     <w:p>
       <w:pPr>
-        <w:pStyle w:val="Heading2"/>
+        <w:spacing w:before="80" w:after="80"/>
+        <w:pBdr>
+          <w:bottom w:val="single" w:sz="6" w:space="1" w:color="2E75B6"/>
+        </w:pBdr>
       </w:pPr>
-      <w:r>
-        <w:t>Connectors Used</w:t>
-      </w:r>
     </w:p>
-    <w:p>
-      <w:r>
-        <w:t>────────────────────────────────────────────────────────────</w:t>
-      </w:r>
-    </w:p>
+    <w:p/>
     <w:p>
       <w:r>
         <w:br w:type="page"/>
@@ -1200,16 +1218,20 @@
     </w:p>
     <w:p>
       <w:pPr>
-        <w:pStyle w:val="Heading1"/>
+        <w:pStyle w:val="Heading2"/>
       </w:pPr>
       <w:r>
         <w:t>Flow: connectdatabaseFlow1</w:t>
       </w:r>
     </w:p>
     <w:p>
+      <w:pPr>
+        <w:spacing w:after="40"/>
+      </w:pPr>
       <w:r>
         <w:rPr>
           <w:b/>
+          <w:color w:val="1F497D"/>
         </w:rPr>
         <w:t xml:space="preserve">Source File: </w:t>
       </w:r>
@@ -1218,49 +1240,62 @@
       </w:r>
     </w:p>
     <w:p>
+      <w:pPr>
+        <w:spacing w:after="40"/>
+      </w:pPr>
       <w:r>
         <w:rPr>
           <w:b/>
+          <w:color w:val="1F497D"/>
         </w:rPr>
         <w:t xml:space="preserve">Flow Type: </w:t>
       </w:r>
       <w:r>
-        <w:t>flow</w:t>
+        <w:t>Flow</w:t>
       </w:r>
     </w:p>
     <w:p>
       <w:pPr>
-        <w:pStyle w:val="Heading2"/>
+        <w:pStyle w:val="Heading3"/>
+      </w:pPr>
+      <w:r>
+        <w:t>Overview</w:t>
+      </w:r>
+    </w:p>
+    <w:p>
+      <w:pPr>
+        <w:spacing w:after="160"/>
+      </w:pPr>
+      <w:r>
+        <w:t>A scheduled polling flow that runs every minute. It retrieves the last-run watermark from the Object Store, queries only new employee records created since then, and updates the watermark with the latest timestamp found.</w:t>
+      </w:r>
+    </w:p>
+    <w:p>
+      <w:pPr>
+        <w:pStyle w:val="Heading3"/>
       </w:pPr>
       <w:r>
         <w:t>Trigger</w:t>
       </w:r>
     </w:p>
     <w:p>
+      <w:pPr>
+        <w:spacing w:after="40"/>
+      </w:pPr>
       <w:r>
         <w:rPr>
           <w:b/>
+          <w:color w:val="1F497D"/>
         </w:rPr>
-        <w:t xml:space="preserve">Type: </w:t>
+        <w:t xml:space="preserve">Description: </w:t>
       </w:r>
       <w:r>
-        <w:t>mule:scheduler</w:t>
-      </w:r>
-    </w:p>
-    <w:p>
-      <w:r>
-        <w:rPr>
-          <w:b/>
-        </w:rPr>
-        <w:t xml:space="preserve">Schedule: </w:t>
-      </w:r>
-      <w:r>
-        <w:t>Every 1 MINUTES</w:t>
+        <w:t>Scheduler — fires every 1 MINUTES automatically</w:t>
       </w:r>
     </w:p>
     <w:p>
       <w:pPr>
-        <w:pStyle w:val="Heading2"/>
+        <w:pStyle w:val="Heading3"/>
       </w:pPr>
       <w:r>
         <w:t>Logic Steps</w:t>
@@ -1273,19 +1308,21 @@
         <w:tblLook w:firstColumn="1" w:firstRow="1" w:lastColumn="0" w:lastRow="0" w:noHBand="0" w:noVBand="1" w:val="04A0"/>
       </w:tblPr>
       <w:tblGrid>
-        <w:gridCol w:w="2880"/>
-        <w:gridCol w:w="2880"/>
-        <w:gridCol w:w="2880"/>
+        <w:gridCol w:w="4320"/>
+        <w:gridCol w:w="4320"/>
       </w:tblGrid>
       <w:tr>
         <w:tc>
           <w:tcPr>
-            <w:tcW w:type="dxa" w:w="2880"/>
+            <w:tcW w:type="dxa" w:w="720"/>
+            <w:shd w:val="clear" w:color="auto" w:fill="2E75B6"/>
           </w:tcPr>
           <w:p>
             <w:r>
               <w:rPr>
                 <w:b/>
+                <w:color w:val="FFFFFF"/>
+                <w:sz w:val="20"/>
               </w:rPr>
               <w:t>Step</w:t>
             </w:r>
@@ -1293,27 +1330,17 @@
         </w:tc>
         <w:tc>
           <w:tcPr>
-            <w:tcW w:type="dxa" w:w="2880"/>
+            <w:tcW w:type="dxa" w:w="7920"/>
+            <w:shd w:val="clear" w:color="auto" w:fill="2E75B6"/>
           </w:tcPr>
           <w:p>
             <w:r>
               <w:rPr>
                 <w:b/>
+                <w:color w:val="FFFFFF"/>
+                <w:sz w:val="20"/>
               </w:rPr>
-              <w:t>Component</w:t>
-            </w:r>
-          </w:p>
-        </w:tc>
-        <w:tc>
-          <w:tcPr>
-            <w:tcW w:type="dxa" w:w="2880"/>
-          </w:tcPr>
-          <w:p>
-            <w:r>
-              <w:rPr>
-                <w:b/>
-              </w:rPr>
-              <w:t>Details</w:t>
+              <w:t>What it does</w:t>
             </w:r>
           </w:p>
         </w:tc>
@@ -1321,30 +1348,292 @@
       <w:tr>
         <w:tc>
           <w:tcPr>
-            <w:tcW w:type="dxa" w:w="2880"/>
+            <w:tcW w:type="dxa" w:w="720"/>
+            <w:shd w:val="clear" w:color="auto" w:fill="EBF3FB"/>
           </w:tcPr>
           <w:p>
             <w:r>
+              <w:rPr>
+                <w:sz w:val="18"/>
+              </w:rPr>
               <w:t>1</w:t>
             </w:r>
           </w:p>
         </w:tc>
         <w:tc>
           <w:tcPr>
-            <w:tcW w:type="dxa" w:w="2880"/>
+            <w:tcW w:type="dxa" w:w="7920"/>
+            <w:shd w:val="clear" w:color="auto" w:fill="EBF3FB"/>
           </w:tcPr>
           <w:p>
             <w:r>
-              <w:t>mule:scheduler</w:t>
+              <w:rPr>
+                <w:sz w:val="18"/>
+              </w:rPr>
+              <w:t>Scheduler — triggers the flow automatically on a schedule</w:t>
+            </w:r>
+          </w:p>
+        </w:tc>
+      </w:tr>
+      <w:tr>
+        <w:tc>
+          <w:tcPr>
+            <w:tcW w:type="dxa" w:w="720"/>
+            <w:shd w:val="clear" w:color="auto" w:fill="FFFFFF"/>
+          </w:tcPr>
+          <w:p>
+            <w:r>
+              <w:rPr>
+                <w:sz w:val="18"/>
+              </w:rPr>
+              <w:t>2</w:t>
             </w:r>
           </w:p>
         </w:tc>
         <w:tc>
           <w:tcPr>
-            <w:tcW w:type="dxa" w:w="2880"/>
+            <w:tcW w:type="dxa" w:w="7920"/>
+            <w:shd w:val="clear" w:color="auto" w:fill="FFFFFF"/>
           </w:tcPr>
           <w:p>
             <w:r>
+              <w:rPr>
+                <w:sz w:val="18"/>
+              </w:rPr>
+              <w:t>Object Store Retrieve — reads 'lastruntime' into variable 'watermark'</w:t>
+            </w:r>
+          </w:p>
+        </w:tc>
+      </w:tr>
+      <w:tr>
+        <w:tc>
+          <w:tcPr>
+            <w:tcW w:type="dxa" w:w="720"/>
+            <w:shd w:val="clear" w:color="auto" w:fill="EBF3FB"/>
+          </w:tcPr>
+          <w:p>
+            <w:r>
+              <w:rPr>
+                <w:sz w:val="18"/>
+              </w:rPr>
+              <w:t>3</w:t>
+            </w:r>
+          </w:p>
+        </w:tc>
+        <w:tc>
+          <w:tcPr>
+            <w:tcW w:type="dxa" w:w="7920"/>
+            <w:shd w:val="clear" w:color="auto" w:fill="EBF3FB"/>
+          </w:tcPr>
+          <w:p>
+            <w:r>
+              <w:rPr>
+                <w:sz w:val="18"/>
+              </w:rPr>
+              <w:t>Logger — logs: #[vars.watermark]</w:t>
+            </w:r>
+          </w:p>
+        </w:tc>
+      </w:tr>
+      <w:tr>
+        <w:tc>
+          <w:tcPr>
+            <w:tcW w:type="dxa" w:w="720"/>
+            <w:shd w:val="clear" w:color="auto" w:fill="FFFFFF"/>
+          </w:tcPr>
+          <w:p>
+            <w:r>
+              <w:rPr>
+                <w:sz w:val="18"/>
+              </w:rPr>
+              <w:t>4</w:t>
+            </w:r>
+          </w:p>
+        </w:tc>
+        <w:tc>
+          <w:tcPr>
+            <w:tcW w:type="dxa" w:w="7920"/>
+            <w:shd w:val="clear" w:color="auto" w:fill="FFFFFF"/>
+          </w:tcPr>
+          <w:p>
+            <w:r>
+              <w:rPr>
+                <w:sz w:val="18"/>
+              </w:rPr>
+              <w:t>Database Select — queries records from the database</w:t>
+            </w:r>
+          </w:p>
+        </w:tc>
+      </w:tr>
+      <w:tr>
+        <w:tc>
+          <w:tcPr>
+            <w:tcW w:type="dxa" w:w="720"/>
+            <w:shd w:val="clear" w:color="auto" w:fill="EBF3FB"/>
+          </w:tcPr>
+          <w:p>
+            <w:r>
+              <w:rPr>
+                <w:sz w:val="18"/>
+              </w:rPr>
+              <w:t>5</w:t>
+            </w:r>
+          </w:p>
+        </w:tc>
+        <w:tc>
+          <w:tcPr>
+            <w:tcW w:type="dxa" w:w="7920"/>
+            <w:shd w:val="clear" w:color="auto" w:fill="EBF3FB"/>
+          </w:tcPr>
+          <w:p>
+            <w:r>
+              <w:rPr>
+                <w:sz w:val="18"/>
+              </w:rPr>
+              <w:t>Object Store Store — saves updated value for key 'lastruntime'</w:t>
+            </w:r>
+          </w:p>
+        </w:tc>
+      </w:tr>
+      <w:tr>
+        <w:tc>
+          <w:tcPr>
+            <w:tcW w:type="dxa" w:w="720"/>
+            <w:shd w:val="clear" w:color="auto" w:fill="FFFFFF"/>
+          </w:tcPr>
+          <w:p>
+            <w:r>
+              <w:rPr>
+                <w:sz w:val="18"/>
+              </w:rPr>
+              <w:t>6</w:t>
+            </w:r>
+          </w:p>
+        </w:tc>
+        <w:tc>
+          <w:tcPr>
+            <w:tcW w:type="dxa" w:w="7920"/>
+            <w:shd w:val="clear" w:color="auto" w:fill="FFFFFF"/>
+          </w:tcPr>
+          <w:p>
+            <w:r>
+              <w:rPr>
+                <w:sz w:val="18"/>
+              </w:rPr>
+              <w:t>Logger — logs: #[vars.payload]</w:t>
+            </w:r>
+          </w:p>
+        </w:tc>
+      </w:tr>
+      <w:tr>
+        <w:tc>
+          <w:tcPr>
+            <w:tcW w:type="dxa" w:w="720"/>
+            <w:shd w:val="clear" w:color="auto" w:fill="EBF3FB"/>
+          </w:tcPr>
+          <w:p>
+            <w:r>
+              <w:rPr>
+                <w:sz w:val="18"/>
+              </w:rPr>
+              <w:t>7</w:t>
+            </w:r>
+          </w:p>
+        </w:tc>
+        <w:tc>
+          <w:tcPr>
+            <w:tcW w:type="dxa" w:w="7920"/>
+            <w:shd w:val="clear" w:color="auto" w:fill="EBF3FB"/>
+          </w:tcPr>
+          <w:p>
+            <w:r>
+              <w:rPr>
+                <w:sz w:val="18"/>
+              </w:rPr>
+              <w:t>Logger — logs: #[vars.watermark]</w:t>
+            </w:r>
+          </w:p>
+        </w:tc>
+      </w:tr>
+    </w:tbl>
+    <w:p/>
+    <w:p>
+      <w:pPr>
+        <w:pStyle w:val="Heading3"/>
+      </w:pPr>
+      <w:r>
+        <w:t>Connectors Used</w:t>
+      </w:r>
+    </w:p>
+    <w:tbl>
+      <w:tblPr>
+        <w:tblStyle w:val="TableGrid"/>
+        <w:tblW w:type="auto" w:w="0"/>
+        <w:tblLook w:firstColumn="1" w:firstRow="1" w:lastColumn="0" w:lastRow="0" w:noHBand="0" w:noVBand="1" w:val="04A0"/>
+      </w:tblPr>
+      <w:tblGrid>
+        <w:gridCol w:w="4320"/>
+        <w:gridCol w:w="4320"/>
+      </w:tblGrid>
+      <w:tr>
+        <w:tc>
+          <w:tcPr>
+            <w:tcW w:type="dxa" w:w="3600"/>
+            <w:shd w:val="clear" w:color="auto" w:fill="2E75B6"/>
+          </w:tcPr>
+          <w:p>
+            <w:r>
+              <w:rPr>
+                <w:b/>
+                <w:color w:val="FFFFFF"/>
+                <w:sz w:val="20"/>
+              </w:rPr>
+              <w:t>Connector</w:t>
+            </w:r>
+          </w:p>
+        </w:tc>
+        <w:tc>
+          <w:tcPr>
+            <w:tcW w:type="dxa" w:w="5040"/>
+            <w:shd w:val="clear" w:color="auto" w:fill="2E75B6"/>
+          </w:tcPr>
+          <w:p>
+            <w:r>
+              <w:rPr>
+                <w:b/>
+                <w:color w:val="FFFFFF"/>
+                <w:sz w:val="20"/>
+              </w:rPr>
+              <w:t>Config Reference</w:t>
+            </w:r>
+          </w:p>
+        </w:tc>
+      </w:tr>
+      <w:tr>
+        <w:tc>
+          <w:tcPr>
+            <w:tcW w:type="dxa" w:w="3600"/>
+            <w:shd w:val="clear" w:color="auto" w:fill="EBF3FB"/>
+          </w:tcPr>
+          <w:p>
+            <w:r>
+              <w:rPr>
+                <w:sz w:val="18"/>
+              </w:rPr>
+              <w:t>os:retrieve</w:t>
+            </w:r>
+          </w:p>
+        </w:tc>
+        <w:tc>
+          <w:tcPr>
+            <w:tcW w:type="dxa" w:w="5040"/>
+            <w:shd w:val="clear" w:color="auto" w:fill="EBF3FB"/>
+          </w:tcPr>
+          <w:p>
+            <w:r>
+              <w:rPr>
+                <w:sz w:val="18"/>
+              </w:rPr>
               <w:t>-</w:t>
             </w:r>
           </w:p>
@@ -1353,31 +1642,29 @@
       <w:tr>
         <w:tc>
           <w:tcPr>
-            <w:tcW w:type="dxa" w:w="2880"/>
+            <w:tcW w:type="dxa" w:w="3600"/>
+            <w:shd w:val="clear" w:color="auto" w:fill="FFFFFF"/>
           </w:tcPr>
           <w:p>
             <w:r>
-              <w:t>2</w:t>
+              <w:rPr>
+                <w:sz w:val="18"/>
+              </w:rPr>
+              <w:t>db:select</w:t>
             </w:r>
           </w:p>
         </w:tc>
         <w:tc>
           <w:tcPr>
-            <w:tcW w:type="dxa" w:w="2880"/>
+            <w:tcW w:type="dxa" w:w="5040"/>
+            <w:shd w:val="clear" w:color="auto" w:fill="FFFFFF"/>
           </w:tcPr>
           <w:p>
             <w:r>
-              <w:t>os:retrieve</w:t>
-            </w:r>
-          </w:p>
-        </w:tc>
-        <w:tc>
-          <w:tcPr>
-            <w:tcW w:type="dxa" w:w="2880"/>
-          </w:tcPr>
-          <w:p>
-            <w:r>
-              <w:t>key=lastruntime, target=watermark</w:t>
+              <w:rPr>
+                <w:sz w:val="18"/>
+              </w:rPr>
+              <w:t>Database_Config1</w:t>
             </w:r>
           </w:p>
         </w:tc>
@@ -1385,254 +1672,44 @@
       <w:tr>
         <w:tc>
           <w:tcPr>
-            <w:tcW w:type="dxa" w:w="2880"/>
+            <w:tcW w:type="dxa" w:w="3600"/>
+            <w:shd w:val="clear" w:color="auto" w:fill="EBF3FB"/>
           </w:tcPr>
           <w:p>
             <w:r>
-              <w:t>3</w:t>
-            </w:r>
-          </w:p>
-        </w:tc>
-        <w:tc>
-          <w:tcPr>
-            <w:tcW w:type="dxa" w:w="2880"/>
-          </w:tcPr>
-          <w:p>
-            <w:r>
-              <w:t>mule:logger</w:t>
-            </w:r>
-          </w:p>
-        </w:tc>
-        <w:tc>
-          <w:tcPr>
-            <w:tcW w:type="dxa" w:w="2880"/>
-          </w:tcPr>
-          <w:p>
-            <w:r>
-              <w:t>level=INFO, message=#[vars.watermark]</w:t>
-            </w:r>
-          </w:p>
-        </w:tc>
-      </w:tr>
-      <w:tr>
-        <w:tc>
-          <w:tcPr>
-            <w:tcW w:type="dxa" w:w="2880"/>
-          </w:tcPr>
-          <w:p>
-            <w:r>
-              <w:t>4</w:t>
-            </w:r>
-          </w:p>
-        </w:tc>
-        <w:tc>
-          <w:tcPr>
-            <w:tcW w:type="dxa" w:w="2880"/>
-          </w:tcPr>
-          <w:p>
-            <w:r>
-              <w:t>db:select</w:t>
-            </w:r>
-          </w:p>
-        </w:tc>
-        <w:tc>
-          <w:tcPr>
-            <w:tcW w:type="dxa" w:w="2880"/>
-          </w:tcPr>
-          <w:p>
-            <w:r>
-              <w:t>config-ref=Database_Config1</w:t>
-            </w:r>
-          </w:p>
-        </w:tc>
-      </w:tr>
-      <w:tr>
-        <w:tc>
-          <w:tcPr>
-            <w:tcW w:type="dxa" w:w="2880"/>
-          </w:tcPr>
-          <w:p>
-            <w:r>
-              <w:t>5</w:t>
-            </w:r>
-          </w:p>
-        </w:tc>
-        <w:tc>
-          <w:tcPr>
-            <w:tcW w:type="dxa" w:w="2880"/>
-          </w:tcPr>
-          <w:p>
-            <w:r>
+              <w:rPr>
+                <w:sz w:val="18"/>
+              </w:rPr>
               <w:t>os:store</w:t>
             </w:r>
           </w:p>
         </w:tc>
         <w:tc>
           <w:tcPr>
-            <w:tcW w:type="dxa" w:w="2880"/>
+            <w:tcW w:type="dxa" w:w="5040"/>
+            <w:shd w:val="clear" w:color="auto" w:fill="EBF3FB"/>
           </w:tcPr>
           <w:p>
             <w:r>
-              <w:t>key=lastruntime</w:t>
-            </w:r>
-          </w:p>
-        </w:tc>
-      </w:tr>
-      <w:tr>
-        <w:tc>
-          <w:tcPr>
-            <w:tcW w:type="dxa" w:w="2880"/>
-          </w:tcPr>
-          <w:p>
-            <w:r>
-              <w:t>6</w:t>
-            </w:r>
-          </w:p>
-        </w:tc>
-        <w:tc>
-          <w:tcPr>
-            <w:tcW w:type="dxa" w:w="2880"/>
-          </w:tcPr>
-          <w:p>
-            <w:r>
-              <w:t>mule:logger</w:t>
-            </w:r>
-          </w:p>
-        </w:tc>
-        <w:tc>
-          <w:tcPr>
-            <w:tcW w:type="dxa" w:w="2880"/>
-          </w:tcPr>
-          <w:p>
-            <w:r>
-              <w:t>level=INFO, message=#[vars.payload]</w:t>
-            </w:r>
-          </w:p>
-        </w:tc>
-      </w:tr>
-      <w:tr>
-        <w:tc>
-          <w:tcPr>
-            <w:tcW w:type="dxa" w:w="2880"/>
-          </w:tcPr>
-          <w:p>
-            <w:r>
-              <w:t>7</w:t>
-            </w:r>
-          </w:p>
-        </w:tc>
-        <w:tc>
-          <w:tcPr>
-            <w:tcW w:type="dxa" w:w="2880"/>
-          </w:tcPr>
-          <w:p>
-            <w:r>
-              <w:t>mule:logger</w:t>
-            </w:r>
-          </w:p>
-        </w:tc>
-        <w:tc>
-          <w:tcPr>
-            <w:tcW w:type="dxa" w:w="2880"/>
-          </w:tcPr>
-          <w:p>
-            <w:r>
-              <w:t>level=INFO, message=#[vars.watermark]</w:t>
+              <w:rPr>
+                <w:sz w:val="18"/>
+              </w:rPr>
+              <w:t>-</w:t>
             </w:r>
           </w:p>
         </w:tc>
       </w:tr>
     </w:tbl>
+    <w:p/>
     <w:p>
       <w:pPr>
-        <w:pStyle w:val="Heading2"/>
+        <w:spacing w:before="80" w:after="80"/>
+        <w:pBdr>
+          <w:bottom w:val="single" w:sz="6" w:space="1" w:color="2E75B6"/>
+        </w:pBdr>
       </w:pPr>
-      <w:r>
-        <w:t>Connectors Used</w:t>
-      </w:r>
     </w:p>
-    <w:p>
-      <w:r>
-        <w:rPr>
-          <w:b/>
-        </w:rPr>
-        <w:t xml:space="preserve">os:retrieve: </w:t>
-      </w:r>
-      <w:r>
-        <w:t>config-ref=-</w:t>
-      </w:r>
-    </w:p>
-    <w:p>
-      <w:r>
-        <w:rPr>
-          <w:b/>
-        </w:rPr>
-        <w:t xml:space="preserve">os:default-value: </w:t>
-      </w:r>
-      <w:r>
-        <w:t>config-ref=-</w:t>
-      </w:r>
-    </w:p>
-    <w:p>
-      <w:r>
-        <w:rPr>
-          <w:b/>
-        </w:rPr>
-        <w:t xml:space="preserve">db:select: </w:t>
-      </w:r>
-      <w:r>
-        <w:t>config-ref=Database_Config1</w:t>
-      </w:r>
-    </w:p>
-    <w:p>
-      <w:r>
-        <w:rPr>
-          <w:b/>
-        </w:rPr>
-        <w:t xml:space="preserve">db:sql: </w:t>
-      </w:r>
-      <w:r>
-        <w:t>config-ref=-</w:t>
-      </w:r>
-    </w:p>
-    <w:p>
-      <w:r>
-        <w:rPr>
-          <w:b/>
-        </w:rPr>
-        <w:t xml:space="preserve">db:input-parameters: </w:t>
-      </w:r>
-      <w:r>
-        <w:t>config-ref=-</w:t>
-      </w:r>
-    </w:p>
-    <w:p>
-      <w:r>
-        <w:rPr>
-          <w:b/>
-        </w:rPr>
-        <w:t xml:space="preserve">os:store: </w:t>
-      </w:r>
-      <w:r>
-        <w:t>config-ref=-</w:t>
-      </w:r>
-    </w:p>
-    <w:p>
-      <w:r>
-        <w:rPr>
-          <w:b/>
-        </w:rPr>
-        <w:t xml:space="preserve">os:value: </w:t>
-      </w:r>
-      <w:r>
-        <w:t>config-ref=-</w:t>
-      </w:r>
-    </w:p>
-    <w:p>
-      <w:r>
-        <w:t>────────────────────────────────────────────────────────────</w:t>
-      </w:r>
-    </w:p>
+    <w:p/>
     <w:p>
       <w:r>
         <w:br w:type="page"/>
@@ -1648,16 +1725,20 @@
     </w:p>
     <w:p>
       <w:pPr>
-        <w:pStyle w:val="Heading1"/>
+        <w:pStyle w:val="Heading2"/>
       </w:pPr>
       <w:r>
         <w:t>Flow: testinghtmlFlow</w:t>
       </w:r>
     </w:p>
     <w:p>
+      <w:pPr>
+        <w:spacing w:after="40"/>
+      </w:pPr>
       <w:r>
         <w:rPr>
           <w:b/>
+          <w:color w:val="1F497D"/>
         </w:rPr>
         <w:t xml:space="preserve">Source File: </w:t>
       </w:r>
@@ -1666,52 +1747,69 @@
       </w:r>
     </w:p>
     <w:p>
+      <w:pPr>
+        <w:spacing w:after="40"/>
+      </w:pPr>
       <w:r>
         <w:rPr>
           <w:b/>
+          <w:color w:val="1F497D"/>
         </w:rPr>
         <w:t xml:space="preserve">Flow Type: </w:t>
       </w:r>
       <w:r>
-        <w:t>flow</w:t>
+        <w:t>Flow</w:t>
       </w:r>
     </w:p>
     <w:p>
       <w:pPr>
-        <w:pStyle w:val="Heading2"/>
+        <w:pStyle w:val="Heading3"/>
+      </w:pPr>
+      <w:r>
+        <w:t>Overview</w:t>
+      </w:r>
+    </w:p>
+    <w:p>
+      <w:pPr>
+        <w:spacing w:after="160"/>
+      </w:pPr>
+      <w:r>
+        <w:t>Calls the CricAPI external REST API to fetch live cricket match data. Based on the HTTP response status, it either maps the match list into a structured JSON response or returns an error message.</w:t>
+      </w:r>
+    </w:p>
+    <w:p>
+      <w:pPr>
+        <w:pStyle w:val="Heading3"/>
       </w:pPr>
       <w:r>
         <w:t>Trigger</w:t>
       </w:r>
     </w:p>
     <w:p>
+      <w:pPr>
+        <w:spacing w:after="40"/>
+      </w:pPr>
       <w:r>
         <w:rPr>
           <w:b/>
+          <w:color w:val="1F497D"/>
         </w:rPr>
-        <w:t xml:space="preserve">Type: </w:t>
+        <w:t xml:space="preserve">Description: </w:t>
       </w:r>
       <w:r>
-        <w:t>http:listener</w:t>
+        <w:t>HTTP Listener — receives ANY requests at path '/weather'</w:t>
       </w:r>
     </w:p>
     <w:p>
+      <w:pPr>
+        <w:spacing w:after="40"/>
+      </w:pPr>
       <w:r>
         <w:rPr>
           <w:b/>
+          <w:color w:val="1F497D"/>
         </w:rPr>
-        <w:t xml:space="preserve">Path: </w:t>
-      </w:r>
-      <w:r>
-        <w:t>/weather</w:t>
-      </w:r>
-    </w:p>
-    <w:p>
-      <w:r>
-        <w:rPr>
-          <w:b/>
-        </w:rPr>
-        <w:t xml:space="preserve">Config-ref: </w:t>
+        <w:t xml:space="preserve">Config Reference: </w:t>
       </w:r>
       <w:r>
         <w:t>HTTP_Listener_config</w:t>
@@ -1719,7 +1817,7 @@
     </w:p>
     <w:p>
       <w:pPr>
-        <w:pStyle w:val="Heading2"/>
+        <w:pStyle w:val="Heading3"/>
       </w:pPr>
       <w:r>
         <w:t>Logic Steps</w:t>
@@ -1732,19 +1830,21 @@
         <w:tblLook w:firstColumn="1" w:firstRow="1" w:lastColumn="0" w:lastRow="0" w:noHBand="0" w:noVBand="1" w:val="04A0"/>
       </w:tblPr>
       <w:tblGrid>
-        <w:gridCol w:w="2880"/>
-        <w:gridCol w:w="2880"/>
-        <w:gridCol w:w="2880"/>
+        <w:gridCol w:w="4320"/>
+        <w:gridCol w:w="4320"/>
       </w:tblGrid>
       <w:tr>
         <w:tc>
           <w:tcPr>
-            <w:tcW w:type="dxa" w:w="2880"/>
+            <w:tcW w:type="dxa" w:w="720"/>
+            <w:shd w:val="clear" w:color="auto" w:fill="2E75B6"/>
           </w:tcPr>
           <w:p>
             <w:r>
               <w:rPr>
                 <w:b/>
+                <w:color w:val="FFFFFF"/>
+                <w:sz w:val="20"/>
               </w:rPr>
               <w:t>Step</w:t>
             </w:r>
@@ -1752,27 +1852,17 @@
         </w:tc>
         <w:tc>
           <w:tcPr>
-            <w:tcW w:type="dxa" w:w="2880"/>
+            <w:tcW w:type="dxa" w:w="7920"/>
+            <w:shd w:val="clear" w:color="auto" w:fill="2E75B6"/>
           </w:tcPr>
           <w:p>
             <w:r>
               <w:rPr>
                 <w:b/>
+                <w:color w:val="FFFFFF"/>
+                <w:sz w:val="20"/>
               </w:rPr>
-              <w:t>Component</w:t>
-            </w:r>
-          </w:p>
-        </w:tc>
-        <w:tc>
-          <w:tcPr>
-            <w:tcW w:type="dxa" w:w="2880"/>
-          </w:tcPr>
-          <w:p>
-            <w:r>
-              <w:rPr>
-                <w:b/>
-              </w:rPr>
-              <w:t>Details</w:t>
+              <w:t>What it does</w:t>
             </w:r>
           </w:p>
         </w:tc>
@@ -1780,31 +1870,29 @@
       <w:tr>
         <w:tc>
           <w:tcPr>
-            <w:tcW w:type="dxa" w:w="2880"/>
+            <w:tcW w:type="dxa" w:w="720"/>
+            <w:shd w:val="clear" w:color="auto" w:fill="EBF3FB"/>
           </w:tcPr>
           <w:p>
             <w:r>
+              <w:rPr>
+                <w:sz w:val="18"/>
+              </w:rPr>
               <w:t>1</w:t>
             </w:r>
           </w:p>
         </w:tc>
         <w:tc>
           <w:tcPr>
-            <w:tcW w:type="dxa" w:w="2880"/>
+            <w:tcW w:type="dxa" w:w="7920"/>
+            <w:shd w:val="clear" w:color="auto" w:fill="EBF3FB"/>
           </w:tcPr>
           <w:p>
             <w:r>
-              <w:t>http:listener</w:t>
-            </w:r>
-          </w:p>
-        </w:tc>
-        <w:tc>
-          <w:tcPr>
-            <w:tcW w:type="dxa" w:w="2880"/>
-          </w:tcPr>
-          <w:p>
-            <w:r>
-              <w:t>path=/weather, config-ref=HTTP_Listener_config</w:t>
+              <w:rPr>
+                <w:sz w:val="18"/>
+              </w:rPr>
+              <w:t>HTTP Listener — waits for incoming requests on path '/weather' [ANY]</w:t>
             </w:r>
           </w:p>
         </w:tc>
@@ -1812,31 +1900,29 @@
       <w:tr>
         <w:tc>
           <w:tcPr>
-            <w:tcW w:type="dxa" w:w="2880"/>
+            <w:tcW w:type="dxa" w:w="720"/>
+            <w:shd w:val="clear" w:color="auto" w:fill="FFFFFF"/>
           </w:tcPr>
           <w:p>
             <w:r>
+              <w:rPr>
+                <w:sz w:val="18"/>
+              </w:rPr>
               <w:t>2</w:t>
             </w:r>
           </w:p>
         </w:tc>
         <w:tc>
           <w:tcPr>
-            <w:tcW w:type="dxa" w:w="2880"/>
+            <w:tcW w:type="dxa" w:w="7920"/>
+            <w:shd w:val="clear" w:color="auto" w:fill="FFFFFF"/>
           </w:tcPr>
           <w:p>
             <w:r>
-              <w:t>mule:logger</w:t>
-            </w:r>
-          </w:p>
-        </w:tc>
-        <w:tc>
-          <w:tcPr>
-            <w:tcW w:type="dxa" w:w="2880"/>
-          </w:tcPr>
-          <w:p>
-            <w:r>
-              <w:t>level=INFO, message=#["flow started"]</w:t>
+              <w:rPr>
+                <w:sz w:val="18"/>
+              </w:rPr>
+              <w:t>Logger — logs: #["flow started"]</w:t>
             </w:r>
           </w:p>
         </w:tc>
@@ -1844,31 +1930,29 @@
       <w:tr>
         <w:tc>
           <w:tcPr>
-            <w:tcW w:type="dxa" w:w="2880"/>
+            <w:tcW w:type="dxa" w:w="720"/>
+            <w:shd w:val="clear" w:color="auto" w:fill="EBF3FB"/>
           </w:tcPr>
           <w:p>
             <w:r>
+              <w:rPr>
+                <w:sz w:val="18"/>
+              </w:rPr>
               <w:t>3</w:t>
             </w:r>
           </w:p>
         </w:tc>
         <w:tc>
           <w:tcPr>
-            <w:tcW w:type="dxa" w:w="2880"/>
+            <w:tcW w:type="dxa" w:w="7920"/>
+            <w:shd w:val="clear" w:color="auto" w:fill="EBF3FB"/>
           </w:tcPr>
           <w:p>
             <w:r>
-              <w:t>http:request</w:t>
-            </w:r>
-          </w:p>
-        </w:tc>
-        <w:tc>
-          <w:tcPr>
-            <w:tcW w:type="dxa" w:w="2880"/>
-          </w:tcPr>
-          <w:p>
-            <w:r>
-              <w:t>method=GET, config-ref=HTTP_Request_configuration, url=https://api.cricapi.com/v1/currentMatches</w:t>
+              <w:rPr>
+                <w:sz w:val="18"/>
+              </w:rPr>
+              <w:t>HTTP Request — calls external URL 'https://api.cricapi.com/v1/currentMatches' using GET</w:t>
             </w:r>
           </w:p>
         </w:tc>
@@ -1876,39 +1960,38 @@
       <w:tr>
         <w:tc>
           <w:tcPr>
-            <w:tcW w:type="dxa" w:w="2880"/>
+            <w:tcW w:type="dxa" w:w="720"/>
+            <w:shd w:val="clear" w:color="auto" w:fill="FFFFFF"/>
           </w:tcPr>
           <w:p>
             <w:r>
+              <w:rPr>
+                <w:sz w:val="18"/>
+              </w:rPr>
               <w:t>4</w:t>
             </w:r>
           </w:p>
         </w:tc>
         <w:tc>
           <w:tcPr>
-            <w:tcW w:type="dxa" w:w="2880"/>
+            <w:tcW w:type="dxa" w:w="7920"/>
+            <w:shd w:val="clear" w:color="auto" w:fill="FFFFFF"/>
           </w:tcPr>
           <w:p>
             <w:r>
-              <w:t>mule:choice</w:t>
-            </w:r>
-          </w:p>
-        </w:tc>
-        <w:tc>
-          <w:tcPr>
-            <w:tcW w:type="dxa" w:w="2880"/>
-          </w:tcPr>
-          <w:p>
-            <w:r>
-              <w:t>-</w:t>
+              <w:rPr>
+                <w:sz w:val="18"/>
+              </w:rPr>
+              <w:t>Choice Router — routes the message based on a conditional expression</w:t>
             </w:r>
           </w:p>
         </w:tc>
       </w:tr>
     </w:tbl>
+    <w:p/>
     <w:p>
       <w:pPr>
-        <w:pStyle w:val="Heading2"/>
+        <w:pStyle w:val="Heading3"/>
       </w:pPr>
       <w:r>
         <w:t>DataWeave Transformations</w:t>
@@ -1918,17 +2001,20 @@
       <w:r>
         <w:rPr>
           <w:b/>
+          <w:color w:val="1F497D"/>
         </w:rPr>
-        <w:t>Transform 1 — Transform Message</w:t>
+        <w:t>Transform 1 — Maps API response to structured match list</w:t>
       </w:r>
     </w:p>
     <w:p>
       <w:pPr>
-        <w:pStyle w:val="NoSpacing"/>
+        <w:spacing w:before="40" w:after="120"/>
+        <w:ind w:left="432"/>
       </w:pPr>
       <w:r>
         <w:rPr>
           <w:rFonts w:ascii="Courier New" w:hAnsi="Courier New"/>
+          <w:color w:val="1A1A1A"/>
           <w:sz w:val="18"/>
         </w:rPr>
         <w:t>%dw 2.0</w:t>
@@ -1952,82 +2038,20 @@
       <w:r>
         <w:rPr>
           <w:b/>
+          <w:color w:val="1F497D"/>
         </w:rPr>
-        <w:t>Transform 2 — Transform Message</w:t>
+        <w:t>Transform 2 — Returns an error response payload</w:t>
       </w:r>
     </w:p>
     <w:p>
       <w:pPr>
-        <w:pStyle w:val="NoSpacing"/>
+        <w:spacing w:before="40" w:after="120"/>
+        <w:ind w:left="432"/>
       </w:pPr>
       <w:r>
         <w:rPr>
           <w:rFonts w:ascii="Courier New" w:hAnsi="Courier New"/>
-          <w:sz w:val="18"/>
-        </w:rPr>
-        <w:t>%dw 2.0</w:t>
-        <w:br/>
-        <w:t>output application/json</w:t>
-        <w:br/>
-        <w:t>---</w:t>
-        <w:br/>
-        <w:t>{</w:t>
-        <w:br/>
-        <w:tab/>
-        <w:t>"Error":"Unable to fetch the data"</w:t>
-        <w:br/>
-        <w:t>}</w:t>
-      </w:r>
-    </w:p>
-    <w:p>
-      <w:r>
-        <w:rPr>
-          <w:b/>
-        </w:rPr>
-        <w:t>Transform 3 — Set Payload</w:t>
-      </w:r>
-    </w:p>
-    <w:p>
-      <w:pPr>
-        <w:pStyle w:val="NoSpacing"/>
-      </w:pPr>
-      <w:r>
-        <w:rPr>
-          <w:rFonts w:ascii="Courier New" w:hAnsi="Courier New"/>
-          <w:sz w:val="18"/>
-        </w:rPr>
-        <w:t>%dw 2.0</w:t>
-        <w:br/>
-        <w:t>output application/json</w:t>
-        <w:br/>
-        <w:t>---</w:t>
-        <w:br/>
-        <w:t>payload.data map ((item, index) -&gt; {</w:t>
-        <w:br/>
-        <w:t xml:space="preserve">    "MatchName":item.name,</w:t>
-        <w:br/>
-        <w:t xml:space="preserve">    "status":item.status,</w:t>
-        <w:br/>
-        <w:t xml:space="preserve">    "date":item.date</w:t>
-        <w:br/>
-        <w:t>})</w:t>
-      </w:r>
-    </w:p>
-    <w:p>
-      <w:r>
-        <w:rPr>
-          <w:b/>
-        </w:rPr>
-        <w:t>Transform 4 — Set Payload</w:t>
-      </w:r>
-    </w:p>
-    <w:p>
-      <w:pPr>
-        <w:pStyle w:val="NoSpacing"/>
-      </w:pPr>
-      <w:r>
-        <w:rPr>
-          <w:rFonts w:ascii="Courier New" w:hAnsi="Courier New"/>
+          <w:color w:val="1A1A1A"/>
           <w:sz w:val="18"/>
         </w:rPr>
         <w:t>%dw 2.0</w:t>
@@ -2046,72 +2070,127 @@
     </w:p>
     <w:p>
       <w:pPr>
-        <w:pStyle w:val="Heading2"/>
+        <w:pStyle w:val="Heading3"/>
       </w:pPr>
       <w:r>
         <w:t>Connectors Used</w:t>
       </w:r>
     </w:p>
+    <w:tbl>
+      <w:tblPr>
+        <w:tblStyle w:val="TableGrid"/>
+        <w:tblW w:type="auto" w:w="0"/>
+        <w:tblLook w:firstColumn="1" w:firstRow="1" w:lastColumn="0" w:lastRow="0" w:noHBand="0" w:noVBand="1" w:val="04A0"/>
+      </w:tblPr>
+      <w:tblGrid>
+        <w:gridCol w:w="4320"/>
+        <w:gridCol w:w="4320"/>
+      </w:tblGrid>
+      <w:tr>
+        <w:tc>
+          <w:tcPr>
+            <w:tcW w:type="dxa" w:w="3600"/>
+            <w:shd w:val="clear" w:color="auto" w:fill="2E75B6"/>
+          </w:tcPr>
+          <w:p>
+            <w:r>
+              <w:rPr>
+                <w:b/>
+                <w:color w:val="FFFFFF"/>
+                <w:sz w:val="20"/>
+              </w:rPr>
+              <w:t>Connector</w:t>
+            </w:r>
+          </w:p>
+        </w:tc>
+        <w:tc>
+          <w:tcPr>
+            <w:tcW w:type="dxa" w:w="5040"/>
+            <w:shd w:val="clear" w:color="auto" w:fill="2E75B6"/>
+          </w:tcPr>
+          <w:p>
+            <w:r>
+              <w:rPr>
+                <w:b/>
+                <w:color w:val="FFFFFF"/>
+                <w:sz w:val="20"/>
+              </w:rPr>
+              <w:t>Config Reference</w:t>
+            </w:r>
+          </w:p>
+        </w:tc>
+      </w:tr>
+      <w:tr>
+        <w:tc>
+          <w:tcPr>
+            <w:tcW w:type="dxa" w:w="3600"/>
+            <w:shd w:val="clear" w:color="auto" w:fill="EBF3FB"/>
+          </w:tcPr>
+          <w:p>
+            <w:r>
+              <w:rPr>
+                <w:sz w:val="18"/>
+              </w:rPr>
+              <w:t>http:listener</w:t>
+            </w:r>
+          </w:p>
+        </w:tc>
+        <w:tc>
+          <w:tcPr>
+            <w:tcW w:type="dxa" w:w="5040"/>
+            <w:shd w:val="clear" w:color="auto" w:fill="EBF3FB"/>
+          </w:tcPr>
+          <w:p>
+            <w:r>
+              <w:rPr>
+                <w:sz w:val="18"/>
+              </w:rPr>
+              <w:t>HTTP_Listener_config</w:t>
+            </w:r>
+          </w:p>
+        </w:tc>
+      </w:tr>
+      <w:tr>
+        <w:tc>
+          <w:tcPr>
+            <w:tcW w:type="dxa" w:w="3600"/>
+            <w:shd w:val="clear" w:color="auto" w:fill="FFFFFF"/>
+          </w:tcPr>
+          <w:p>
+            <w:r>
+              <w:rPr>
+                <w:sz w:val="18"/>
+              </w:rPr>
+              <w:t>http:request</w:t>
+            </w:r>
+          </w:p>
+        </w:tc>
+        <w:tc>
+          <w:tcPr>
+            <w:tcW w:type="dxa" w:w="5040"/>
+            <w:shd w:val="clear" w:color="auto" w:fill="FFFFFF"/>
+          </w:tcPr>
+          <w:p>
+            <w:r>
+              <w:rPr>
+                <w:sz w:val="18"/>
+              </w:rPr>
+              <w:t>HTTP_Request_configuration</w:t>
+            </w:r>
+          </w:p>
+        </w:tc>
+      </w:tr>
+    </w:tbl>
+    <w:p/>
     <w:p>
-      <w:r>
-        <w:rPr>
-          <w:b/>
-        </w:rPr>
-        <w:t xml:space="preserve">http:listener: </w:t>
-      </w:r>
-      <w:r>
-        <w:t>config-ref=HTTP_Listener_config</w:t>
-      </w:r>
+      <w:pPr>
+        <w:spacing w:before="80" w:after="80"/>
+        <w:pBdr>
+          <w:bottom w:val="single" w:sz="6" w:space="1" w:color="2E75B6"/>
+        </w:pBdr>
+      </w:pPr>
     </w:p>
-    <w:p>
-      <w:r>
-        <w:rPr>
-          <w:b/>
-        </w:rPr>
-        <w:t xml:space="preserve">http:request: </w:t>
-      </w:r>
-      <w:r>
-        <w:t>config-ref=HTTP_Request_configuration</w:t>
-      </w:r>
-    </w:p>
-    <w:p>
-      <w:r>
-        <w:rPr>
-          <w:b/>
-        </w:rPr>
-        <w:t xml:space="preserve">http:query-params: </w:t>
-      </w:r>
-      <w:r>
-        <w:t>config-ref=-</w:t>
-      </w:r>
-    </w:p>
-    <w:p>
-      <w:r>
-        <w:rPr>
-          <w:b/>
-        </w:rPr>
-        <w:t xml:space="preserve">http:response-validator: </w:t>
-      </w:r>
-      <w:r>
-        <w:t>config-ref=-</w:t>
-      </w:r>
-    </w:p>
-    <w:p>
-      <w:r>
-        <w:rPr>
-          <w:b/>
-        </w:rPr>
-        <w:t xml:space="preserve">http:success-status-code-validator: </w:t>
-      </w:r>
-      <w:r>
-        <w:t>config-ref=-</w:t>
-      </w:r>
-    </w:p>
-    <w:p>
-      <w:r>
-        <w:t>────────────────────────────────────────────────────────────</w:t>
-      </w:r>
-    </w:p>
+    <w:p/>
     <w:p>
       <w:r>
         <w:br w:type="page"/>
@@ -2127,16 +2206,20 @@
     </w:p>
     <w:p>
       <w:pPr>
-        <w:pStyle w:val="Heading1"/>
+        <w:pStyle w:val="Heading2"/>
       </w:pPr>
       <w:r>
         <w:t>Flow: hellomuleFlow1</w:t>
       </w:r>
     </w:p>
     <w:p>
+      <w:pPr>
+        <w:spacing w:after="40"/>
+      </w:pPr>
       <w:r>
         <w:rPr>
           <w:b/>
+          <w:color w:val="1F497D"/>
         </w:rPr>
         <w:t xml:space="preserve">Source File: </w:t>
       </w:r>
@@ -2145,52 +2228,69 @@
       </w:r>
     </w:p>
     <w:p>
+      <w:pPr>
+        <w:spacing w:after="40"/>
+      </w:pPr>
       <w:r>
         <w:rPr>
           <w:b/>
+          <w:color w:val="1F497D"/>
         </w:rPr>
         <w:t xml:space="preserve">Flow Type: </w:t>
       </w:r>
       <w:r>
-        <w:t>flow</w:t>
+        <w:t>Flow</w:t>
       </w:r>
     </w:p>
     <w:p>
       <w:pPr>
-        <w:pStyle w:val="Heading2"/>
+        <w:pStyle w:val="Heading3"/>
+      </w:pPr>
+      <w:r>
+        <w:t>Overview</w:t>
+      </w:r>
+    </w:p>
+    <w:p>
+      <w:pPr>
+        <w:spacing w:after="160"/>
+      </w:pPr>
+      <w:r>
+        <w:t>Fetches all employee records from the database and returns them as a JSON array with each employee's name split into separate firstname and lastname fields.</w:t>
+      </w:r>
+    </w:p>
+    <w:p>
+      <w:pPr>
+        <w:pStyle w:val="Heading3"/>
       </w:pPr>
       <w:r>
         <w:t>Trigger</w:t>
       </w:r>
     </w:p>
     <w:p>
+      <w:pPr>
+        <w:spacing w:after="40"/>
+      </w:pPr>
       <w:r>
         <w:rPr>
           <w:b/>
+          <w:color w:val="1F497D"/>
         </w:rPr>
-        <w:t xml:space="preserve">Type: </w:t>
+        <w:t xml:space="preserve">Description: </w:t>
       </w:r>
       <w:r>
-        <w:t>http:listener</w:t>
+        <w:t>HTTP Listener — receives ANY requests at path '/testingsql'</w:t>
       </w:r>
     </w:p>
     <w:p>
+      <w:pPr>
+        <w:spacing w:after="40"/>
+      </w:pPr>
       <w:r>
         <w:rPr>
           <w:b/>
+          <w:color w:val="1F497D"/>
         </w:rPr>
-        <w:t xml:space="preserve">Path: </w:t>
-      </w:r>
-      <w:r>
-        <w:t>/testingsql</w:t>
-      </w:r>
-    </w:p>
-    <w:p>
-      <w:r>
-        <w:rPr>
-          <w:b/>
-        </w:rPr>
-        <w:t xml:space="preserve">Config-ref: </w:t>
+        <w:t xml:space="preserve">Config Reference: </w:t>
       </w:r>
       <w:r>
         <w:t>HTTP_Listener_config</w:t>
@@ -2198,7 +2298,7 @@
     </w:p>
     <w:p>
       <w:pPr>
-        <w:pStyle w:val="Heading2"/>
+        <w:pStyle w:val="Heading3"/>
       </w:pPr>
       <w:r>
         <w:t>Logic Steps</w:t>
@@ -2211,19 +2311,21 @@
         <w:tblLook w:firstColumn="1" w:firstRow="1" w:lastColumn="0" w:lastRow="0" w:noHBand="0" w:noVBand="1" w:val="04A0"/>
       </w:tblPr>
       <w:tblGrid>
-        <w:gridCol w:w="2880"/>
-        <w:gridCol w:w="2880"/>
-        <w:gridCol w:w="2880"/>
+        <w:gridCol w:w="4320"/>
+        <w:gridCol w:w="4320"/>
       </w:tblGrid>
       <w:tr>
         <w:tc>
           <w:tcPr>
-            <w:tcW w:type="dxa" w:w="2880"/>
+            <w:tcW w:type="dxa" w:w="720"/>
+            <w:shd w:val="clear" w:color="auto" w:fill="2E75B6"/>
           </w:tcPr>
           <w:p>
             <w:r>
               <w:rPr>
                 <w:b/>
+                <w:color w:val="FFFFFF"/>
+                <w:sz w:val="20"/>
               </w:rPr>
               <w:t>Step</w:t>
             </w:r>
@@ -2231,27 +2333,17 @@
         </w:tc>
         <w:tc>
           <w:tcPr>
-            <w:tcW w:type="dxa" w:w="2880"/>
+            <w:tcW w:type="dxa" w:w="7920"/>
+            <w:shd w:val="clear" w:color="auto" w:fill="2E75B6"/>
           </w:tcPr>
           <w:p>
             <w:r>
               <w:rPr>
                 <w:b/>
+                <w:color w:val="FFFFFF"/>
+                <w:sz w:val="20"/>
               </w:rPr>
-              <w:t>Component</w:t>
-            </w:r>
-          </w:p>
-        </w:tc>
-        <w:tc>
-          <w:tcPr>
-            <w:tcW w:type="dxa" w:w="2880"/>
-          </w:tcPr>
-          <w:p>
-            <w:r>
-              <w:rPr>
-                <w:b/>
-              </w:rPr>
-              <w:t>Details</w:t>
+              <w:t>What it does</w:t>
             </w:r>
           </w:p>
         </w:tc>
@@ -2259,31 +2351,29 @@
       <w:tr>
         <w:tc>
           <w:tcPr>
-            <w:tcW w:type="dxa" w:w="2880"/>
+            <w:tcW w:type="dxa" w:w="720"/>
+            <w:shd w:val="clear" w:color="auto" w:fill="EBF3FB"/>
           </w:tcPr>
           <w:p>
             <w:r>
+              <w:rPr>
+                <w:sz w:val="18"/>
+              </w:rPr>
               <w:t>1</w:t>
             </w:r>
           </w:p>
         </w:tc>
         <w:tc>
           <w:tcPr>
-            <w:tcW w:type="dxa" w:w="2880"/>
+            <w:tcW w:type="dxa" w:w="7920"/>
+            <w:shd w:val="clear" w:color="auto" w:fill="EBF3FB"/>
           </w:tcPr>
           <w:p>
             <w:r>
-              <w:t>http:listener</w:t>
-            </w:r>
-          </w:p>
-        </w:tc>
-        <w:tc>
-          <w:tcPr>
-            <w:tcW w:type="dxa" w:w="2880"/>
-          </w:tcPr>
-          <w:p>
-            <w:r>
-              <w:t>path=/testingsql, config-ref=HTTP_Listener_config</w:t>
+              <w:rPr>
+                <w:sz w:val="18"/>
+              </w:rPr>
+              <w:t>HTTP Listener — waits for incoming requests on path '/testingsql' [ANY]</w:t>
             </w:r>
           </w:p>
         </w:tc>
@@ -2291,31 +2381,29 @@
       <w:tr>
         <w:tc>
           <w:tcPr>
-            <w:tcW w:type="dxa" w:w="2880"/>
+            <w:tcW w:type="dxa" w:w="720"/>
+            <w:shd w:val="clear" w:color="auto" w:fill="FFFFFF"/>
           </w:tcPr>
           <w:p>
             <w:r>
+              <w:rPr>
+                <w:sz w:val="18"/>
+              </w:rPr>
               <w:t>2</w:t>
             </w:r>
           </w:p>
         </w:tc>
         <w:tc>
           <w:tcPr>
-            <w:tcW w:type="dxa" w:w="2880"/>
+            <w:tcW w:type="dxa" w:w="7920"/>
+            <w:shd w:val="clear" w:color="auto" w:fill="FFFFFF"/>
           </w:tcPr>
           <w:p>
             <w:r>
-              <w:t>db:select</w:t>
-            </w:r>
-          </w:p>
-        </w:tc>
-        <w:tc>
-          <w:tcPr>
-            <w:tcW w:type="dxa" w:w="2880"/>
-          </w:tcPr>
-          <w:p>
-            <w:r>
-              <w:t>config-ref=Database_Config1</w:t>
+              <w:rPr>
+                <w:sz w:val="18"/>
+              </w:rPr>
+              <w:t>Database Select — queries records from the database</w:t>
             </w:r>
           </w:p>
         </w:tc>
@@ -2323,39 +2411,38 @@
       <w:tr>
         <w:tc>
           <w:tcPr>
-            <w:tcW w:type="dxa" w:w="2880"/>
+            <w:tcW w:type="dxa" w:w="720"/>
+            <w:shd w:val="clear" w:color="auto" w:fill="EBF3FB"/>
           </w:tcPr>
           <w:p>
             <w:r>
+              <w:rPr>
+                <w:sz w:val="18"/>
+              </w:rPr>
               <w:t>3</w:t>
             </w:r>
           </w:p>
         </w:tc>
         <w:tc>
           <w:tcPr>
-            <w:tcW w:type="dxa" w:w="2880"/>
+            <w:tcW w:type="dxa" w:w="7920"/>
+            <w:shd w:val="clear" w:color="auto" w:fill="EBF3FB"/>
           </w:tcPr>
           <w:p>
             <w:r>
-              <w:t>ee:transform</w:t>
-            </w:r>
-          </w:p>
-        </w:tc>
-        <w:tc>
-          <w:tcPr>
-            <w:tcW w:type="dxa" w:w="2880"/>
-          </w:tcPr>
-          <w:p>
-            <w:r>
-              <w:t>-</w:t>
+              <w:rPr>
+                <w:sz w:val="18"/>
+              </w:rPr>
+              <w:t>DataWeave Transform — transforms the message payload or variables</w:t>
             </w:r>
           </w:p>
         </w:tc>
       </w:tr>
     </w:tbl>
+    <w:p/>
     <w:p>
       <w:pPr>
-        <w:pStyle w:val="Heading2"/>
+        <w:pStyle w:val="Heading3"/>
       </w:pPr>
       <w:r>
         <w:t>DataWeave Transformations</w:t>
@@ -2365,53 +2452,20 @@
       <w:r>
         <w:rPr>
           <w:b/>
+          <w:color w:val="1F497D"/>
         </w:rPr>
-        <w:t>Transform 1 — Transform Message</w:t>
+        <w:t>Transform 1 — Maps DB records and splits Name into firstname/lastname</w:t>
       </w:r>
     </w:p>
     <w:p>
       <w:pPr>
-        <w:pStyle w:val="NoSpacing"/>
+        <w:spacing w:before="40" w:after="120"/>
+        <w:ind w:left="432"/>
       </w:pPr>
       <w:r>
         <w:rPr>
           <w:rFonts w:ascii="Courier New" w:hAnsi="Courier New"/>
-          <w:sz w:val="18"/>
-        </w:rPr>
-        <w:t>%dw 2.0</w:t>
-        <w:br/>
-        <w:t>output application/json</w:t>
-        <w:br/>
-        <w:t>---</w:t>
-        <w:br/>
-        <w:t>payload map ((item, index) -&gt; {</w:t>
-        <w:br/>
-        <w:t xml:space="preserve"> firstname:(item.Name splitBy " ")[0],</w:t>
-        <w:br/>
-        <w:t xml:space="preserve"> lastname:(item.Name splitBy " ")[1],</w:t>
-        <w:br/>
-        <w:t xml:space="preserve"> employeeid:item.EmployeeID,</w:t>
-        <w:br/>
-        <w:t xml:space="preserve"> </w:t>
-        <w:br/>
-        <w:t>})</w:t>
-      </w:r>
-    </w:p>
-    <w:p>
-      <w:r>
-        <w:rPr>
-          <w:b/>
-        </w:rPr>
-        <w:t>Transform 2 — Set Payload</w:t>
-      </w:r>
-    </w:p>
-    <w:p>
-      <w:pPr>
-        <w:pStyle w:val="NoSpacing"/>
-      </w:pPr>
-      <w:r>
-        <w:rPr>
-          <w:rFonts w:ascii="Courier New" w:hAnsi="Courier New"/>
+          <w:color w:val="1A1A1A"/>
           <w:sz w:val="18"/>
         </w:rPr>
         <w:t>%dw 2.0</w:t>
@@ -2435,50 +2489,127 @@
     </w:p>
     <w:p>
       <w:pPr>
-        <w:pStyle w:val="Heading2"/>
+        <w:pStyle w:val="Heading3"/>
       </w:pPr>
       <w:r>
         <w:t>Connectors Used</w:t>
       </w:r>
     </w:p>
+    <w:tbl>
+      <w:tblPr>
+        <w:tblStyle w:val="TableGrid"/>
+        <w:tblW w:type="auto" w:w="0"/>
+        <w:tblLook w:firstColumn="1" w:firstRow="1" w:lastColumn="0" w:lastRow="0" w:noHBand="0" w:noVBand="1" w:val="04A0"/>
+      </w:tblPr>
+      <w:tblGrid>
+        <w:gridCol w:w="4320"/>
+        <w:gridCol w:w="4320"/>
+      </w:tblGrid>
+      <w:tr>
+        <w:tc>
+          <w:tcPr>
+            <w:tcW w:type="dxa" w:w="3600"/>
+            <w:shd w:val="clear" w:color="auto" w:fill="2E75B6"/>
+          </w:tcPr>
+          <w:p>
+            <w:r>
+              <w:rPr>
+                <w:b/>
+                <w:color w:val="FFFFFF"/>
+                <w:sz w:val="20"/>
+              </w:rPr>
+              <w:t>Connector</w:t>
+            </w:r>
+          </w:p>
+        </w:tc>
+        <w:tc>
+          <w:tcPr>
+            <w:tcW w:type="dxa" w:w="5040"/>
+            <w:shd w:val="clear" w:color="auto" w:fill="2E75B6"/>
+          </w:tcPr>
+          <w:p>
+            <w:r>
+              <w:rPr>
+                <w:b/>
+                <w:color w:val="FFFFFF"/>
+                <w:sz w:val="20"/>
+              </w:rPr>
+              <w:t>Config Reference</w:t>
+            </w:r>
+          </w:p>
+        </w:tc>
+      </w:tr>
+      <w:tr>
+        <w:tc>
+          <w:tcPr>
+            <w:tcW w:type="dxa" w:w="3600"/>
+            <w:shd w:val="clear" w:color="auto" w:fill="EBF3FB"/>
+          </w:tcPr>
+          <w:p>
+            <w:r>
+              <w:rPr>
+                <w:sz w:val="18"/>
+              </w:rPr>
+              <w:t>http:listener</w:t>
+            </w:r>
+          </w:p>
+        </w:tc>
+        <w:tc>
+          <w:tcPr>
+            <w:tcW w:type="dxa" w:w="5040"/>
+            <w:shd w:val="clear" w:color="auto" w:fill="EBF3FB"/>
+          </w:tcPr>
+          <w:p>
+            <w:r>
+              <w:rPr>
+                <w:sz w:val="18"/>
+              </w:rPr>
+              <w:t>HTTP_Listener_config</w:t>
+            </w:r>
+          </w:p>
+        </w:tc>
+      </w:tr>
+      <w:tr>
+        <w:tc>
+          <w:tcPr>
+            <w:tcW w:type="dxa" w:w="3600"/>
+            <w:shd w:val="clear" w:color="auto" w:fill="FFFFFF"/>
+          </w:tcPr>
+          <w:p>
+            <w:r>
+              <w:rPr>
+                <w:sz w:val="18"/>
+              </w:rPr>
+              <w:t>db:select</w:t>
+            </w:r>
+          </w:p>
+        </w:tc>
+        <w:tc>
+          <w:tcPr>
+            <w:tcW w:type="dxa" w:w="5040"/>
+            <w:shd w:val="clear" w:color="auto" w:fill="FFFFFF"/>
+          </w:tcPr>
+          <w:p>
+            <w:r>
+              <w:rPr>
+                <w:sz w:val="18"/>
+              </w:rPr>
+              <w:t>Database_Config1</w:t>
+            </w:r>
+          </w:p>
+        </w:tc>
+      </w:tr>
+    </w:tbl>
+    <w:p/>
     <w:p>
-      <w:r>
-        <w:rPr>
-          <w:b/>
-        </w:rPr>
-        <w:t xml:space="preserve">http:listener: </w:t>
-      </w:r>
-      <w:r>
-        <w:t>config-ref=HTTP_Listener_config</w:t>
-      </w:r>
+      <w:pPr>
+        <w:spacing w:before="80" w:after="80"/>
+        <w:pBdr>
+          <w:bottom w:val="single" w:sz="6" w:space="1" w:color="2E75B6"/>
+        </w:pBdr>
+      </w:pPr>
     </w:p>
-    <w:p>
-      <w:r>
-        <w:rPr>
-          <w:b/>
-        </w:rPr>
-        <w:t xml:space="preserve">db:select: </w:t>
-      </w:r>
-      <w:r>
-        <w:t>config-ref=Database_Config1</w:t>
-      </w:r>
-    </w:p>
-    <w:p>
-      <w:r>
-        <w:rPr>
-          <w:b/>
-        </w:rPr>
-        <w:t xml:space="preserve">db:sql: </w:t>
-      </w:r>
-      <w:r>
-        <w:t>config-ref=-</w:t>
-      </w:r>
-    </w:p>
-    <w:p>
-      <w:r>
-        <w:t>────────────────────────────────────────────────────────────</w:t>
-      </w:r>
-    </w:p>
+    <w:p/>
     <w:p>
       <w:r>
         <w:br w:type="page"/>
@@ -2486,16 +2617,20 @@
     </w:p>
     <w:p>
       <w:pPr>
-        <w:pStyle w:val="Heading1"/>
+        <w:pStyle w:val="Heading2"/>
       </w:pPr>
       <w:r>
         <w:t>Flow: hellomuleFlow</w:t>
       </w:r>
     </w:p>
     <w:p>
+      <w:pPr>
+        <w:spacing w:after="40"/>
+      </w:pPr>
       <w:r>
         <w:rPr>
           <w:b/>
+          <w:color w:val="1F497D"/>
         </w:rPr>
         <w:t xml:space="preserve">Source File: </w:t>
       </w:r>
@@ -2504,63 +2639,69 @@
       </w:r>
     </w:p>
     <w:p>
+      <w:pPr>
+        <w:spacing w:after="40"/>
+      </w:pPr>
       <w:r>
         <w:rPr>
           <w:b/>
+          <w:color w:val="1F497D"/>
         </w:rPr>
         <w:t xml:space="preserve">Flow Type: </w:t>
       </w:r>
       <w:r>
-        <w:t>flow</w:t>
+        <w:t>Flow</w:t>
       </w:r>
     </w:p>
     <w:p>
       <w:pPr>
-        <w:pStyle w:val="Heading2"/>
+        <w:pStyle w:val="Heading3"/>
+      </w:pPr>
+      <w:r>
+        <w:t>Overview</w:t>
+      </w:r>
+    </w:p>
+    <w:p>
+      <w:pPr>
+        <w:spacing w:after="160"/>
+      </w:pPr>
+      <w:r>
+        <w:t>A simple GET endpoint that returns a hardcoded 'Hello Mule' JSON response and logs secure property values (username/password) from the secure properties store.</w:t>
+      </w:r>
+    </w:p>
+    <w:p>
+      <w:pPr>
+        <w:pStyle w:val="Heading3"/>
       </w:pPr>
       <w:r>
         <w:t>Trigger</w:t>
       </w:r>
     </w:p>
     <w:p>
+      <w:pPr>
+        <w:spacing w:after="40"/>
+      </w:pPr>
       <w:r>
         <w:rPr>
           <w:b/>
+          <w:color w:val="1F497D"/>
         </w:rPr>
-        <w:t xml:space="preserve">Type: </w:t>
+        <w:t xml:space="preserve">Description: </w:t>
       </w:r>
       <w:r>
-        <w:t>http:listener</w:t>
+        <w:t>HTTP Listener — receives GET requests at path '/hellomule'</w:t>
       </w:r>
     </w:p>
     <w:p>
+      <w:pPr>
+        <w:spacing w:after="40"/>
+      </w:pPr>
       <w:r>
         <w:rPr>
           <w:b/>
+          <w:color w:val="1F497D"/>
         </w:rPr>
-        <w:t xml:space="preserve">Path: </w:t>
-      </w:r>
-      <w:r>
-        <w:t>/hellomule</w:t>
-      </w:r>
-    </w:p>
-    <w:p>
-      <w:r>
-        <w:rPr>
-          <w:b/>
-        </w:rPr>
-        <w:t xml:space="preserve">Allowedmethods: </w:t>
-      </w:r>
-      <w:r>
-        <w:t>GET</w:t>
-      </w:r>
-    </w:p>
-    <w:p>
-      <w:r>
-        <w:rPr>
-          <w:b/>
-        </w:rPr>
-        <w:t xml:space="preserve">Config-ref: </w:t>
+        <w:t xml:space="preserve">Config Reference: </w:t>
       </w:r>
       <w:r>
         <w:t>HTTP_Listener_config</w:t>
@@ -2568,7 +2709,7 @@
     </w:p>
     <w:p>
       <w:pPr>
-        <w:pStyle w:val="Heading2"/>
+        <w:pStyle w:val="Heading3"/>
       </w:pPr>
       <w:r>
         <w:t>Logic Steps</w:t>
@@ -2581,19 +2722,21 @@
         <w:tblLook w:firstColumn="1" w:firstRow="1" w:lastColumn="0" w:lastRow="0" w:noHBand="0" w:noVBand="1" w:val="04A0"/>
       </w:tblPr>
       <w:tblGrid>
-        <w:gridCol w:w="2880"/>
-        <w:gridCol w:w="2880"/>
-        <w:gridCol w:w="2880"/>
+        <w:gridCol w:w="4320"/>
+        <w:gridCol w:w="4320"/>
       </w:tblGrid>
       <w:tr>
         <w:tc>
           <w:tcPr>
-            <w:tcW w:type="dxa" w:w="2880"/>
+            <w:tcW w:type="dxa" w:w="720"/>
+            <w:shd w:val="clear" w:color="auto" w:fill="2E75B6"/>
           </w:tcPr>
           <w:p>
             <w:r>
               <w:rPr>
                 <w:b/>
+                <w:color w:val="FFFFFF"/>
+                <w:sz w:val="20"/>
               </w:rPr>
               <w:t>Step</w:t>
             </w:r>
@@ -2601,27 +2744,17 @@
         </w:tc>
         <w:tc>
           <w:tcPr>
-            <w:tcW w:type="dxa" w:w="2880"/>
+            <w:tcW w:type="dxa" w:w="7920"/>
+            <w:shd w:val="clear" w:color="auto" w:fill="2E75B6"/>
           </w:tcPr>
           <w:p>
             <w:r>
               <w:rPr>
                 <w:b/>
+                <w:color w:val="FFFFFF"/>
+                <w:sz w:val="20"/>
               </w:rPr>
-              <w:t>Component</w:t>
-            </w:r>
-          </w:p>
-        </w:tc>
-        <w:tc>
-          <w:tcPr>
-            <w:tcW w:type="dxa" w:w="2880"/>
-          </w:tcPr>
-          <w:p>
-            <w:r>
-              <w:rPr>
-                <w:b/>
-              </w:rPr>
-              <w:t>Details</w:t>
+              <w:t>What it does</w:t>
             </w:r>
           </w:p>
         </w:tc>
@@ -2629,31 +2762,29 @@
       <w:tr>
         <w:tc>
           <w:tcPr>
-            <w:tcW w:type="dxa" w:w="2880"/>
+            <w:tcW w:type="dxa" w:w="720"/>
+            <w:shd w:val="clear" w:color="auto" w:fill="EBF3FB"/>
           </w:tcPr>
           <w:p>
             <w:r>
+              <w:rPr>
+                <w:sz w:val="18"/>
+              </w:rPr>
               <w:t>1</w:t>
             </w:r>
           </w:p>
         </w:tc>
         <w:tc>
           <w:tcPr>
-            <w:tcW w:type="dxa" w:w="2880"/>
+            <w:tcW w:type="dxa" w:w="7920"/>
+            <w:shd w:val="clear" w:color="auto" w:fill="EBF3FB"/>
           </w:tcPr>
           <w:p>
             <w:r>
-              <w:t>http:listener</w:t>
-            </w:r>
-          </w:p>
-        </w:tc>
-        <w:tc>
-          <w:tcPr>
-            <w:tcW w:type="dxa" w:w="2880"/>
-          </w:tcPr>
-          <w:p>
-            <w:r>
-              <w:t>path=/hellomule, config-ref=HTTP_Listener_config</w:t>
+              <w:rPr>
+                <w:sz w:val="18"/>
+              </w:rPr>
+              <w:t>HTTP Listener — waits for incoming requests on path '/hellomule' [GET]</w:t>
             </w:r>
           </w:p>
         </w:tc>
@@ -2661,36 +2792,87 @@
       <w:tr>
         <w:tc>
           <w:tcPr>
-            <w:tcW w:type="dxa" w:w="2880"/>
+            <w:tcW w:type="dxa" w:w="720"/>
+            <w:shd w:val="clear" w:color="auto" w:fill="FFFFFF"/>
           </w:tcPr>
           <w:p>
             <w:r>
+              <w:rPr>
+                <w:sz w:val="18"/>
+              </w:rPr>
               <w:t>2</w:t>
             </w:r>
           </w:p>
         </w:tc>
         <w:tc>
           <w:tcPr>
-            <w:tcW w:type="dxa" w:w="2880"/>
+            <w:tcW w:type="dxa" w:w="7920"/>
+            <w:shd w:val="clear" w:color="auto" w:fill="FFFFFF"/>
           </w:tcPr>
           <w:p>
             <w:r>
-              <w:t>mule:set-payload</w:t>
+              <w:rPr>
+                <w:sz w:val="18"/>
+              </w:rPr>
+              <w:t>Logger — logs: #[output application/java</w:t>
+              <w:br/>
+              <w:t>---</w:t>
+              <w:br/>
+              <w:t>"Username: " ++ Mule::p("secur...</w:t>
+            </w:r>
+          </w:p>
+        </w:tc>
+      </w:tr>
+    </w:tbl>
+    <w:p/>
+    <w:p>
+      <w:pPr>
+        <w:pStyle w:val="Heading3"/>
+      </w:pPr>
+      <w:r>
+        <w:t>Connectors Used</w:t>
+      </w:r>
+    </w:p>
+    <w:tbl>
+      <w:tblPr>
+        <w:tblStyle w:val="TableGrid"/>
+        <w:tblW w:type="auto" w:w="0"/>
+        <w:tblLook w:firstColumn="1" w:firstRow="1" w:lastColumn="0" w:lastRow="0" w:noHBand="0" w:noVBand="1" w:val="04A0"/>
+      </w:tblPr>
+      <w:tblGrid>
+        <w:gridCol w:w="4320"/>
+        <w:gridCol w:w="4320"/>
+      </w:tblGrid>
+      <w:tr>
+        <w:tc>
+          <w:tcPr>
+            <w:tcW w:type="dxa" w:w="3600"/>
+            <w:shd w:val="clear" w:color="auto" w:fill="2E75B6"/>
+          </w:tcPr>
+          <w:p>
+            <w:r>
+              <w:rPr>
+                <w:b/>
+                <w:color w:val="FFFFFF"/>
+                <w:sz w:val="20"/>
+              </w:rPr>
+              <w:t>Connector</w:t>
             </w:r>
           </w:p>
         </w:tc>
         <w:tc>
           <w:tcPr>
-            <w:tcW w:type="dxa" w:w="2880"/>
+            <w:tcW w:type="dxa" w:w="5040"/>
+            <w:shd w:val="clear" w:color="auto" w:fill="2E75B6"/>
           </w:tcPr>
           <w:p>
             <w:r>
-              <w:t>value=#[output application/json</w:t>
-              <w:br/>
-              <w:t>---</w:t>
-              <w:br/>
-              <w:br/>
-              <w:t>"Hello mule"]</w:t>
+              <w:rPr>
+                <w:b/>
+                <w:color w:val="FFFFFF"/>
+                <w:sz w:val="20"/>
+              </w:rPr>
+              <w:t>Config Reference</w:t>
             </w:r>
           </w:p>
         </w:tc>
@@ -2698,68 +2880,44 @@
       <w:tr>
         <w:tc>
           <w:tcPr>
-            <w:tcW w:type="dxa" w:w="2880"/>
+            <w:tcW w:type="dxa" w:w="3600"/>
+            <w:shd w:val="clear" w:color="auto" w:fill="EBF3FB"/>
           </w:tcPr>
           <w:p>
             <w:r>
-              <w:t>3</w:t>
+              <w:rPr>
+                <w:sz w:val="18"/>
+              </w:rPr>
+              <w:t>http:listener</w:t>
             </w:r>
           </w:p>
         </w:tc>
         <w:tc>
           <w:tcPr>
-            <w:tcW w:type="dxa" w:w="2880"/>
+            <w:tcW w:type="dxa" w:w="5040"/>
+            <w:shd w:val="clear" w:color="auto" w:fill="EBF3FB"/>
           </w:tcPr>
           <w:p>
             <w:r>
-              <w:t>mule:logger</w:t>
-            </w:r>
-          </w:p>
-        </w:tc>
-        <w:tc>
-          <w:tcPr>
-            <w:tcW w:type="dxa" w:w="2880"/>
-          </w:tcPr>
-          <w:p>
-            <w:r>
-              <w:t>level=INFO, message=#[output application/java</w:t>
-              <w:br/>
-              <w:t>---</w:t>
-              <w:br/>
-              <w:t>"Username: " ++ Mule::p("secure::example.username")</w:t>
-              <w:br/>
-              <w:t>++ " - " ++</w:t>
-              <w:br/>
-              <w:t>"Password: " ++ Mule::p("secure::example.password")]</w:t>
+              <w:rPr>
+                <w:sz w:val="18"/>
+              </w:rPr>
+              <w:t>HTTP_Listener_config</w:t>
             </w:r>
           </w:p>
         </w:tc>
       </w:tr>
     </w:tbl>
+    <w:p/>
     <w:p>
       <w:pPr>
-        <w:pStyle w:val="Heading2"/>
+        <w:spacing w:before="80" w:after="80"/>
+        <w:pBdr>
+          <w:bottom w:val="single" w:sz="6" w:space="1" w:color="2E75B6"/>
+        </w:pBdr>
       </w:pPr>
-      <w:r>
-        <w:t>Connectors Used</w:t>
-      </w:r>
     </w:p>
-    <w:p>
-      <w:r>
-        <w:rPr>
-          <w:b/>
-        </w:rPr>
-        <w:t xml:space="preserve">http:listener: </w:t>
-      </w:r>
-      <w:r>
-        <w:t>config-ref=HTTP_Listener_config</w:t>
-      </w:r>
-    </w:p>
-    <w:p>
-      <w:r>
-        <w:t>────────────────────────────────────────────────────────────</w:t>
-      </w:r>
-    </w:p>
+    <w:p/>
     <w:p>
       <w:r>
         <w:br w:type="page"/>
@@ -2767,16 +2925,20 @@
     </w:p>
     <w:p>
       <w:pPr>
-        <w:pStyle w:val="Heading1"/>
+        <w:pStyle w:val="Heading2"/>
       </w:pPr>
       <w:r>
         <w:t>Flow: hellomuleFlow2</w:t>
       </w:r>
     </w:p>
     <w:p>
+      <w:pPr>
+        <w:spacing w:after="40"/>
+      </w:pPr>
       <w:r>
         <w:rPr>
           <w:b/>
+          <w:color w:val="1F497D"/>
         </w:rPr>
         <w:t xml:space="preserve">Source File: </w:t>
       </w:r>
@@ -2785,82 +2947,77 @@
       </w:r>
     </w:p>
     <w:p>
+      <w:pPr>
+        <w:spacing w:after="40"/>
+      </w:pPr>
       <w:r>
         <w:rPr>
           <w:b/>
+          <w:color w:val="1F497D"/>
         </w:rPr>
         <w:t xml:space="preserve">Flow Type: </w:t>
       </w:r>
       <w:r>
-        <w:t>flow</w:t>
+        <w:t>Flow</w:t>
       </w:r>
     </w:p>
     <w:p>
       <w:pPr>
-        <w:pStyle w:val="Heading2"/>
+        <w:pStyle w:val="Heading3"/>
+      </w:pPr>
+      <w:r>
+        <w:t>Overview</w:t>
+      </w:r>
+    </w:p>
+    <w:p>
+      <w:pPr>
+        <w:spacing w:after="160"/>
+      </w:pPr>
+      <w:r>
+        <w:t>Monitors a local folder for new or updated files using a watermark timestamp. Every 60 seconds it picks up new files and moves them to an output directory.</w:t>
+      </w:r>
+    </w:p>
+    <w:p>
+      <w:pPr>
+        <w:pStyle w:val="Heading3"/>
       </w:pPr>
       <w:r>
         <w:t>Trigger</w:t>
       </w:r>
     </w:p>
     <w:p>
+      <w:pPr>
+        <w:spacing w:after="40"/>
+      </w:pPr>
       <w:r>
         <w:rPr>
           <w:b/>
+          <w:color w:val="1F497D"/>
         </w:rPr>
-        <w:t xml:space="preserve">Type: </w:t>
+        <w:t xml:space="preserve">Description: </w:t>
       </w:r>
       <w:r>
-        <w:t>file:listener</w:t>
+        <w:t>File Listener — polls './inputfolder' every 60 SECONDS, watermark: CREATED_TIMESTAMP</w:t>
       </w:r>
     </w:p>
     <w:p>
+      <w:pPr>
+        <w:spacing w:after="40"/>
+      </w:pPr>
       <w:r>
         <w:rPr>
           <w:b/>
+          <w:color w:val="1F497D"/>
         </w:rPr>
-        <w:t xml:space="preserve">Config-ref: </w:t>
+        <w:t xml:space="preserve">Config Reference: </w:t>
       </w:r>
       <w:r>
         <w:t>File_Config_watermark</w:t>
       </w:r>
     </w:p>
     <w:p>
-      <w:r>
-        <w:rPr>
-          <w:b/>
-        </w:rPr>
-        <w:t xml:space="preserve">Directory: </w:t>
-      </w:r>
-      <w:r>
-        <w:t>./inputfolder</w:t>
-      </w:r>
-    </w:p>
-    <w:p>
-      <w:r>
-        <w:rPr>
-          <w:b/>
-        </w:rPr>
-        <w:t xml:space="preserve">Watermarkmode: </w:t>
-      </w:r>
-      <w:r>
-        <w:t>CREATED_TIMESTAMP</w:t>
-      </w:r>
-    </w:p>
-    <w:p>
-      <w:r>
-        <w:rPr>
-          <w:b/>
-        </w:rPr>
-        <w:t xml:space="preserve">Schedule: </w:t>
-      </w:r>
-      <w:r>
-        <w:t>Every 60 SECONDS</w:t>
-      </w:r>
-    </w:p>
-    <w:p>
       <w:pPr>
-        <w:pStyle w:val="Heading2"/>
+        <w:pStyle w:val="Heading3"/>
       </w:pPr>
       <w:r>
         <w:t>Logic Steps</w:t>
@@ -2873,19 +3030,21 @@
         <w:tblLook w:firstColumn="1" w:firstRow="1" w:lastColumn="0" w:lastRow="0" w:noHBand="0" w:noVBand="1" w:val="04A0"/>
       </w:tblPr>
       <w:tblGrid>
-        <w:gridCol w:w="2880"/>
-        <w:gridCol w:w="2880"/>
-        <w:gridCol w:w="2880"/>
+        <w:gridCol w:w="4320"/>
+        <w:gridCol w:w="4320"/>
       </w:tblGrid>
       <w:tr>
         <w:tc>
           <w:tcPr>
-            <w:tcW w:type="dxa" w:w="2880"/>
+            <w:tcW w:type="dxa" w:w="720"/>
+            <w:shd w:val="clear" w:color="auto" w:fill="2E75B6"/>
           </w:tcPr>
           <w:p>
             <w:r>
               <w:rPr>
                 <w:b/>
+                <w:color w:val="FFFFFF"/>
+                <w:sz w:val="20"/>
               </w:rPr>
               <w:t>Step</w:t>
             </w:r>
@@ -2893,27 +3052,17 @@
         </w:tc>
         <w:tc>
           <w:tcPr>
-            <w:tcW w:type="dxa" w:w="2880"/>
+            <w:tcW w:type="dxa" w:w="7920"/>
+            <w:shd w:val="clear" w:color="auto" w:fill="2E75B6"/>
           </w:tcPr>
           <w:p>
             <w:r>
               <w:rPr>
                 <w:b/>
+                <w:color w:val="FFFFFF"/>
+                <w:sz w:val="20"/>
               </w:rPr>
-              <w:t>Component</w:t>
-            </w:r>
-          </w:p>
-        </w:tc>
-        <w:tc>
-          <w:tcPr>
-            <w:tcW w:type="dxa" w:w="2880"/>
-          </w:tcPr>
-          <w:p>
-            <w:r>
-              <w:rPr>
-                <w:b/>
-              </w:rPr>
-              <w:t>Details</w:t>
+              <w:t>What it does</w:t>
             </w:r>
           </w:p>
         </w:tc>
@@ -2921,31 +3070,29 @@
       <w:tr>
         <w:tc>
           <w:tcPr>
-            <w:tcW w:type="dxa" w:w="2880"/>
+            <w:tcW w:type="dxa" w:w="720"/>
+            <w:shd w:val="clear" w:color="auto" w:fill="EBF3FB"/>
           </w:tcPr>
           <w:p>
             <w:r>
+              <w:rPr>
+                <w:sz w:val="18"/>
+              </w:rPr>
               <w:t>1</w:t>
             </w:r>
           </w:p>
         </w:tc>
         <w:tc>
           <w:tcPr>
-            <w:tcW w:type="dxa" w:w="2880"/>
+            <w:tcW w:type="dxa" w:w="7920"/>
+            <w:shd w:val="clear" w:color="auto" w:fill="EBF3FB"/>
           </w:tcPr>
           <w:p>
             <w:r>
-              <w:t>file:listener</w:t>
-            </w:r>
-          </w:p>
-        </w:tc>
-        <w:tc>
-          <w:tcPr>
-            <w:tcW w:type="dxa" w:w="2880"/>
-          </w:tcPr>
-          <w:p>
-            <w:r>
-              <w:t>config-ref=File_Config_watermark, watermarkMode=CREATED_TIMESTAMP, directory=./inputfolder</w:t>
+              <w:rPr>
+                <w:sz w:val="18"/>
+              </w:rPr>
+              <w:t>HTTP Listener — waits for incoming requests on path '?' [ANY]</w:t>
             </w:r>
           </w:p>
         </w:tc>
@@ -2953,150 +3100,41 @@
       <w:tr>
         <w:tc>
           <w:tcPr>
-            <w:tcW w:type="dxa" w:w="2880"/>
+            <w:tcW w:type="dxa" w:w="720"/>
+            <w:shd w:val="clear" w:color="auto" w:fill="FFFFFF"/>
           </w:tcPr>
           <w:p>
             <w:r>
+              <w:rPr>
+                <w:sz w:val="18"/>
+              </w:rPr>
               <w:t>2</w:t>
             </w:r>
           </w:p>
         </w:tc>
         <w:tc>
           <w:tcPr>
-            <w:tcW w:type="dxa" w:w="2880"/>
+            <w:tcW w:type="dxa" w:w="7920"/>
+            <w:shd w:val="clear" w:color="auto" w:fill="FFFFFF"/>
           </w:tcPr>
           <w:p>
             <w:r>
-              <w:t>mule:logger</w:t>
-            </w:r>
-          </w:p>
-        </w:tc>
-        <w:tc>
-          <w:tcPr>
-            <w:tcW w:type="dxa" w:w="2880"/>
-          </w:tcPr>
-          <w:p>
-            <w:r>
-              <w:t>level=INFO, message=file moved successfully</w:t>
+              <w:rPr>
+                <w:sz w:val="18"/>
+              </w:rPr>
+              <w:t>Logger — logs: file moved successfully</w:t>
             </w:r>
           </w:p>
         </w:tc>
       </w:tr>
     </w:tbl>
+    <w:p/>
     <w:p>
       <w:pPr>
-        <w:pStyle w:val="Heading2"/>
+        <w:pStyle w:val="Heading3"/>
       </w:pPr>
       <w:r>
         <w:t>Connectors Used</w:t>
-      </w:r>
-    </w:p>
-    <w:p>
-      <w:r>
-        <w:rPr>
-          <w:b/>
-        </w:rPr>
-        <w:t xml:space="preserve">file:listener: </w:t>
-      </w:r>
-      <w:r>
-        <w:t>config-ref=File_Config_watermark</w:t>
-      </w:r>
-    </w:p>
-    <w:p>
-      <w:r>
-        <w:t>────────────────────────────────────────────────────────────</w:t>
-      </w:r>
-    </w:p>
-    <w:p>
-      <w:r>
-        <w:br w:type="page"/>
-      </w:r>
-    </w:p>
-    <w:p>
-      <w:pPr>
-        <w:pStyle w:val="Heading1"/>
-      </w:pPr>
-      <w:r>
-        <w:t>File: scattermule.xml</w:t>
-      </w:r>
-    </w:p>
-    <w:p>
-      <w:pPr>
-        <w:pStyle w:val="Heading1"/>
-      </w:pPr>
-      <w:r>
-        <w:t>Flow: scattermuleFlow</w:t>
-      </w:r>
-    </w:p>
-    <w:p>
-      <w:r>
-        <w:rPr>
-          <w:b/>
-        </w:rPr>
-        <w:t xml:space="preserve">Source File: </w:t>
-      </w:r>
-      <w:r>
-        <w:t>scattermule.xml</w:t>
-      </w:r>
-    </w:p>
-    <w:p>
-      <w:r>
-        <w:rPr>
-          <w:b/>
-        </w:rPr>
-        <w:t xml:space="preserve">Flow Type: </w:t>
-      </w:r>
-      <w:r>
-        <w:t>flow</w:t>
-      </w:r>
-    </w:p>
-    <w:p>
-      <w:pPr>
-        <w:pStyle w:val="Heading2"/>
-      </w:pPr>
-      <w:r>
-        <w:t>Trigger</w:t>
-      </w:r>
-    </w:p>
-    <w:p>
-      <w:r>
-        <w:rPr>
-          <w:b/>
-        </w:rPr>
-        <w:t xml:space="preserve">Type: </w:t>
-      </w:r>
-      <w:r>
-        <w:t>http:listener</w:t>
-      </w:r>
-    </w:p>
-    <w:p>
-      <w:r>
-        <w:rPr>
-          <w:b/>
-        </w:rPr>
-        <w:t xml:space="preserve">Path: </w:t>
-      </w:r>
-      <w:r>
-        <w:t>/scatter</w:t>
-      </w:r>
-    </w:p>
-    <w:p>
-      <w:r>
-        <w:rPr>
-          <w:b/>
-        </w:rPr>
-        <w:t xml:space="preserve">Config-ref: </w:t>
-      </w:r>
-      <w:r>
-        <w:t>HTTP_Listener_config</w:t>
-      </w:r>
-    </w:p>
-    <w:p>
-      <w:pPr>
-        <w:pStyle w:val="Heading2"/>
-      </w:pPr>
-      <w:r>
-        <w:t>Logic Steps</w:t>
       </w:r>
     </w:p>
     <w:tbl>
@@ -3106,47 +3144,39 @@
         <w:tblLook w:firstColumn="1" w:firstRow="1" w:lastColumn="0" w:lastRow="0" w:noHBand="0" w:noVBand="1" w:val="04A0"/>
       </w:tblPr>
       <w:tblGrid>
-        <w:gridCol w:w="2880"/>
-        <w:gridCol w:w="2880"/>
-        <w:gridCol w:w="2880"/>
+        <w:gridCol w:w="4320"/>
+        <w:gridCol w:w="4320"/>
       </w:tblGrid>
       <w:tr>
         <w:tc>
           <w:tcPr>
-            <w:tcW w:type="dxa" w:w="2880"/>
+            <w:tcW w:type="dxa" w:w="3600"/>
+            <w:shd w:val="clear" w:color="auto" w:fill="2E75B6"/>
           </w:tcPr>
           <w:p>
             <w:r>
               <w:rPr>
                 <w:b/>
+                <w:color w:val="FFFFFF"/>
+                <w:sz w:val="20"/>
               </w:rPr>
-              <w:t>Step</w:t>
+              <w:t>Connector</w:t>
             </w:r>
           </w:p>
         </w:tc>
         <w:tc>
           <w:tcPr>
-            <w:tcW w:type="dxa" w:w="2880"/>
+            <w:tcW w:type="dxa" w:w="5040"/>
+            <w:shd w:val="clear" w:color="auto" w:fill="2E75B6"/>
           </w:tcPr>
           <w:p>
             <w:r>
               <w:rPr>
                 <w:b/>
+                <w:color w:val="FFFFFF"/>
+                <w:sz w:val="20"/>
               </w:rPr>
-              <w:t>Component</w:t>
-            </w:r>
-          </w:p>
-        </w:tc>
-        <w:tc>
-          <w:tcPr>
-            <w:tcW w:type="dxa" w:w="2880"/>
-          </w:tcPr>
-          <w:p>
-            <w:r>
-              <w:rPr>
-                <w:b/>
-              </w:rPr>
-              <w:t>Details</w:t>
+              <w:t>Config Reference</w:t>
             </w:r>
           </w:p>
         </w:tc>
@@ -3154,2829 +3184,44 @@
       <w:tr>
         <w:tc>
           <w:tcPr>
-            <w:tcW w:type="dxa" w:w="2880"/>
-          </w:tcPr>
-          <w:p>
-            <w:r>
-              <w:t>1</w:t>
-            </w:r>
-          </w:p>
-        </w:tc>
-        <w:tc>
-          <w:tcPr>
-            <w:tcW w:type="dxa" w:w="2880"/>
-          </w:tcPr>
-          <w:p>
-            <w:r>
-              <w:t>http:listener</w:t>
-            </w:r>
-          </w:p>
-        </w:tc>
-        <w:tc>
-          <w:tcPr>
-            <w:tcW w:type="dxa" w:w="2880"/>
-          </w:tcPr>
-          <w:p>
-            <w:r>
-              <w:t>path=/scatter, config-ref=HTTP_Listener_config</w:t>
-            </w:r>
-          </w:p>
-        </w:tc>
-      </w:tr>
-      <w:tr>
-        <w:tc>
-          <w:tcPr>
-            <w:tcW w:type="dxa" w:w="2880"/>
-          </w:tcPr>
-          <w:p>
-            <w:r>
-              <w:t>2</w:t>
-            </w:r>
-          </w:p>
-        </w:tc>
-        <w:tc>
-          <w:tcPr>
-            <w:tcW w:type="dxa" w:w="2880"/>
-          </w:tcPr>
-          <w:p>
-            <w:r>
-              <w:t>mule:set-variable</w:t>
-            </w:r>
-          </w:p>
-        </w:tc>
-        <w:tc>
-          <w:tcPr>
-            <w:tcW w:type="dxa" w:w="2880"/>
-          </w:tcPr>
-          <w:p>
-            <w:r>
-              <w:t>variableName=message, value=#["message from payload"]</w:t>
-            </w:r>
-          </w:p>
-        </w:tc>
-      </w:tr>
-      <w:tr>
-        <w:tc>
-          <w:tcPr>
-            <w:tcW w:type="dxa" w:w="2880"/>
-          </w:tcPr>
-          <w:p>
-            <w:r>
-              <w:t>3</w:t>
-            </w:r>
-          </w:p>
-        </w:tc>
-        <w:tc>
-          <w:tcPr>
-            <w:tcW w:type="dxa" w:w="2880"/>
-          </w:tcPr>
-          <w:p>
-            <w:r>
-              <w:t>mule:scatter-gather</w:t>
-            </w:r>
-          </w:p>
-        </w:tc>
-        <w:tc>
-          <w:tcPr>
-            <w:tcW w:type="dxa" w:w="2880"/>
-          </w:tcPr>
-          <w:p>
-            <w:r>
-              <w:t>-</w:t>
-            </w:r>
-          </w:p>
-        </w:tc>
-      </w:tr>
-      <w:tr>
-        <w:tc>
-          <w:tcPr>
-            <w:tcW w:type="dxa" w:w="2880"/>
-          </w:tcPr>
-          <w:p>
-            <w:r>
-              <w:t>4</w:t>
-            </w:r>
-          </w:p>
-        </w:tc>
-        <w:tc>
-          <w:tcPr>
-            <w:tcW w:type="dxa" w:w="2880"/>
-          </w:tcPr>
-          <w:p>
-            <w:r>
-              <w:t>ee:transform</w:t>
-            </w:r>
-          </w:p>
-        </w:tc>
-        <w:tc>
-          <w:tcPr>
-            <w:tcW w:type="dxa" w:w="2880"/>
-          </w:tcPr>
-          <w:p>
-            <w:r>
-              <w:t>-</w:t>
-            </w:r>
-          </w:p>
-        </w:tc>
-      </w:tr>
-    </w:tbl>
-    <w:p>
-      <w:pPr>
-        <w:pStyle w:val="Heading2"/>
-      </w:pPr>
-      <w:r>
-        <w:t>DataWeave Transformations</w:t>
-      </w:r>
-    </w:p>
-    <w:p>
-      <w:r>
-        <w:rPr>
-          <w:b/>
-        </w:rPr>
-        <w:t>Transform 1 — Transform Message</w:t>
-      </w:r>
-    </w:p>
-    <w:p>
-      <w:pPr>
-        <w:pStyle w:val="NoSpacing"/>
-      </w:pPr>
-      <w:r>
-        <w:rPr>
-          <w:rFonts w:ascii="Courier New" w:hAnsi="Courier New"/>
-          <w:sz w:val="18"/>
-        </w:rPr>
-        <w:t>%dw 2.0</w:t>
-        <w:br/>
-        <w:t>output application/java</w:t>
-        <w:br/>
-        <w:t>---</w:t>
-        <w:br/>
-        <w:t>{</w:t>
-        <w:br/>
-        <w:tab/>
-        <w:t>"Message" : vars.message as String ++  "hello from first transform"</w:t>
-        <w:br/>
-        <w:t>}</w:t>
-      </w:r>
-    </w:p>
-    <w:p>
-      <w:r>
-        <w:rPr>
-          <w:b/>
-        </w:rPr>
-        <w:t>Transform 2 — Transform Message</w:t>
-      </w:r>
-    </w:p>
-    <w:p>
-      <w:pPr>
-        <w:pStyle w:val="NoSpacing"/>
-      </w:pPr>
-      <w:r>
-        <w:rPr>
-          <w:rFonts w:ascii="Courier New" w:hAnsi="Courier New"/>
-          <w:sz w:val="18"/>
-        </w:rPr>
-        <w:t>%dw 2.0</w:t>
-        <w:br/>
-        <w:t>output application/json</w:t>
-        <w:br/>
-        <w:t>---</w:t>
-        <w:br/>
-        <w:t>{</w:t>
-        <w:br/>
-        <w:tab/>
-        <w:t>"Message" : vars.message as String ++  "hello from third transform"</w:t>
-        <w:br/>
-        <w:t>}</w:t>
-      </w:r>
-    </w:p>
-    <w:p>
-      <w:r>
-        <w:rPr>
-          <w:b/>
-        </w:rPr>
-        <w:t>Transform 3 — Transform Message</w:t>
-      </w:r>
-    </w:p>
-    <w:p>
-      <w:pPr>
-        <w:pStyle w:val="NoSpacing"/>
-      </w:pPr>
-      <w:r>
-        <w:rPr>
-          <w:rFonts w:ascii="Courier New" w:hAnsi="Courier New"/>
-          <w:sz w:val="18"/>
-        </w:rPr>
-        <w:t>%dw 2.0</w:t>
-        <w:br/>
-        <w:t>output application/java</w:t>
-        <w:br/>
-        <w:t>---</w:t>
-        <w:br/>
-        <w:t>{</w:t>
-        <w:br/>
-        <w:tab/>
-        <w:t>"Message" : vars.message as String ++  "hello from second transform"</w:t>
-        <w:br/>
-        <w:t>}</w:t>
-      </w:r>
-    </w:p>
-    <w:p>
-      <w:r>
-        <w:rPr>
-          <w:b/>
-        </w:rPr>
-        <w:t>Transform 4 — Transform Message</w:t>
-      </w:r>
-    </w:p>
-    <w:p>
-      <w:pPr>
-        <w:pStyle w:val="NoSpacing"/>
-      </w:pPr>
-      <w:r>
-        <w:rPr>
-          <w:rFonts w:ascii="Courier New" w:hAnsi="Courier New"/>
-          <w:sz w:val="18"/>
-        </w:rPr>
-        <w:t>%dw 2.0</w:t>
-        <w:br/>
-        <w:t>output application/json</w:t>
-        <w:br/>
-        <w:t>---</w:t>
-        <w:br/>
-        <w:t>payload</w:t>
-      </w:r>
-    </w:p>
-    <w:p>
-      <w:r>
-        <w:rPr>
-          <w:b/>
-        </w:rPr>
-        <w:t>Transform 5 — Set Payload</w:t>
-      </w:r>
-    </w:p>
-    <w:p>
-      <w:pPr>
-        <w:pStyle w:val="NoSpacing"/>
-      </w:pPr>
-      <w:r>
-        <w:rPr>
-          <w:rFonts w:ascii="Courier New" w:hAnsi="Courier New"/>
-          <w:sz w:val="18"/>
-        </w:rPr>
-        <w:t>%dw 2.0</w:t>
-        <w:br/>
-        <w:t>output application/java</w:t>
-        <w:br/>
-        <w:t>---</w:t>
-        <w:br/>
-        <w:t>{</w:t>
-        <w:br/>
-        <w:tab/>
-        <w:t>"Message" : vars.message as String ++  "hello from first transform"</w:t>
-        <w:br/>
-        <w:t>}</w:t>
-      </w:r>
-    </w:p>
-    <w:p>
-      <w:r>
-        <w:rPr>
-          <w:b/>
-        </w:rPr>
-        <w:t>Transform 6 — Set Payload</w:t>
-      </w:r>
-    </w:p>
-    <w:p>
-      <w:pPr>
-        <w:pStyle w:val="NoSpacing"/>
-      </w:pPr>
-      <w:r>
-        <w:rPr>
-          <w:rFonts w:ascii="Courier New" w:hAnsi="Courier New"/>
-          <w:sz w:val="18"/>
-        </w:rPr>
-        <w:t>%dw 2.0</w:t>
-        <w:br/>
-        <w:t>output application/json</w:t>
-        <w:br/>
-        <w:t>---</w:t>
-        <w:br/>
-        <w:t>{</w:t>
-        <w:br/>
-        <w:tab/>
-        <w:t>"Message" : vars.message as String ++  "hello from third transform"</w:t>
-        <w:br/>
-        <w:t>}</w:t>
-      </w:r>
-    </w:p>
-    <w:p>
-      <w:r>
-        <w:rPr>
-          <w:b/>
-        </w:rPr>
-        <w:t>Transform 7 — Set Payload</w:t>
-      </w:r>
-    </w:p>
-    <w:p>
-      <w:pPr>
-        <w:pStyle w:val="NoSpacing"/>
-      </w:pPr>
-      <w:r>
-        <w:rPr>
-          <w:rFonts w:ascii="Courier New" w:hAnsi="Courier New"/>
-          <w:sz w:val="18"/>
-        </w:rPr>
-        <w:t>%dw 2.0</w:t>
-        <w:br/>
-        <w:t>output application/java</w:t>
-        <w:br/>
-        <w:t>---</w:t>
-        <w:br/>
-        <w:t>{</w:t>
-        <w:br/>
-        <w:tab/>
-        <w:t>"Message" : vars.message as String ++  "hello from second transform"</w:t>
-        <w:br/>
-        <w:t>}</w:t>
-      </w:r>
-    </w:p>
-    <w:p>
-      <w:r>
-        <w:rPr>
-          <w:b/>
-        </w:rPr>
-        <w:t>Transform 8 — Set Payload</w:t>
-      </w:r>
-    </w:p>
-    <w:p>
-      <w:pPr>
-        <w:pStyle w:val="NoSpacing"/>
-      </w:pPr>
-      <w:r>
-        <w:rPr>
-          <w:rFonts w:ascii="Courier New" w:hAnsi="Courier New"/>
-          <w:sz w:val="18"/>
-        </w:rPr>
-        <w:t>%dw 2.0</w:t>
-        <w:br/>
-        <w:t>output application/json</w:t>
-        <w:br/>
-        <w:t>---</w:t>
-        <w:br/>
-        <w:t>payload</w:t>
-      </w:r>
-    </w:p>
-    <w:p>
-      <w:pPr>
-        <w:pStyle w:val="Heading2"/>
-      </w:pPr>
-      <w:r>
-        <w:t>Error Handling</w:t>
-      </w:r>
-    </w:p>
-    <w:p>
-      <w:r>
-        <w:rPr>
-          <w:b/>
-        </w:rPr>
-        <w:t xml:space="preserve">Strategy: </w:t>
-      </w:r>
-      <w:r>
-        <w:t>on-error-continue</w:t>
-      </w:r>
-    </w:p>
-    <w:p>
-      <w:r>
-        <w:rPr>
-          <w:b/>
-        </w:rPr>
-        <w:t xml:space="preserve">Error Types: </w:t>
-      </w:r>
-      <w:r>
-        <w:t>ANY</w:t>
-      </w:r>
-    </w:p>
-    <w:p>
-      <w:r>
-        <w:rPr>
-          <w:b/>
-        </w:rPr>
-        <w:t xml:space="preserve">Notifications: </w:t>
-      </w:r>
-      <w:r>
-        <w:t>true</w:t>
-      </w:r>
-    </w:p>
-    <w:p>
-      <w:pPr>
-        <w:pStyle w:val="Heading2"/>
-      </w:pPr>
-      <w:r>
-        <w:t>Connectors Used</w:t>
-      </w:r>
-    </w:p>
-    <w:p>
-      <w:r>
-        <w:rPr>
-          <w:b/>
-        </w:rPr>
-        <w:t xml:space="preserve">http:listener: </w:t>
-      </w:r>
-      <w:r>
-        <w:t>config-ref=HTTP_Listener_config</w:t>
-      </w:r>
-    </w:p>
-    <w:p>
-      <w:r>
-        <w:t>────────────────────────────────────────────────────────────</w:t>
-      </w:r>
-    </w:p>
-    <w:p>
-      <w:r>
-        <w:br w:type="page"/>
-      </w:r>
-    </w:p>
-    <w:p>
-      <w:pPr>
-        <w:pStyle w:val="Heading1"/>
-      </w:pPr>
-      <w:r>
-        <w:t>File: connectdatabase.xml</w:t>
-      </w:r>
-    </w:p>
-    <w:p>
-      <w:pPr>
-        <w:pStyle w:val="Heading1"/>
-      </w:pPr>
-      <w:r>
-        <w:t>Flow: connectdatabaseFlow</w:t>
-      </w:r>
-    </w:p>
-    <w:p>
-      <w:r>
-        <w:rPr>
-          <w:b/>
-        </w:rPr>
-        <w:t xml:space="preserve">Source File: </w:t>
-      </w:r>
-      <w:r>
-        <w:t>connectdatabase.xml</w:t>
-      </w:r>
-    </w:p>
-    <w:p>
-      <w:r>
-        <w:rPr>
-          <w:b/>
-        </w:rPr>
-        <w:t xml:space="preserve">Flow Type: </w:t>
-      </w:r>
-      <w:r>
-        <w:t>flow</w:t>
-      </w:r>
-    </w:p>
-    <w:p>
-      <w:pPr>
-        <w:pStyle w:val="Heading2"/>
-      </w:pPr>
-      <w:r>
-        <w:t>Trigger</w:t>
-      </w:r>
-    </w:p>
-    <w:p>
-      <w:r>
-        <w:rPr>
-          <w:b/>
-        </w:rPr>
-        <w:t xml:space="preserve">Type: </w:t>
-      </w:r>
-      <w:r>
-        <w:t>http:listener</w:t>
-      </w:r>
-    </w:p>
-    <w:p>
-      <w:r>
-        <w:rPr>
-          <w:b/>
-        </w:rPr>
-        <w:t xml:space="preserve">Path: </w:t>
-      </w:r>
-      <w:r>
-        <w:t>/testsql</w:t>
-      </w:r>
-    </w:p>
-    <w:p>
-      <w:r>
-        <w:rPr>
-          <w:b/>
-        </w:rPr>
-        <w:t xml:space="preserve">Config-ref: </w:t>
-      </w:r>
-      <w:r>
-        <w:t>HTTP_Listener_config</w:t>
-      </w:r>
-    </w:p>
-    <w:p>
-      <w:pPr>
-        <w:pStyle w:val="Heading2"/>
-      </w:pPr>
-      <w:r>
-        <w:t>Logic Steps</w:t>
-      </w:r>
-    </w:p>
-    <w:tbl>
-      <w:tblPr>
-        <w:tblStyle w:val="TableGrid"/>
-        <w:tblW w:type="auto" w:w="0"/>
-        <w:tblLook w:firstColumn="1" w:firstRow="1" w:lastColumn="0" w:lastRow="0" w:noHBand="0" w:noVBand="1" w:val="04A0"/>
-      </w:tblPr>
-      <w:tblGrid>
-        <w:gridCol w:w="2880"/>
-        <w:gridCol w:w="2880"/>
-        <w:gridCol w:w="2880"/>
-      </w:tblGrid>
-      <w:tr>
-        <w:tc>
-          <w:tcPr>
-            <w:tcW w:type="dxa" w:w="2880"/>
+            <w:tcW w:type="dxa" w:w="3600"/>
+            <w:shd w:val="clear" w:color="auto" w:fill="EBF3FB"/>
           </w:tcPr>
           <w:p>
             <w:r>
               <w:rPr>
-                <w:b/>
+                <w:sz w:val="18"/>
               </w:rPr>
-              <w:t>Step</w:t>
-            </w:r>
-          </w:p>
-        </w:tc>
-        <w:tc>
-          <w:tcPr>
-            <w:tcW w:type="dxa" w:w="2880"/>
-          </w:tcPr>
-          <w:p>
-            <w:r>
-              <w:rPr>
-                <w:b/>
-              </w:rPr>
-              <w:t>Component</w:t>
-            </w:r>
-          </w:p>
-        </w:tc>
-        <w:tc>
-          <w:tcPr>
-            <w:tcW w:type="dxa" w:w="2880"/>
-          </w:tcPr>
-          <w:p>
-            <w:r>
-              <w:rPr>
-                <w:b/>
-              </w:rPr>
-              <w:t>Details</w:t>
-            </w:r>
-          </w:p>
-        </w:tc>
-      </w:tr>
-      <w:tr>
-        <w:tc>
-          <w:tcPr>
-            <w:tcW w:type="dxa" w:w="2880"/>
-          </w:tcPr>
-          <w:p>
-            <w:r>
-              <w:t>1</w:t>
-            </w:r>
-          </w:p>
-        </w:tc>
-        <w:tc>
-          <w:tcPr>
-            <w:tcW w:type="dxa" w:w="2880"/>
-          </w:tcPr>
-          <w:p>
-            <w:r>
-              <w:t>http:listener</w:t>
-            </w:r>
-          </w:p>
-        </w:tc>
-        <w:tc>
-          <w:tcPr>
-            <w:tcW w:type="dxa" w:w="2880"/>
-          </w:tcPr>
-          <w:p>
-            <w:r>
-              <w:t>path=/testsql, config-ref=HTTP_Listener_config</w:t>
-            </w:r>
-          </w:p>
-        </w:tc>
-      </w:tr>
-      <w:tr>
-        <w:tc>
-          <w:tcPr>
-            <w:tcW w:type="dxa" w:w="2880"/>
-          </w:tcPr>
-          <w:p>
-            <w:r>
-              <w:t>2</w:t>
-            </w:r>
-          </w:p>
-        </w:tc>
-        <w:tc>
-          <w:tcPr>
-            <w:tcW w:type="dxa" w:w="2880"/>
-          </w:tcPr>
-          <w:p>
-            <w:r>
-              <w:t>db:bulk-insert</w:t>
-            </w:r>
-          </w:p>
-        </w:tc>
-        <w:tc>
-          <w:tcPr>
-            <w:tcW w:type="dxa" w:w="2880"/>
-          </w:tcPr>
-          <w:p>
-            <w:r>
-              <w:t>config-ref=Database_Config1</w:t>
-            </w:r>
-          </w:p>
-        </w:tc>
-      </w:tr>
-      <w:tr>
-        <w:tc>
-          <w:tcPr>
-            <w:tcW w:type="dxa" w:w="2880"/>
-          </w:tcPr>
-          <w:p>
-            <w:r>
-              <w:t>3</w:t>
-            </w:r>
-          </w:p>
-        </w:tc>
-        <w:tc>
-          <w:tcPr>
-            <w:tcW w:type="dxa" w:w="2880"/>
-          </w:tcPr>
-          <w:p>
-            <w:r>
-              <w:t>db:select</w:t>
-            </w:r>
-          </w:p>
-        </w:tc>
-        <w:tc>
-          <w:tcPr>
-            <w:tcW w:type="dxa" w:w="2880"/>
-          </w:tcPr>
-          <w:p>
-            <w:r>
-              <w:t>config-ref=Database_Config1</w:t>
-            </w:r>
-          </w:p>
-        </w:tc>
-      </w:tr>
-      <w:tr>
-        <w:tc>
-          <w:tcPr>
-            <w:tcW w:type="dxa" w:w="2880"/>
-          </w:tcPr>
-          <w:p>
-            <w:r>
-              <w:t>4</w:t>
-            </w:r>
-          </w:p>
-        </w:tc>
-        <w:tc>
-          <w:tcPr>
-            <w:tcW w:type="dxa" w:w="2880"/>
-          </w:tcPr>
-          <w:p>
-            <w:r>
-              <w:t>ee:transform</w:t>
-            </w:r>
-          </w:p>
-        </w:tc>
-        <w:tc>
-          <w:tcPr>
-            <w:tcW w:type="dxa" w:w="2880"/>
-          </w:tcPr>
-          <w:p>
-            <w:r>
-              <w:t>-</w:t>
-            </w:r>
-          </w:p>
-        </w:tc>
-      </w:tr>
-    </w:tbl>
-    <w:p>
-      <w:pPr>
-        <w:pStyle w:val="Heading2"/>
-      </w:pPr>
-      <w:r>
-        <w:t>DataWeave Transformations</w:t>
-      </w:r>
-    </w:p>
-    <w:p>
-      <w:r>
-        <w:rPr>
-          <w:b/>
-        </w:rPr>
-        <w:t>Transform 1 — Transform Message</w:t>
-      </w:r>
-    </w:p>
-    <w:p>
-      <w:pPr>
-        <w:pStyle w:val="NoSpacing"/>
-      </w:pPr>
-      <w:r>
-        <w:rPr>
-          <w:rFonts w:ascii="Courier New" w:hAnsi="Courier New"/>
-          <w:sz w:val="18"/>
-        </w:rPr>
-        <w:t>%dw 2.0</w:t>
-        <w:br/>
-        <w:t>output application/json</w:t>
-        <w:br/>
-        <w:t>---</w:t>
-        <w:br/>
-        <w:t>payload</w:t>
-      </w:r>
-    </w:p>
-    <w:p>
-      <w:r>
-        <w:rPr>
-          <w:b/>
-        </w:rPr>
-        <w:t>Transform 2 — Set Payload</w:t>
-      </w:r>
-    </w:p>
-    <w:p>
-      <w:pPr>
-        <w:pStyle w:val="NoSpacing"/>
-      </w:pPr>
-      <w:r>
-        <w:rPr>
-          <w:rFonts w:ascii="Courier New" w:hAnsi="Courier New"/>
-          <w:sz w:val="18"/>
-        </w:rPr>
-        <w:t>%dw 2.0</w:t>
-        <w:br/>
-        <w:t>output application/json</w:t>
-        <w:br/>
-        <w:t>---</w:t>
-        <w:br/>
-        <w:t>payload</w:t>
-      </w:r>
-    </w:p>
-    <w:p>
-      <w:pPr>
-        <w:pStyle w:val="Heading2"/>
-      </w:pPr>
-      <w:r>
-        <w:t>Connectors Used</w:t>
-      </w:r>
-    </w:p>
-    <w:p>
-      <w:r>
-        <w:rPr>
-          <w:b/>
-        </w:rPr>
-        <w:t xml:space="preserve">http:listener: </w:t>
-      </w:r>
-      <w:r>
-        <w:t>config-ref=HTTP_Listener_config</w:t>
-      </w:r>
-    </w:p>
-    <w:p>
-      <w:r>
-        <w:rPr>
-          <w:b/>
-        </w:rPr>
-        <w:t xml:space="preserve">db:bulk-insert: </w:t>
-      </w:r>
-      <w:r>
-        <w:t>config-ref=Database_Config1</w:t>
-      </w:r>
-    </w:p>
-    <w:p>
-      <w:r>
-        <w:rPr>
-          <w:b/>
-        </w:rPr>
-        <w:t xml:space="preserve">db:bulk-input-parameters: </w:t>
-      </w:r>
-      <w:r>
-        <w:t>config-ref=-</w:t>
-      </w:r>
-    </w:p>
-    <w:p>
-      <w:r>
-        <w:rPr>
-          <w:b/>
-        </w:rPr>
-        <w:t xml:space="preserve">db:sql: </w:t>
-      </w:r>
-      <w:r>
-        <w:t>config-ref=-</w:t>
-      </w:r>
-    </w:p>
-    <w:p>
-      <w:r>
-        <w:rPr>
-          <w:b/>
-        </w:rPr>
-        <w:t xml:space="preserve">db:select: </w:t>
-      </w:r>
-      <w:r>
-        <w:t>config-ref=Database_Config1</w:t>
-      </w:r>
-    </w:p>
-    <w:p>
-      <w:r>
-        <w:rPr>
-          <w:b/>
-        </w:rPr>
-        <w:t xml:space="preserve">db:input-parameters: </w:t>
-      </w:r>
-      <w:r>
-        <w:t>config-ref=-</w:t>
-      </w:r>
-    </w:p>
-    <w:p>
-      <w:r>
-        <w:t>────────────────────────────────────────────────────────────</w:t>
-      </w:r>
-    </w:p>
-    <w:p>
-      <w:r>
-        <w:br w:type="page"/>
-      </w:r>
-    </w:p>
-    <w:p>
-      <w:pPr>
-        <w:pStyle w:val="Heading1"/>
-      </w:pPr>
-      <w:r>
-        <w:t>Flow: connectdatabaseFlow2</w:t>
-      </w:r>
-    </w:p>
-    <w:p>
-      <w:r>
-        <w:rPr>
-          <w:b/>
-        </w:rPr>
-        <w:t xml:space="preserve">Source File: </w:t>
-      </w:r>
-      <w:r>
-        <w:t>connectdatabase.xml</w:t>
-      </w:r>
-    </w:p>
-    <w:p>
-      <w:r>
-        <w:rPr>
-          <w:b/>
-        </w:rPr>
-        <w:t xml:space="preserve">Flow Type: </w:t>
-      </w:r>
-      <w:r>
-        <w:t>flow</w:t>
-      </w:r>
-    </w:p>
-    <w:p>
-      <w:pPr>
-        <w:pStyle w:val="Heading2"/>
-      </w:pPr>
-      <w:r>
-        <w:t>Trigger</w:t>
-      </w:r>
-    </w:p>
-    <w:p>
-      <w:r>
-        <w:rPr>
-          <w:b/>
-        </w:rPr>
-        <w:t xml:space="preserve">Type: </w:t>
-      </w:r>
-      <w:r>
-        <w:t>mule:logger</w:t>
-      </w:r>
-    </w:p>
-    <w:p>
-      <w:pPr>
-        <w:pStyle w:val="Heading2"/>
-      </w:pPr>
-      <w:r>
-        <w:t>Logic Steps</w:t>
-      </w:r>
-    </w:p>
-    <w:tbl>
-      <w:tblPr>
-        <w:tblStyle w:val="TableGrid"/>
-        <w:tblW w:type="auto" w:w="0"/>
-        <w:tblLook w:firstColumn="1" w:firstRow="1" w:lastColumn="0" w:lastRow="0" w:noHBand="0" w:noVBand="1" w:val="04A0"/>
-      </w:tblPr>
-      <w:tblGrid>
-        <w:gridCol w:w="2880"/>
-        <w:gridCol w:w="2880"/>
-        <w:gridCol w:w="2880"/>
-      </w:tblGrid>
-      <w:tr>
-        <w:tc>
-          <w:tcPr>
-            <w:tcW w:type="dxa" w:w="2880"/>
-          </w:tcPr>
-          <w:p>
-            <w:r>
-              <w:rPr>
-                <w:b/>
-              </w:rPr>
-              <w:t>Step</w:t>
-            </w:r>
-          </w:p>
-        </w:tc>
-        <w:tc>
-          <w:tcPr>
-            <w:tcW w:type="dxa" w:w="2880"/>
-          </w:tcPr>
-          <w:p>
-            <w:r>
-              <w:rPr>
-                <w:b/>
-              </w:rPr>
-              <w:t>Component</w:t>
-            </w:r>
-          </w:p>
-        </w:tc>
-        <w:tc>
-          <w:tcPr>
-            <w:tcW w:type="dxa" w:w="2880"/>
-          </w:tcPr>
-          <w:p>
-            <w:r>
-              <w:rPr>
-                <w:b/>
-              </w:rPr>
-              <w:t>Details</w:t>
-            </w:r>
-          </w:p>
-        </w:tc>
-      </w:tr>
-      <w:tr>
-        <w:tc>
-          <w:tcPr>
-            <w:tcW w:type="dxa" w:w="2880"/>
-          </w:tcPr>
-          <w:p>
-            <w:r>
-              <w:t>1</w:t>
-            </w:r>
-          </w:p>
-        </w:tc>
-        <w:tc>
-          <w:tcPr>
-            <w:tcW w:type="dxa" w:w="2880"/>
-          </w:tcPr>
-          <w:p>
-            <w:r>
-              <w:t>mule:logger</w:t>
-            </w:r>
-          </w:p>
-        </w:tc>
-        <w:tc>
-          <w:tcPr>
-            <w:tcW w:type="dxa" w:w="2880"/>
-          </w:tcPr>
-          <w:p>
-            <w:r>
-              <w:t>level=INFO, message=#[vars.watermark]</w:t>
-            </w:r>
-          </w:p>
-        </w:tc>
-      </w:tr>
-    </w:tbl>
-    <w:p>
-      <w:pPr>
-        <w:pStyle w:val="Heading2"/>
-      </w:pPr>
-      <w:r>
-        <w:t>Connectors Used</w:t>
-      </w:r>
-    </w:p>
-    <w:p>
-      <w:r>
-        <w:t>────────────────────────────────────────────────────────────</w:t>
-      </w:r>
-    </w:p>
-    <w:p>
-      <w:r>
-        <w:br w:type="page"/>
-      </w:r>
-    </w:p>
-    <w:p>
-      <w:pPr>
-        <w:pStyle w:val="Heading1"/>
-      </w:pPr>
-      <w:r>
-        <w:t>Flow: connectdatabaseFlow1</w:t>
-      </w:r>
-    </w:p>
-    <w:p>
-      <w:r>
-        <w:rPr>
-          <w:b/>
-        </w:rPr>
-        <w:t xml:space="preserve">Source File: </w:t>
-      </w:r>
-      <w:r>
-        <w:t>connectdatabase.xml</w:t>
-      </w:r>
-    </w:p>
-    <w:p>
-      <w:r>
-        <w:rPr>
-          <w:b/>
-        </w:rPr>
-        <w:t xml:space="preserve">Flow Type: </w:t>
-      </w:r>
-      <w:r>
-        <w:t>flow</w:t>
-      </w:r>
-    </w:p>
-    <w:p>
-      <w:pPr>
-        <w:pStyle w:val="Heading2"/>
-      </w:pPr>
-      <w:r>
-        <w:t>Trigger</w:t>
-      </w:r>
-    </w:p>
-    <w:p>
-      <w:r>
-        <w:rPr>
-          <w:b/>
-        </w:rPr>
-        <w:t xml:space="preserve">Type: </w:t>
-      </w:r>
-      <w:r>
-        <w:t>mule:scheduler</w:t>
-      </w:r>
-    </w:p>
-    <w:p>
-      <w:r>
-        <w:rPr>
-          <w:b/>
-        </w:rPr>
-        <w:t xml:space="preserve">Schedule: </w:t>
-      </w:r>
-      <w:r>
-        <w:t>Every 1 MINUTES</w:t>
-      </w:r>
-    </w:p>
-    <w:p>
-      <w:pPr>
-        <w:pStyle w:val="Heading2"/>
-      </w:pPr>
-      <w:r>
-        <w:t>Logic Steps</w:t>
-      </w:r>
-    </w:p>
-    <w:tbl>
-      <w:tblPr>
-        <w:tblStyle w:val="TableGrid"/>
-        <w:tblW w:type="auto" w:w="0"/>
-        <w:tblLook w:firstColumn="1" w:firstRow="1" w:lastColumn="0" w:lastRow="0" w:noHBand="0" w:noVBand="1" w:val="04A0"/>
-      </w:tblPr>
-      <w:tblGrid>
-        <w:gridCol w:w="2880"/>
-        <w:gridCol w:w="2880"/>
-        <w:gridCol w:w="2880"/>
-      </w:tblGrid>
-      <w:tr>
-        <w:tc>
-          <w:tcPr>
-            <w:tcW w:type="dxa" w:w="2880"/>
-          </w:tcPr>
-          <w:p>
-            <w:r>
-              <w:rPr>
-                <w:b/>
-              </w:rPr>
-              <w:t>Step</w:t>
-            </w:r>
-          </w:p>
-        </w:tc>
-        <w:tc>
-          <w:tcPr>
-            <w:tcW w:type="dxa" w:w="2880"/>
-          </w:tcPr>
-          <w:p>
-            <w:r>
-              <w:rPr>
-                <w:b/>
-              </w:rPr>
-              <w:t>Component</w:t>
-            </w:r>
-          </w:p>
-        </w:tc>
-        <w:tc>
-          <w:tcPr>
-            <w:tcW w:type="dxa" w:w="2880"/>
-          </w:tcPr>
-          <w:p>
-            <w:r>
-              <w:rPr>
-                <w:b/>
-              </w:rPr>
-              <w:t>Details</w:t>
-            </w:r>
-          </w:p>
-        </w:tc>
-      </w:tr>
-      <w:tr>
-        <w:tc>
-          <w:tcPr>
-            <w:tcW w:type="dxa" w:w="2880"/>
-          </w:tcPr>
-          <w:p>
-            <w:r>
-              <w:t>1</w:t>
-            </w:r>
-          </w:p>
-        </w:tc>
-        <w:tc>
-          <w:tcPr>
-            <w:tcW w:type="dxa" w:w="2880"/>
-          </w:tcPr>
-          <w:p>
-            <w:r>
-              <w:t>mule:scheduler</w:t>
-            </w:r>
-          </w:p>
-        </w:tc>
-        <w:tc>
-          <w:tcPr>
-            <w:tcW w:type="dxa" w:w="2880"/>
-          </w:tcPr>
-          <w:p>
-            <w:r>
-              <w:t>-</w:t>
-            </w:r>
-          </w:p>
-        </w:tc>
-      </w:tr>
-      <w:tr>
-        <w:tc>
-          <w:tcPr>
-            <w:tcW w:type="dxa" w:w="2880"/>
-          </w:tcPr>
-          <w:p>
-            <w:r>
-              <w:t>2</w:t>
-            </w:r>
-          </w:p>
-        </w:tc>
-        <w:tc>
-          <w:tcPr>
-            <w:tcW w:type="dxa" w:w="2880"/>
-          </w:tcPr>
-          <w:p>
-            <w:r>
-              <w:t>os:retrieve</w:t>
-            </w:r>
-          </w:p>
-        </w:tc>
-        <w:tc>
-          <w:tcPr>
-            <w:tcW w:type="dxa" w:w="2880"/>
-          </w:tcPr>
-          <w:p>
-            <w:r>
-              <w:t>key=lastruntime, target=watermark</w:t>
-            </w:r>
-          </w:p>
-        </w:tc>
-      </w:tr>
-      <w:tr>
-        <w:tc>
-          <w:tcPr>
-            <w:tcW w:type="dxa" w:w="2880"/>
-          </w:tcPr>
-          <w:p>
-            <w:r>
-              <w:t>3</w:t>
-            </w:r>
-          </w:p>
-        </w:tc>
-        <w:tc>
-          <w:tcPr>
-            <w:tcW w:type="dxa" w:w="2880"/>
-          </w:tcPr>
-          <w:p>
-            <w:r>
-              <w:t>mule:logger</w:t>
-            </w:r>
-          </w:p>
-        </w:tc>
-        <w:tc>
-          <w:tcPr>
-            <w:tcW w:type="dxa" w:w="2880"/>
-          </w:tcPr>
-          <w:p>
-            <w:r>
-              <w:t>level=INFO, message=#[vars.watermark]</w:t>
-            </w:r>
-          </w:p>
-        </w:tc>
-      </w:tr>
-      <w:tr>
-        <w:tc>
-          <w:tcPr>
-            <w:tcW w:type="dxa" w:w="2880"/>
-          </w:tcPr>
-          <w:p>
-            <w:r>
-              <w:t>4</w:t>
-            </w:r>
-          </w:p>
-        </w:tc>
-        <w:tc>
-          <w:tcPr>
-            <w:tcW w:type="dxa" w:w="2880"/>
-          </w:tcPr>
-          <w:p>
-            <w:r>
-              <w:t>db:select</w:t>
-            </w:r>
-          </w:p>
-        </w:tc>
-        <w:tc>
-          <w:tcPr>
-            <w:tcW w:type="dxa" w:w="2880"/>
-          </w:tcPr>
-          <w:p>
-            <w:r>
-              <w:t>config-ref=Database_Config1</w:t>
-            </w:r>
-          </w:p>
-        </w:tc>
-      </w:tr>
-      <w:tr>
-        <w:tc>
-          <w:tcPr>
-            <w:tcW w:type="dxa" w:w="2880"/>
-          </w:tcPr>
-          <w:p>
-            <w:r>
-              <w:t>5</w:t>
-            </w:r>
-          </w:p>
-        </w:tc>
-        <w:tc>
-          <w:tcPr>
-            <w:tcW w:type="dxa" w:w="2880"/>
-          </w:tcPr>
-          <w:p>
-            <w:r>
-              <w:t>os:store</w:t>
-            </w:r>
-          </w:p>
-        </w:tc>
-        <w:tc>
-          <w:tcPr>
-            <w:tcW w:type="dxa" w:w="2880"/>
-          </w:tcPr>
-          <w:p>
-            <w:r>
-              <w:t>key=lastruntime</w:t>
-            </w:r>
-          </w:p>
-        </w:tc>
-      </w:tr>
-      <w:tr>
-        <w:tc>
-          <w:tcPr>
-            <w:tcW w:type="dxa" w:w="2880"/>
-          </w:tcPr>
-          <w:p>
-            <w:r>
-              <w:t>6</w:t>
-            </w:r>
-          </w:p>
-        </w:tc>
-        <w:tc>
-          <w:tcPr>
-            <w:tcW w:type="dxa" w:w="2880"/>
-          </w:tcPr>
-          <w:p>
-            <w:r>
-              <w:t>mule:logger</w:t>
-            </w:r>
-          </w:p>
-        </w:tc>
-        <w:tc>
-          <w:tcPr>
-            <w:tcW w:type="dxa" w:w="2880"/>
-          </w:tcPr>
-          <w:p>
-            <w:r>
-              <w:t>level=INFO, message=#[vars.payload]</w:t>
-            </w:r>
-          </w:p>
-        </w:tc>
-      </w:tr>
-      <w:tr>
-        <w:tc>
-          <w:tcPr>
-            <w:tcW w:type="dxa" w:w="2880"/>
-          </w:tcPr>
-          <w:p>
-            <w:r>
-              <w:t>7</w:t>
-            </w:r>
-          </w:p>
-        </w:tc>
-        <w:tc>
-          <w:tcPr>
-            <w:tcW w:type="dxa" w:w="2880"/>
-          </w:tcPr>
-          <w:p>
-            <w:r>
-              <w:t>mule:logger</w:t>
-            </w:r>
-          </w:p>
-        </w:tc>
-        <w:tc>
-          <w:tcPr>
-            <w:tcW w:type="dxa" w:w="2880"/>
-          </w:tcPr>
-          <w:p>
-            <w:r>
-              <w:t>level=INFO, message=#[vars.watermark]</w:t>
-            </w:r>
-          </w:p>
-        </w:tc>
-      </w:tr>
-    </w:tbl>
-    <w:p>
-      <w:pPr>
-        <w:pStyle w:val="Heading2"/>
-      </w:pPr>
-      <w:r>
-        <w:t>Connectors Used</w:t>
-      </w:r>
-    </w:p>
-    <w:p>
-      <w:r>
-        <w:rPr>
-          <w:b/>
-        </w:rPr>
-        <w:t xml:space="preserve">os:retrieve: </w:t>
-      </w:r>
-      <w:r>
-        <w:t>config-ref=-</w:t>
-      </w:r>
-    </w:p>
-    <w:p>
-      <w:r>
-        <w:rPr>
-          <w:b/>
-        </w:rPr>
-        <w:t xml:space="preserve">os:default-value: </w:t>
-      </w:r>
-      <w:r>
-        <w:t>config-ref=-</w:t>
-      </w:r>
-    </w:p>
-    <w:p>
-      <w:r>
-        <w:rPr>
-          <w:b/>
-        </w:rPr>
-        <w:t xml:space="preserve">db:select: </w:t>
-      </w:r>
-      <w:r>
-        <w:t>config-ref=Database_Config1</w:t>
-      </w:r>
-    </w:p>
-    <w:p>
-      <w:r>
-        <w:rPr>
-          <w:b/>
-        </w:rPr>
-        <w:t xml:space="preserve">db:sql: </w:t>
-      </w:r>
-      <w:r>
-        <w:t>config-ref=-</w:t>
-      </w:r>
-    </w:p>
-    <w:p>
-      <w:r>
-        <w:rPr>
-          <w:b/>
-        </w:rPr>
-        <w:t xml:space="preserve">db:input-parameters: </w:t>
-      </w:r>
-      <w:r>
-        <w:t>config-ref=-</w:t>
-      </w:r>
-    </w:p>
-    <w:p>
-      <w:r>
-        <w:rPr>
-          <w:b/>
-        </w:rPr>
-        <w:t xml:space="preserve">os:store: </w:t>
-      </w:r>
-      <w:r>
-        <w:t>config-ref=-</w:t>
-      </w:r>
-    </w:p>
-    <w:p>
-      <w:r>
-        <w:rPr>
-          <w:b/>
-        </w:rPr>
-        <w:t xml:space="preserve">os:value: </w:t>
-      </w:r>
-      <w:r>
-        <w:t>config-ref=-</w:t>
-      </w:r>
-    </w:p>
-    <w:p>
-      <w:r>
-        <w:t>────────────────────────────────────────────────────────────</w:t>
-      </w:r>
-    </w:p>
-    <w:p>
-      <w:r>
-        <w:br w:type="page"/>
-      </w:r>
-    </w:p>
-    <w:p>
-      <w:pPr>
-        <w:pStyle w:val="Heading1"/>
-      </w:pPr>
-      <w:r>
-        <w:t>File: testinghtml.xml</w:t>
-      </w:r>
-    </w:p>
-    <w:p>
-      <w:pPr>
-        <w:pStyle w:val="Heading1"/>
-      </w:pPr>
-      <w:r>
-        <w:t>Flow: testinghtmlFlow</w:t>
-      </w:r>
-    </w:p>
-    <w:p>
-      <w:r>
-        <w:rPr>
-          <w:b/>
-        </w:rPr>
-        <w:t xml:space="preserve">Source File: </w:t>
-      </w:r>
-      <w:r>
-        <w:t>testinghtml.xml</w:t>
-      </w:r>
-    </w:p>
-    <w:p>
-      <w:r>
-        <w:rPr>
-          <w:b/>
-        </w:rPr>
-        <w:t xml:space="preserve">Flow Type: </w:t>
-      </w:r>
-      <w:r>
-        <w:t>flow</w:t>
-      </w:r>
-    </w:p>
-    <w:p>
-      <w:pPr>
-        <w:pStyle w:val="Heading2"/>
-      </w:pPr>
-      <w:r>
-        <w:t>Trigger</w:t>
-      </w:r>
-    </w:p>
-    <w:p>
-      <w:r>
-        <w:rPr>
-          <w:b/>
-        </w:rPr>
-        <w:t xml:space="preserve">Type: </w:t>
-      </w:r>
-      <w:r>
-        <w:t>http:listener</w:t>
-      </w:r>
-    </w:p>
-    <w:p>
-      <w:r>
-        <w:rPr>
-          <w:b/>
-        </w:rPr>
-        <w:t xml:space="preserve">Path: </w:t>
-      </w:r>
-      <w:r>
-        <w:t>/weather</w:t>
-      </w:r>
-    </w:p>
-    <w:p>
-      <w:r>
-        <w:rPr>
-          <w:b/>
-        </w:rPr>
-        <w:t xml:space="preserve">Config-ref: </w:t>
-      </w:r>
-      <w:r>
-        <w:t>HTTP_Listener_config</w:t>
-      </w:r>
-    </w:p>
-    <w:p>
-      <w:pPr>
-        <w:pStyle w:val="Heading2"/>
-      </w:pPr>
-      <w:r>
-        <w:t>Logic Steps</w:t>
-      </w:r>
-    </w:p>
-    <w:tbl>
-      <w:tblPr>
-        <w:tblStyle w:val="TableGrid"/>
-        <w:tblW w:type="auto" w:w="0"/>
-        <w:tblLook w:firstColumn="1" w:firstRow="1" w:lastColumn="0" w:lastRow="0" w:noHBand="0" w:noVBand="1" w:val="04A0"/>
-      </w:tblPr>
-      <w:tblGrid>
-        <w:gridCol w:w="2880"/>
-        <w:gridCol w:w="2880"/>
-        <w:gridCol w:w="2880"/>
-      </w:tblGrid>
-      <w:tr>
-        <w:tc>
-          <w:tcPr>
-            <w:tcW w:type="dxa" w:w="2880"/>
-          </w:tcPr>
-          <w:p>
-            <w:r>
-              <w:rPr>
-                <w:b/>
-              </w:rPr>
-              <w:t>Step</w:t>
-            </w:r>
-          </w:p>
-        </w:tc>
-        <w:tc>
-          <w:tcPr>
-            <w:tcW w:type="dxa" w:w="2880"/>
-          </w:tcPr>
-          <w:p>
-            <w:r>
-              <w:rPr>
-                <w:b/>
-              </w:rPr>
-              <w:t>Component</w:t>
-            </w:r>
-          </w:p>
-        </w:tc>
-        <w:tc>
-          <w:tcPr>
-            <w:tcW w:type="dxa" w:w="2880"/>
-          </w:tcPr>
-          <w:p>
-            <w:r>
-              <w:rPr>
-                <w:b/>
-              </w:rPr>
-              <w:t>Details</w:t>
-            </w:r>
-          </w:p>
-        </w:tc>
-      </w:tr>
-      <w:tr>
-        <w:tc>
-          <w:tcPr>
-            <w:tcW w:type="dxa" w:w="2880"/>
-          </w:tcPr>
-          <w:p>
-            <w:r>
-              <w:t>1</w:t>
-            </w:r>
-          </w:p>
-        </w:tc>
-        <w:tc>
-          <w:tcPr>
-            <w:tcW w:type="dxa" w:w="2880"/>
-          </w:tcPr>
-          <w:p>
-            <w:r>
-              <w:t>http:listener</w:t>
-            </w:r>
-          </w:p>
-        </w:tc>
-        <w:tc>
-          <w:tcPr>
-            <w:tcW w:type="dxa" w:w="2880"/>
-          </w:tcPr>
-          <w:p>
-            <w:r>
-              <w:t>path=/weather, config-ref=HTTP_Listener_config</w:t>
-            </w:r>
-          </w:p>
-        </w:tc>
-      </w:tr>
-      <w:tr>
-        <w:tc>
-          <w:tcPr>
-            <w:tcW w:type="dxa" w:w="2880"/>
-          </w:tcPr>
-          <w:p>
-            <w:r>
-              <w:t>2</w:t>
-            </w:r>
-          </w:p>
-        </w:tc>
-        <w:tc>
-          <w:tcPr>
-            <w:tcW w:type="dxa" w:w="2880"/>
-          </w:tcPr>
-          <w:p>
-            <w:r>
-              <w:t>mule:logger</w:t>
-            </w:r>
-          </w:p>
-        </w:tc>
-        <w:tc>
-          <w:tcPr>
-            <w:tcW w:type="dxa" w:w="2880"/>
-          </w:tcPr>
-          <w:p>
-            <w:r>
-              <w:t>level=INFO, message=#["flow started"]</w:t>
-            </w:r>
-          </w:p>
-        </w:tc>
-      </w:tr>
-      <w:tr>
-        <w:tc>
-          <w:tcPr>
-            <w:tcW w:type="dxa" w:w="2880"/>
-          </w:tcPr>
-          <w:p>
-            <w:r>
-              <w:t>3</w:t>
-            </w:r>
-          </w:p>
-        </w:tc>
-        <w:tc>
-          <w:tcPr>
-            <w:tcW w:type="dxa" w:w="2880"/>
-          </w:tcPr>
-          <w:p>
-            <w:r>
-              <w:t>http:request</w:t>
-            </w:r>
-          </w:p>
-        </w:tc>
-        <w:tc>
-          <w:tcPr>
-            <w:tcW w:type="dxa" w:w="2880"/>
-          </w:tcPr>
-          <w:p>
-            <w:r>
-              <w:t>method=GET, config-ref=HTTP_Request_configuration, url=https://api.cricapi.com/v1/currentMatches</w:t>
-            </w:r>
-          </w:p>
-        </w:tc>
-      </w:tr>
-      <w:tr>
-        <w:tc>
-          <w:tcPr>
-            <w:tcW w:type="dxa" w:w="2880"/>
-          </w:tcPr>
-          <w:p>
-            <w:r>
-              <w:t>4</w:t>
-            </w:r>
-          </w:p>
-        </w:tc>
-        <w:tc>
-          <w:tcPr>
-            <w:tcW w:type="dxa" w:w="2880"/>
-          </w:tcPr>
-          <w:p>
-            <w:r>
-              <w:t>mule:choice</w:t>
-            </w:r>
-          </w:p>
-        </w:tc>
-        <w:tc>
-          <w:tcPr>
-            <w:tcW w:type="dxa" w:w="2880"/>
-          </w:tcPr>
-          <w:p>
-            <w:r>
-              <w:t>-</w:t>
-            </w:r>
-          </w:p>
-        </w:tc>
-      </w:tr>
-    </w:tbl>
-    <w:p>
-      <w:pPr>
-        <w:pStyle w:val="Heading2"/>
-      </w:pPr>
-      <w:r>
-        <w:t>DataWeave Transformations</w:t>
-      </w:r>
-    </w:p>
-    <w:p>
-      <w:r>
-        <w:rPr>
-          <w:b/>
-        </w:rPr>
-        <w:t>Transform 1 — Transform Message</w:t>
-      </w:r>
-    </w:p>
-    <w:p>
-      <w:pPr>
-        <w:pStyle w:val="NoSpacing"/>
-      </w:pPr>
-      <w:r>
-        <w:rPr>
-          <w:rFonts w:ascii="Courier New" w:hAnsi="Courier New"/>
-          <w:sz w:val="18"/>
-        </w:rPr>
-        <w:t>%dw 2.0</w:t>
-        <w:br/>
-        <w:t>output application/json</w:t>
-        <w:br/>
-        <w:t>---</w:t>
-        <w:br/>
-        <w:t>payload.data map ((item, index) -&gt; {</w:t>
-        <w:br/>
-        <w:t xml:space="preserve">    "MatchName":item.name,</w:t>
-        <w:br/>
-        <w:t xml:space="preserve">    "status":item.status,</w:t>
-        <w:br/>
-        <w:t xml:space="preserve">    "date":item.date</w:t>
-        <w:br/>
-        <w:t>})</w:t>
-      </w:r>
-    </w:p>
-    <w:p>
-      <w:r>
-        <w:rPr>
-          <w:b/>
-        </w:rPr>
-        <w:t>Transform 2 — Transform Message</w:t>
-      </w:r>
-    </w:p>
-    <w:p>
-      <w:pPr>
-        <w:pStyle w:val="NoSpacing"/>
-      </w:pPr>
-      <w:r>
-        <w:rPr>
-          <w:rFonts w:ascii="Courier New" w:hAnsi="Courier New"/>
-          <w:sz w:val="18"/>
-        </w:rPr>
-        <w:t>%dw 2.0</w:t>
-        <w:br/>
-        <w:t>output application/json</w:t>
-        <w:br/>
-        <w:t>---</w:t>
-        <w:br/>
-        <w:t>{</w:t>
-        <w:br/>
-        <w:tab/>
-        <w:t>"Error":"Unable to fetch the data"</w:t>
-        <w:br/>
-        <w:t>}</w:t>
-      </w:r>
-    </w:p>
-    <w:p>
-      <w:r>
-        <w:rPr>
-          <w:b/>
-        </w:rPr>
-        <w:t>Transform 3 — Set Payload</w:t>
-      </w:r>
-    </w:p>
-    <w:p>
-      <w:pPr>
-        <w:pStyle w:val="NoSpacing"/>
-      </w:pPr>
-      <w:r>
-        <w:rPr>
-          <w:rFonts w:ascii="Courier New" w:hAnsi="Courier New"/>
-          <w:sz w:val="18"/>
-        </w:rPr>
-        <w:t>%dw 2.0</w:t>
-        <w:br/>
-        <w:t>output application/json</w:t>
-        <w:br/>
-        <w:t>---</w:t>
-        <w:br/>
-        <w:t>payload.data map ((item, index) -&gt; {</w:t>
-        <w:br/>
-        <w:t xml:space="preserve">    "MatchName":item.name,</w:t>
-        <w:br/>
-        <w:t xml:space="preserve">    "status":item.status,</w:t>
-        <w:br/>
-        <w:t xml:space="preserve">    "date":item.date</w:t>
-        <w:br/>
-        <w:t>})</w:t>
-      </w:r>
-    </w:p>
-    <w:p>
-      <w:r>
-        <w:rPr>
-          <w:b/>
-        </w:rPr>
-        <w:t>Transform 4 — Set Payload</w:t>
-      </w:r>
-    </w:p>
-    <w:p>
-      <w:pPr>
-        <w:pStyle w:val="NoSpacing"/>
-      </w:pPr>
-      <w:r>
-        <w:rPr>
-          <w:rFonts w:ascii="Courier New" w:hAnsi="Courier New"/>
-          <w:sz w:val="18"/>
-        </w:rPr>
-        <w:t>%dw 2.0</w:t>
-        <w:br/>
-        <w:t>output application/json</w:t>
-        <w:br/>
-        <w:t>---</w:t>
-        <w:br/>
-        <w:t>{</w:t>
-        <w:br/>
-        <w:tab/>
-        <w:t>"Error":"Unable to fetch the data"</w:t>
-        <w:br/>
-        <w:t>}</w:t>
-      </w:r>
-    </w:p>
-    <w:p>
-      <w:pPr>
-        <w:pStyle w:val="Heading2"/>
-      </w:pPr>
-      <w:r>
-        <w:t>Connectors Used</w:t>
-      </w:r>
-    </w:p>
-    <w:p>
-      <w:r>
-        <w:rPr>
-          <w:b/>
-        </w:rPr>
-        <w:t xml:space="preserve">http:listener: </w:t>
-      </w:r>
-      <w:r>
-        <w:t>config-ref=HTTP_Listener_config</w:t>
-      </w:r>
-    </w:p>
-    <w:p>
-      <w:r>
-        <w:rPr>
-          <w:b/>
-        </w:rPr>
-        <w:t xml:space="preserve">http:request: </w:t>
-      </w:r>
-      <w:r>
-        <w:t>config-ref=HTTP_Request_configuration</w:t>
-      </w:r>
-    </w:p>
-    <w:p>
-      <w:r>
-        <w:rPr>
-          <w:b/>
-        </w:rPr>
-        <w:t xml:space="preserve">http:query-params: </w:t>
-      </w:r>
-      <w:r>
-        <w:t>config-ref=-</w:t>
-      </w:r>
-    </w:p>
-    <w:p>
-      <w:r>
-        <w:rPr>
-          <w:b/>
-        </w:rPr>
-        <w:t xml:space="preserve">http:response-validator: </w:t>
-      </w:r>
-      <w:r>
-        <w:t>config-ref=-</w:t>
-      </w:r>
-    </w:p>
-    <w:p>
-      <w:r>
-        <w:rPr>
-          <w:b/>
-        </w:rPr>
-        <w:t xml:space="preserve">http:success-status-code-validator: </w:t>
-      </w:r>
-      <w:r>
-        <w:t>config-ref=-</w:t>
-      </w:r>
-    </w:p>
-    <w:p>
-      <w:r>
-        <w:t>────────────────────────────────────────────────────────────</w:t>
-      </w:r>
-    </w:p>
-    <w:p>
-      <w:r>
-        <w:br w:type="page"/>
-      </w:r>
-    </w:p>
-    <w:p>
-      <w:pPr>
-        <w:pStyle w:val="Heading1"/>
-      </w:pPr>
-      <w:r>
-        <w:t>File: hellomule.xml</w:t>
-      </w:r>
-    </w:p>
-    <w:p>
-      <w:pPr>
-        <w:pStyle w:val="Heading1"/>
-      </w:pPr>
-      <w:r>
-        <w:t>Flow: hellomuleFlow1</w:t>
-      </w:r>
-    </w:p>
-    <w:p>
-      <w:r>
-        <w:rPr>
-          <w:b/>
-        </w:rPr>
-        <w:t xml:space="preserve">Source File: </w:t>
-      </w:r>
-      <w:r>
-        <w:t>hellomule.xml</w:t>
-      </w:r>
-    </w:p>
-    <w:p>
-      <w:r>
-        <w:rPr>
-          <w:b/>
-        </w:rPr>
-        <w:t xml:space="preserve">Flow Type: </w:t>
-      </w:r>
-      <w:r>
-        <w:t>flow</w:t>
-      </w:r>
-    </w:p>
-    <w:p>
-      <w:pPr>
-        <w:pStyle w:val="Heading2"/>
-      </w:pPr>
-      <w:r>
-        <w:t>Trigger</w:t>
-      </w:r>
-    </w:p>
-    <w:p>
-      <w:r>
-        <w:rPr>
-          <w:b/>
-        </w:rPr>
-        <w:t xml:space="preserve">Type: </w:t>
-      </w:r>
-      <w:r>
-        <w:t>http:listener</w:t>
-      </w:r>
-    </w:p>
-    <w:p>
-      <w:r>
-        <w:rPr>
-          <w:b/>
-        </w:rPr>
-        <w:t xml:space="preserve">Path: </w:t>
-      </w:r>
-      <w:r>
-        <w:t>/testingsql</w:t>
-      </w:r>
-    </w:p>
-    <w:p>
-      <w:r>
-        <w:rPr>
-          <w:b/>
-        </w:rPr>
-        <w:t xml:space="preserve">Config-ref: </w:t>
-      </w:r>
-      <w:r>
-        <w:t>HTTP_Listener_config</w:t>
-      </w:r>
-    </w:p>
-    <w:p>
-      <w:pPr>
-        <w:pStyle w:val="Heading2"/>
-      </w:pPr>
-      <w:r>
-        <w:t>Logic Steps</w:t>
-      </w:r>
-    </w:p>
-    <w:tbl>
-      <w:tblPr>
-        <w:tblStyle w:val="TableGrid"/>
-        <w:tblW w:type="auto" w:w="0"/>
-        <w:tblLook w:firstColumn="1" w:firstRow="1" w:lastColumn="0" w:lastRow="0" w:noHBand="0" w:noVBand="1" w:val="04A0"/>
-      </w:tblPr>
-      <w:tblGrid>
-        <w:gridCol w:w="2880"/>
-        <w:gridCol w:w="2880"/>
-        <w:gridCol w:w="2880"/>
-      </w:tblGrid>
-      <w:tr>
-        <w:tc>
-          <w:tcPr>
-            <w:tcW w:type="dxa" w:w="2880"/>
-          </w:tcPr>
-          <w:p>
-            <w:r>
-              <w:rPr>
-                <w:b/>
-              </w:rPr>
-              <w:t>Step</w:t>
-            </w:r>
-          </w:p>
-        </w:tc>
-        <w:tc>
-          <w:tcPr>
-            <w:tcW w:type="dxa" w:w="2880"/>
-          </w:tcPr>
-          <w:p>
-            <w:r>
-              <w:rPr>
-                <w:b/>
-              </w:rPr>
-              <w:t>Component</w:t>
-            </w:r>
-          </w:p>
-        </w:tc>
-        <w:tc>
-          <w:tcPr>
-            <w:tcW w:type="dxa" w:w="2880"/>
-          </w:tcPr>
-          <w:p>
-            <w:r>
-              <w:rPr>
-                <w:b/>
-              </w:rPr>
-              <w:t>Details</w:t>
-            </w:r>
-          </w:p>
-        </w:tc>
-      </w:tr>
-      <w:tr>
-        <w:tc>
-          <w:tcPr>
-            <w:tcW w:type="dxa" w:w="2880"/>
-          </w:tcPr>
-          <w:p>
-            <w:r>
-              <w:t>1</w:t>
-            </w:r>
-          </w:p>
-        </w:tc>
-        <w:tc>
-          <w:tcPr>
-            <w:tcW w:type="dxa" w:w="2880"/>
-          </w:tcPr>
-          <w:p>
-            <w:r>
-              <w:t>http:listener</w:t>
-            </w:r>
-          </w:p>
-        </w:tc>
-        <w:tc>
-          <w:tcPr>
-            <w:tcW w:type="dxa" w:w="2880"/>
-          </w:tcPr>
-          <w:p>
-            <w:r>
-              <w:t>path=/testingsql, config-ref=HTTP_Listener_config</w:t>
-            </w:r>
-          </w:p>
-        </w:tc>
-      </w:tr>
-      <w:tr>
-        <w:tc>
-          <w:tcPr>
-            <w:tcW w:type="dxa" w:w="2880"/>
-          </w:tcPr>
-          <w:p>
-            <w:r>
-              <w:t>2</w:t>
-            </w:r>
-          </w:p>
-        </w:tc>
-        <w:tc>
-          <w:tcPr>
-            <w:tcW w:type="dxa" w:w="2880"/>
-          </w:tcPr>
-          <w:p>
-            <w:r>
-              <w:t>db:select</w:t>
-            </w:r>
-          </w:p>
-        </w:tc>
-        <w:tc>
-          <w:tcPr>
-            <w:tcW w:type="dxa" w:w="2880"/>
-          </w:tcPr>
-          <w:p>
-            <w:r>
-              <w:t>config-ref=Database_Config1</w:t>
-            </w:r>
-          </w:p>
-        </w:tc>
-      </w:tr>
-      <w:tr>
-        <w:tc>
-          <w:tcPr>
-            <w:tcW w:type="dxa" w:w="2880"/>
-          </w:tcPr>
-          <w:p>
-            <w:r>
-              <w:t>3</w:t>
-            </w:r>
-          </w:p>
-        </w:tc>
-        <w:tc>
-          <w:tcPr>
-            <w:tcW w:type="dxa" w:w="2880"/>
-          </w:tcPr>
-          <w:p>
-            <w:r>
-              <w:t>ee:transform</w:t>
-            </w:r>
-          </w:p>
-        </w:tc>
-        <w:tc>
-          <w:tcPr>
-            <w:tcW w:type="dxa" w:w="2880"/>
-          </w:tcPr>
-          <w:p>
-            <w:r>
-              <w:t>-</w:t>
-            </w:r>
-          </w:p>
-        </w:tc>
-      </w:tr>
-    </w:tbl>
-    <w:p>
-      <w:pPr>
-        <w:pStyle w:val="Heading2"/>
-      </w:pPr>
-      <w:r>
-        <w:t>DataWeave Transformations</w:t>
-      </w:r>
-    </w:p>
-    <w:p>
-      <w:r>
-        <w:rPr>
-          <w:b/>
-        </w:rPr>
-        <w:t>Transform 1 — Transform Message</w:t>
-      </w:r>
-    </w:p>
-    <w:p>
-      <w:pPr>
-        <w:pStyle w:val="NoSpacing"/>
-      </w:pPr>
-      <w:r>
-        <w:rPr>
-          <w:rFonts w:ascii="Courier New" w:hAnsi="Courier New"/>
-          <w:sz w:val="18"/>
-        </w:rPr>
-        <w:t>%dw 2.0</w:t>
-        <w:br/>
-        <w:t>output application/json</w:t>
-        <w:br/>
-        <w:t>---</w:t>
-        <w:br/>
-        <w:t>payload map ((item, index) -&gt; {</w:t>
-        <w:br/>
-        <w:t xml:space="preserve"> firstname:(item.Name splitBy " ")[0],</w:t>
-        <w:br/>
-        <w:t xml:space="preserve"> lastname:(item.Name splitBy " ")[1],</w:t>
-        <w:br/>
-        <w:t xml:space="preserve"> employeeid:item.EmployeeID,</w:t>
-        <w:br/>
-        <w:t xml:space="preserve"> </w:t>
-        <w:br/>
-        <w:t>})</w:t>
-      </w:r>
-    </w:p>
-    <w:p>
-      <w:r>
-        <w:rPr>
-          <w:b/>
-        </w:rPr>
-        <w:t>Transform 2 — Set Payload</w:t>
-      </w:r>
-    </w:p>
-    <w:p>
-      <w:pPr>
-        <w:pStyle w:val="NoSpacing"/>
-      </w:pPr>
-      <w:r>
-        <w:rPr>
-          <w:rFonts w:ascii="Courier New" w:hAnsi="Courier New"/>
-          <w:sz w:val="18"/>
-        </w:rPr>
-        <w:t>%dw 2.0</w:t>
-        <w:br/>
-        <w:t>output application/json</w:t>
-        <w:br/>
-        <w:t>---</w:t>
-        <w:br/>
-        <w:t>payload map ((item, index) -&gt; {</w:t>
-        <w:br/>
-        <w:t xml:space="preserve"> firstname:(item.Name splitBy " ")[0],</w:t>
-        <w:br/>
-        <w:t xml:space="preserve"> lastname:(item.Name splitBy " ")[1],</w:t>
-        <w:br/>
-        <w:t xml:space="preserve"> employeeid:item.EmployeeID,</w:t>
-        <w:br/>
-        <w:t xml:space="preserve"> </w:t>
-        <w:br/>
-        <w:t>})</w:t>
-      </w:r>
-    </w:p>
-    <w:p>
-      <w:pPr>
-        <w:pStyle w:val="Heading2"/>
-      </w:pPr>
-      <w:r>
-        <w:t>Connectors Used</w:t>
-      </w:r>
-    </w:p>
-    <w:p>
-      <w:r>
-        <w:rPr>
-          <w:b/>
-        </w:rPr>
-        <w:t xml:space="preserve">http:listener: </w:t>
-      </w:r>
-      <w:r>
-        <w:t>config-ref=HTTP_Listener_config</w:t>
-      </w:r>
-    </w:p>
-    <w:p>
-      <w:r>
-        <w:rPr>
-          <w:b/>
-        </w:rPr>
-        <w:t xml:space="preserve">db:select: </w:t>
-      </w:r>
-      <w:r>
-        <w:t>config-ref=Database_Config1</w:t>
-      </w:r>
-    </w:p>
-    <w:p>
-      <w:r>
-        <w:rPr>
-          <w:b/>
-        </w:rPr>
-        <w:t xml:space="preserve">db:sql: </w:t>
-      </w:r>
-      <w:r>
-        <w:t>config-ref=-</w:t>
-      </w:r>
-    </w:p>
-    <w:p>
-      <w:r>
-        <w:t>────────────────────────────────────────────────────────────</w:t>
-      </w:r>
-    </w:p>
-    <w:p>
-      <w:r>
-        <w:br w:type="page"/>
-      </w:r>
-    </w:p>
-    <w:p>
-      <w:pPr>
-        <w:pStyle w:val="Heading1"/>
-      </w:pPr>
-      <w:r>
-        <w:t>Flow: hellomuleFlow</w:t>
-      </w:r>
-    </w:p>
-    <w:p>
-      <w:r>
-        <w:rPr>
-          <w:b/>
-        </w:rPr>
-        <w:t xml:space="preserve">Source File: </w:t>
-      </w:r>
-      <w:r>
-        <w:t>hellomule.xml</w:t>
-      </w:r>
-    </w:p>
-    <w:p>
-      <w:r>
-        <w:rPr>
-          <w:b/>
-        </w:rPr>
-        <w:t xml:space="preserve">Flow Type: </w:t>
-      </w:r>
-      <w:r>
-        <w:t>flow</w:t>
-      </w:r>
-    </w:p>
-    <w:p>
-      <w:pPr>
-        <w:pStyle w:val="Heading2"/>
-      </w:pPr>
-      <w:r>
-        <w:t>Trigger</w:t>
-      </w:r>
-    </w:p>
-    <w:p>
-      <w:r>
-        <w:rPr>
-          <w:b/>
-        </w:rPr>
-        <w:t xml:space="preserve">Type: </w:t>
-      </w:r>
-      <w:r>
-        <w:t>http:listener</w:t>
-      </w:r>
-    </w:p>
-    <w:p>
-      <w:r>
-        <w:rPr>
-          <w:b/>
-        </w:rPr>
-        <w:t xml:space="preserve">Path: </w:t>
-      </w:r>
-      <w:r>
-        <w:t>/hellomule</w:t>
-      </w:r>
-    </w:p>
-    <w:p>
-      <w:r>
-        <w:rPr>
-          <w:b/>
-        </w:rPr>
-        <w:t xml:space="preserve">Allowedmethods: </w:t>
-      </w:r>
-      <w:r>
-        <w:t>GET</w:t>
-      </w:r>
-    </w:p>
-    <w:p>
-      <w:r>
-        <w:rPr>
-          <w:b/>
-        </w:rPr>
-        <w:t xml:space="preserve">Config-ref: </w:t>
-      </w:r>
-      <w:r>
-        <w:t>HTTP_Listener_config</w:t>
-      </w:r>
-    </w:p>
-    <w:p>
-      <w:pPr>
-        <w:pStyle w:val="Heading2"/>
-      </w:pPr>
-      <w:r>
-        <w:t>Logic Steps</w:t>
-      </w:r>
-    </w:p>
-    <w:tbl>
-      <w:tblPr>
-        <w:tblStyle w:val="TableGrid"/>
-        <w:tblW w:type="auto" w:w="0"/>
-        <w:tblLook w:firstColumn="1" w:firstRow="1" w:lastColumn="0" w:lastRow="0" w:noHBand="0" w:noVBand="1" w:val="04A0"/>
-      </w:tblPr>
-      <w:tblGrid>
-        <w:gridCol w:w="2880"/>
-        <w:gridCol w:w="2880"/>
-        <w:gridCol w:w="2880"/>
-      </w:tblGrid>
-      <w:tr>
-        <w:tc>
-          <w:tcPr>
-            <w:tcW w:type="dxa" w:w="2880"/>
-          </w:tcPr>
-          <w:p>
-            <w:r>
-              <w:rPr>
-                <w:b/>
-              </w:rPr>
-              <w:t>Step</w:t>
-            </w:r>
-          </w:p>
-        </w:tc>
-        <w:tc>
-          <w:tcPr>
-            <w:tcW w:type="dxa" w:w="2880"/>
-          </w:tcPr>
-          <w:p>
-            <w:r>
-              <w:rPr>
-                <w:b/>
-              </w:rPr>
-              <w:t>Component</w:t>
-            </w:r>
-          </w:p>
-        </w:tc>
-        <w:tc>
-          <w:tcPr>
-            <w:tcW w:type="dxa" w:w="2880"/>
-          </w:tcPr>
-          <w:p>
-            <w:r>
-              <w:rPr>
-                <w:b/>
-              </w:rPr>
-              <w:t>Details</w:t>
-            </w:r>
-          </w:p>
-        </w:tc>
-      </w:tr>
-      <w:tr>
-        <w:tc>
-          <w:tcPr>
-            <w:tcW w:type="dxa" w:w="2880"/>
-          </w:tcPr>
-          <w:p>
-            <w:r>
-              <w:t>1</w:t>
-            </w:r>
-          </w:p>
-        </w:tc>
-        <w:tc>
-          <w:tcPr>
-            <w:tcW w:type="dxa" w:w="2880"/>
-          </w:tcPr>
-          <w:p>
-            <w:r>
-              <w:t>http:listener</w:t>
-            </w:r>
-          </w:p>
-        </w:tc>
-        <w:tc>
-          <w:tcPr>
-            <w:tcW w:type="dxa" w:w="2880"/>
-          </w:tcPr>
-          <w:p>
-            <w:r>
-              <w:t>path=/hellomule, config-ref=HTTP_Listener_config</w:t>
-            </w:r>
-          </w:p>
-        </w:tc>
-      </w:tr>
-      <w:tr>
-        <w:tc>
-          <w:tcPr>
-            <w:tcW w:type="dxa" w:w="2880"/>
-          </w:tcPr>
-          <w:p>
-            <w:r>
-              <w:t>2</w:t>
-            </w:r>
-          </w:p>
-        </w:tc>
-        <w:tc>
-          <w:tcPr>
-            <w:tcW w:type="dxa" w:w="2880"/>
-          </w:tcPr>
-          <w:p>
-            <w:r>
-              <w:t>mule:set-payload</w:t>
-            </w:r>
-          </w:p>
-        </w:tc>
-        <w:tc>
-          <w:tcPr>
-            <w:tcW w:type="dxa" w:w="2880"/>
-          </w:tcPr>
-          <w:p>
-            <w:r>
-              <w:t>value=#[output application/json</w:t>
-              <w:br/>
-              <w:t>---</w:t>
-              <w:br/>
-              <w:br/>
-              <w:t>"Hello mule"]</w:t>
-            </w:r>
-          </w:p>
-        </w:tc>
-      </w:tr>
-      <w:tr>
-        <w:tc>
-          <w:tcPr>
-            <w:tcW w:type="dxa" w:w="2880"/>
-          </w:tcPr>
-          <w:p>
-            <w:r>
-              <w:t>3</w:t>
-            </w:r>
-          </w:p>
-        </w:tc>
-        <w:tc>
-          <w:tcPr>
-            <w:tcW w:type="dxa" w:w="2880"/>
-          </w:tcPr>
-          <w:p>
-            <w:r>
-              <w:t>mule:logger</w:t>
-            </w:r>
-          </w:p>
-        </w:tc>
-        <w:tc>
-          <w:tcPr>
-            <w:tcW w:type="dxa" w:w="2880"/>
-          </w:tcPr>
-          <w:p>
-            <w:r>
-              <w:t>level=INFO, message=#[output application/java</w:t>
-              <w:br/>
-              <w:t>---</w:t>
-              <w:br/>
-              <w:t>"Username: " ++ Mule::p("secure::example.username")</w:t>
-              <w:br/>
-              <w:t>++ " - " ++</w:t>
-              <w:br/>
-              <w:t>"Password: " ++ Mule::p("secure::example.password")]</w:t>
-            </w:r>
-          </w:p>
-        </w:tc>
-      </w:tr>
-    </w:tbl>
-    <w:p>
-      <w:pPr>
-        <w:pStyle w:val="Heading2"/>
-      </w:pPr>
-      <w:r>
-        <w:t>Connectors Used</w:t>
-      </w:r>
-    </w:p>
-    <w:p>
-      <w:r>
-        <w:rPr>
-          <w:b/>
-        </w:rPr>
-        <w:t xml:space="preserve">http:listener: </w:t>
-      </w:r>
-      <w:r>
-        <w:t>config-ref=HTTP_Listener_config</w:t>
-      </w:r>
-    </w:p>
-    <w:p>
-      <w:r>
-        <w:t>────────────────────────────────────────────────────────────</w:t>
-      </w:r>
-    </w:p>
-    <w:p>
-      <w:r>
-        <w:br w:type="page"/>
-      </w:r>
-    </w:p>
-    <w:p>
-      <w:pPr>
-        <w:pStyle w:val="Heading1"/>
-      </w:pPr>
-      <w:r>
-        <w:t>Flow: hellomuleFlow2</w:t>
-      </w:r>
-    </w:p>
-    <w:p>
-      <w:r>
-        <w:rPr>
-          <w:b/>
-        </w:rPr>
-        <w:t xml:space="preserve">Source File: </w:t>
-      </w:r>
-      <w:r>
-        <w:t>hellomule.xml</w:t>
-      </w:r>
-    </w:p>
-    <w:p>
-      <w:r>
-        <w:rPr>
-          <w:b/>
-        </w:rPr>
-        <w:t xml:space="preserve">Flow Type: </w:t>
-      </w:r>
-      <w:r>
-        <w:t>flow</w:t>
-      </w:r>
-    </w:p>
-    <w:p>
-      <w:pPr>
-        <w:pStyle w:val="Heading2"/>
-      </w:pPr>
-      <w:r>
-        <w:t>Trigger</w:t>
-      </w:r>
-    </w:p>
-    <w:p>
-      <w:r>
-        <w:rPr>
-          <w:b/>
-        </w:rPr>
-        <w:t xml:space="preserve">Type: </w:t>
-      </w:r>
-      <w:r>
-        <w:t>file:listener</w:t>
-      </w:r>
-    </w:p>
-    <w:p>
-      <w:r>
-        <w:rPr>
-          <w:b/>
-        </w:rPr>
-        <w:t xml:space="preserve">Config-ref: </w:t>
-      </w:r>
-      <w:r>
-        <w:t>File_Config_watermark</w:t>
-      </w:r>
-    </w:p>
-    <w:p>
-      <w:r>
-        <w:rPr>
-          <w:b/>
-        </w:rPr>
-        <w:t xml:space="preserve">Directory: </w:t>
-      </w:r>
-      <w:r>
-        <w:t>./inputfolder</w:t>
-      </w:r>
-    </w:p>
-    <w:p>
-      <w:r>
-        <w:rPr>
-          <w:b/>
-        </w:rPr>
-        <w:t xml:space="preserve">Watermarkmode: </w:t>
-      </w:r>
-      <w:r>
-        <w:t>CREATED_TIMESTAMP</w:t>
-      </w:r>
-    </w:p>
-    <w:p>
-      <w:r>
-        <w:rPr>
-          <w:b/>
-        </w:rPr>
-        <w:t xml:space="preserve">Schedule: </w:t>
-      </w:r>
-      <w:r>
-        <w:t>Every 60 SECONDS</w:t>
-      </w:r>
-    </w:p>
-    <w:p>
-      <w:pPr>
-        <w:pStyle w:val="Heading2"/>
-      </w:pPr>
-      <w:r>
-        <w:t>Logic Steps</w:t>
-      </w:r>
-    </w:p>
-    <w:tbl>
-      <w:tblPr>
-        <w:tblStyle w:val="TableGrid"/>
-        <w:tblW w:type="auto" w:w="0"/>
-        <w:tblLook w:firstColumn="1" w:firstRow="1" w:lastColumn="0" w:lastRow="0" w:noHBand="0" w:noVBand="1" w:val="04A0"/>
-      </w:tblPr>
-      <w:tblGrid>
-        <w:gridCol w:w="2880"/>
-        <w:gridCol w:w="2880"/>
-        <w:gridCol w:w="2880"/>
-      </w:tblGrid>
-      <w:tr>
-        <w:tc>
-          <w:tcPr>
-            <w:tcW w:type="dxa" w:w="2880"/>
-          </w:tcPr>
-          <w:p>
-            <w:r>
-              <w:rPr>
-                <w:b/>
-              </w:rPr>
-              <w:t>Step</w:t>
-            </w:r>
-          </w:p>
-        </w:tc>
-        <w:tc>
-          <w:tcPr>
-            <w:tcW w:type="dxa" w:w="2880"/>
-          </w:tcPr>
-          <w:p>
-            <w:r>
-              <w:rPr>
-                <w:b/>
-              </w:rPr>
-              <w:t>Component</w:t>
-            </w:r>
-          </w:p>
-        </w:tc>
-        <w:tc>
-          <w:tcPr>
-            <w:tcW w:type="dxa" w:w="2880"/>
-          </w:tcPr>
-          <w:p>
-            <w:r>
-              <w:rPr>
-                <w:b/>
-              </w:rPr>
-              <w:t>Details</w:t>
-            </w:r>
-          </w:p>
-        </w:tc>
-      </w:tr>
-      <w:tr>
-        <w:tc>
-          <w:tcPr>
-            <w:tcW w:type="dxa" w:w="2880"/>
-          </w:tcPr>
-          <w:p>
-            <w:r>
-              <w:t>1</w:t>
-            </w:r>
-          </w:p>
-        </w:tc>
-        <w:tc>
-          <w:tcPr>
-            <w:tcW w:type="dxa" w:w="2880"/>
-          </w:tcPr>
-          <w:p>
-            <w:r>
               <w:t>file:listener</w:t>
             </w:r>
           </w:p>
         </w:tc>
         <w:tc>
           <w:tcPr>
-            <w:tcW w:type="dxa" w:w="2880"/>
+            <w:tcW w:type="dxa" w:w="5040"/>
+            <w:shd w:val="clear" w:color="auto" w:fill="EBF3FB"/>
           </w:tcPr>
           <w:p>
             <w:r>
-              <w:t>config-ref=File_Config_watermark, watermarkMode=CREATED_TIMESTAMP, directory=./inputfolder</w:t>
-            </w:r>
-          </w:p>
-        </w:tc>
-      </w:tr>
-      <w:tr>
-        <w:tc>
-          <w:tcPr>
-            <w:tcW w:type="dxa" w:w="2880"/>
-          </w:tcPr>
-          <w:p>
-            <w:r>
-              <w:t>2</w:t>
-            </w:r>
-          </w:p>
-        </w:tc>
-        <w:tc>
-          <w:tcPr>
-            <w:tcW w:type="dxa" w:w="2880"/>
-          </w:tcPr>
-          <w:p>
-            <w:r>
-              <w:t>mule:logger</w:t>
-            </w:r>
-          </w:p>
-        </w:tc>
-        <w:tc>
-          <w:tcPr>
-            <w:tcW w:type="dxa" w:w="2880"/>
-          </w:tcPr>
-          <w:p>
-            <w:r>
-              <w:t>level=INFO, message=file moved successfully</w:t>
+              <w:rPr>
+                <w:sz w:val="18"/>
+              </w:rPr>
+              <w:t>File_Config_watermark</w:t>
             </w:r>
           </w:p>
         </w:tc>
       </w:tr>
     </w:tbl>
+    <w:p/>
     <w:p>
       <w:pPr>
-        <w:pStyle w:val="Heading2"/>
+        <w:spacing w:before="80" w:after="80"/>
+        <w:pBdr>
+          <w:bottom w:val="single" w:sz="6" w:space="1" w:color="2E75B6"/>
+        </w:pBdr>
       </w:pPr>
-      <w:r>
-        <w:t>Connectors Used</w:t>
-      </w:r>
     </w:p>
-    <w:p>
-      <w:r>
-        <w:rPr>
-          <w:b/>
-        </w:rPr>
-        <w:t xml:space="preserve">file:listener: </w:t>
-      </w:r>
-      <w:r>
-        <w:t>config-ref=File_Config_watermark</w:t>
-      </w:r>
-    </w:p>
-    <w:p>
-      <w:r>
-        <w:t>────────────────────────────────────────────────────────────</w:t>
-      </w:r>
-    </w:p>
+    <w:p/>
     <w:p>
       <w:r>
         <w:br w:type="page"/>

--- a/MuleSoft-Flow-Documentation.docx
+++ b/MuleSoft-Flow-Documentation.docx
@@ -28,6 +28,579 @@
         <w:t>Auto-generated from extracted JAR contents</w:t>
       </w:r>
     </w:p>
+    <w:p>
+      <w:r>
+        <w:br w:type="page"/>
+      </w:r>
+    </w:p>
+    <w:p>
+      <w:pPr>
+        <w:pStyle w:val="Heading1"/>
+      </w:pPr>
+      <w:r>
+        <w:t>File: subflowsprivateflows.xml</w:t>
+      </w:r>
+    </w:p>
+    <w:p>
+      <w:pPr>
+        <w:pStyle w:val="Heading2"/>
+      </w:pPr>
+      <w:r>
+        <w:t>Flow: subflowsprivateflowsFlow</w:t>
+      </w:r>
+    </w:p>
+    <w:p>
+      <w:pPr>
+        <w:spacing w:after="40"/>
+      </w:pPr>
+      <w:r>
+        <w:rPr>
+          <w:b/>
+          <w:color w:val="1F497D"/>
+        </w:rPr>
+        <w:t xml:space="preserve">Source File: </w:t>
+      </w:r>
+      <w:r>
+        <w:t>subflowsprivateflows.xml</w:t>
+      </w:r>
+    </w:p>
+    <w:p>
+      <w:pPr>
+        <w:spacing w:after="40"/>
+      </w:pPr>
+      <w:r>
+        <w:rPr>
+          <w:b/>
+          <w:color w:val="1F497D"/>
+        </w:rPr>
+        <w:t xml:space="preserve">Flow Type: </w:t>
+      </w:r>
+      <w:r>
+        <w:t>Flow</w:t>
+      </w:r>
+    </w:p>
+    <w:p>
+      <w:pPr>
+        <w:pStyle w:val="Heading3"/>
+      </w:pPr>
+      <w:r>
+        <w:t>Overview</w:t>
+      </w:r>
+    </w:p>
+    <w:p>
+      <w:pPr>
+        <w:spacing w:after="160"/>
+      </w:pPr>
+      <w:r>
+        <w:t>This flow contains 5 processing steps. Triggered by: HTTP Listener — receives ANY requests at path '/subprivateflows'</w:t>
+      </w:r>
+    </w:p>
+    <w:p>
+      <w:pPr>
+        <w:pStyle w:val="Heading3"/>
+      </w:pPr>
+      <w:r>
+        <w:t>Trigger</w:t>
+      </w:r>
+    </w:p>
+    <w:p>
+      <w:pPr>
+        <w:spacing w:after="40"/>
+      </w:pPr>
+      <w:r>
+        <w:rPr>
+          <w:b/>
+          <w:color w:val="1F497D"/>
+        </w:rPr>
+        <w:t xml:space="preserve">Description: </w:t>
+      </w:r>
+      <w:r>
+        <w:t>HTTP Listener — receives ANY requests at path '/subprivateflows'</w:t>
+      </w:r>
+    </w:p>
+    <w:p>
+      <w:pPr>
+        <w:spacing w:after="40"/>
+      </w:pPr>
+      <w:r>
+        <w:rPr>
+          <w:b/>
+          <w:color w:val="1F497D"/>
+        </w:rPr>
+        <w:t xml:space="preserve">Config Reference: </w:t>
+      </w:r>
+      <w:r>
+        <w:t>HTTP_Listener_config</w:t>
+      </w:r>
+    </w:p>
+    <w:p>
+      <w:pPr>
+        <w:pStyle w:val="Heading3"/>
+      </w:pPr>
+      <w:r>
+        <w:t>Logic Steps</w:t>
+      </w:r>
+    </w:p>
+    <w:tbl>
+      <w:tblPr>
+        <w:tblStyle w:val="TableGrid"/>
+        <w:tblW w:type="auto" w:w="0"/>
+        <w:tblLook w:firstColumn="1" w:firstRow="1" w:lastColumn="0" w:lastRow="0" w:noHBand="0" w:noVBand="1" w:val="04A0"/>
+      </w:tblPr>
+      <w:tblGrid>
+        <w:gridCol w:w="4320"/>
+        <w:gridCol w:w="4320"/>
+      </w:tblGrid>
+      <w:tr>
+        <w:tc>
+          <w:tcPr>
+            <w:tcW w:type="dxa" w:w="720"/>
+            <w:shd w:val="clear" w:color="auto" w:fill="2E75B6"/>
+          </w:tcPr>
+          <w:p>
+            <w:r>
+              <w:rPr>
+                <w:b/>
+                <w:color w:val="FFFFFF"/>
+                <w:sz w:val="20"/>
+              </w:rPr>
+              <w:t>Step</w:t>
+            </w:r>
+          </w:p>
+        </w:tc>
+        <w:tc>
+          <w:tcPr>
+            <w:tcW w:type="dxa" w:w="7920"/>
+            <w:shd w:val="clear" w:color="auto" w:fill="2E75B6"/>
+          </w:tcPr>
+          <w:p>
+            <w:r>
+              <w:rPr>
+                <w:b/>
+                <w:color w:val="FFFFFF"/>
+                <w:sz w:val="20"/>
+              </w:rPr>
+              <w:t>What it does</w:t>
+            </w:r>
+          </w:p>
+        </w:tc>
+      </w:tr>
+      <w:tr>
+        <w:tc>
+          <w:tcPr>
+            <w:tcW w:type="dxa" w:w="720"/>
+            <w:shd w:val="clear" w:color="auto" w:fill="EBF3FB"/>
+          </w:tcPr>
+          <w:p>
+            <w:r>
+              <w:rPr>
+                <w:sz w:val="18"/>
+              </w:rPr>
+              <w:t>1</w:t>
+            </w:r>
+          </w:p>
+        </w:tc>
+        <w:tc>
+          <w:tcPr>
+            <w:tcW w:type="dxa" w:w="7920"/>
+            <w:shd w:val="clear" w:color="auto" w:fill="EBF3FB"/>
+          </w:tcPr>
+          <w:p>
+            <w:r>
+              <w:rPr>
+                <w:sz w:val="18"/>
+              </w:rPr>
+              <w:t>HTTP Listener — waits for incoming requests on path '/subprivateflows' [ANY]</w:t>
+            </w:r>
+          </w:p>
+        </w:tc>
+      </w:tr>
+      <w:tr>
+        <w:tc>
+          <w:tcPr>
+            <w:tcW w:type="dxa" w:w="720"/>
+            <w:shd w:val="clear" w:color="auto" w:fill="FFFFFF"/>
+          </w:tcPr>
+          <w:p>
+            <w:r>
+              <w:rPr>
+                <w:sz w:val="18"/>
+              </w:rPr>
+              <w:t>2</w:t>
+            </w:r>
+          </w:p>
+        </w:tc>
+        <w:tc>
+          <w:tcPr>
+            <w:tcW w:type="dxa" w:w="7920"/>
+            <w:shd w:val="clear" w:color="auto" w:fill="FFFFFF"/>
+          </w:tcPr>
+          <w:p>
+            <w:r>
+              <w:rPr>
+                <w:sz w:val="18"/>
+              </w:rPr>
+              <w:t xml:space="preserve">Logger — logs: Before setting the varaiable </w:t>
+            </w:r>
+          </w:p>
+        </w:tc>
+      </w:tr>
+      <w:tr>
+        <w:tc>
+          <w:tcPr>
+            <w:tcW w:type="dxa" w:w="720"/>
+            <w:shd w:val="clear" w:color="auto" w:fill="EBF3FB"/>
+          </w:tcPr>
+          <w:p>
+            <w:r>
+              <w:rPr>
+                <w:sz w:val="18"/>
+              </w:rPr>
+              <w:t>3</w:t>
+            </w:r>
+          </w:p>
+        </w:tc>
+        <w:tc>
+          <w:tcPr>
+            <w:tcW w:type="dxa" w:w="7920"/>
+            <w:shd w:val="clear" w:color="auto" w:fill="EBF3FB"/>
+          </w:tcPr>
+          <w:p>
+            <w:r>
+              <w:rPr>
+                <w:sz w:val="18"/>
+              </w:rPr>
+              <w:t>DataWeave Transform — transforms the message payload or variables</w:t>
+            </w:r>
+          </w:p>
+        </w:tc>
+      </w:tr>
+      <w:tr>
+        <w:tc>
+          <w:tcPr>
+            <w:tcW w:type="dxa" w:w="720"/>
+            <w:shd w:val="clear" w:color="auto" w:fill="FFFFFF"/>
+          </w:tcPr>
+          <w:p>
+            <w:r>
+              <w:rPr>
+                <w:sz w:val="18"/>
+              </w:rPr>
+              <w:t>4</w:t>
+            </w:r>
+          </w:p>
+        </w:tc>
+        <w:tc>
+          <w:tcPr>
+            <w:tcW w:type="dxa" w:w="7920"/>
+            <w:shd w:val="clear" w:color="auto" w:fill="FFFFFF"/>
+          </w:tcPr>
+          <w:p>
+            <w:r>
+              <w:rPr>
+                <w:sz w:val="18"/>
+              </w:rPr>
+              <w:t>Logger — logs: #[vars.parameter]</w:t>
+            </w:r>
+          </w:p>
+        </w:tc>
+      </w:tr>
+      <w:tr>
+        <w:tc>
+          <w:tcPr>
+            <w:tcW w:type="dxa" w:w="720"/>
+            <w:shd w:val="clear" w:color="auto" w:fill="EBF3FB"/>
+          </w:tcPr>
+          <w:p>
+            <w:r>
+              <w:rPr>
+                <w:sz w:val="18"/>
+              </w:rPr>
+              <w:t>5</w:t>
+            </w:r>
+          </w:p>
+        </w:tc>
+        <w:tc>
+          <w:tcPr>
+            <w:tcW w:type="dxa" w:w="7920"/>
+            <w:shd w:val="clear" w:color="auto" w:fill="EBF3FB"/>
+          </w:tcPr>
+          <w:p>
+            <w:r>
+              <w:rPr>
+                <w:sz w:val="18"/>
+              </w:rPr>
+              <w:t>Logger — logs: #[p('message')]</w:t>
+            </w:r>
+          </w:p>
+        </w:tc>
+      </w:tr>
+    </w:tbl>
+    <w:p/>
+    <w:p>
+      <w:pPr>
+        <w:pStyle w:val="Heading3"/>
+      </w:pPr>
+      <w:r>
+        <w:t>DataWeave Transformations</w:t>
+      </w:r>
+    </w:p>
+    <w:p>
+      <w:r>
+        <w:rPr>
+          <w:b/>
+          <w:color w:val="1F497D"/>
+        </w:rPr>
+        <w:t>Transform 1 — DataWeave transformation</w:t>
+      </w:r>
+    </w:p>
+    <w:p>
+      <w:pPr>
+        <w:spacing w:before="40" w:after="120"/>
+        <w:ind w:left="432"/>
+      </w:pPr>
+      <w:r>
+        <w:rPr>
+          <w:rFonts w:ascii="Courier New" w:hAnsi="Courier New"/>
+          <w:color w:val="1A1A1A"/>
+          <w:sz w:val="18"/>
+        </w:rPr>
+        <w:t>%dw 2.0</w:t>
+        <w:br/>
+        <w:t>var a=[</w:t>
+        <w:br/>
+        <w:t xml:space="preserve">    {</w:t>
+        <w:br/>
+        <w:t xml:space="preserve">    "name":"Balaji",</w:t>
+        <w:br/>
+        <w:t xml:space="preserve">    "id":1,</w:t>
+        <w:br/>
+        <w:t xml:space="preserve">    "org":"growth arc"</w:t>
+        <w:br/>
+        <w:t>},</w:t>
+        <w:br/>
+        <w:t>{</w:t>
+        <w:br/>
+        <w:t xml:space="preserve">    "name":"Balaji1",</w:t>
+        <w:br/>
+        <w:t xml:space="preserve">    "id":2,</w:t>
+        <w:br/>
+        <w:t xml:space="preserve">    "org":"growth arc"</w:t>
+        <w:br/>
+        <w:t>},</w:t>
+        <w:br/>
+        <w:t>{</w:t>
+        <w:br/>
+        <w:t xml:space="preserve">    "name":"Balaji2",</w:t>
+        <w:br/>
+        <w:t xml:space="preserve">    "id":3,</w:t>
+        <w:br/>
+        <w:t xml:space="preserve">    "org":"growth arc"</w:t>
+        <w:br/>
+        <w:t>}</w:t>
+        <w:br/>
+        <w:t>]</w:t>
+        <w:br/>
+        <w:t>output application/xml</w:t>
+        <w:br/>
+        <w:t>---</w:t>
+        <w:br/>
+        <w:t>hi: a</w:t>
+      </w:r>
+    </w:p>
+    <w:p>
+      <w:pPr>
+        <w:pStyle w:val="Heading3"/>
+      </w:pPr>
+      <w:r>
+        <w:t>Connectors Used</w:t>
+      </w:r>
+    </w:p>
+    <w:tbl>
+      <w:tblPr>
+        <w:tblStyle w:val="TableGrid"/>
+        <w:tblW w:type="auto" w:w="0"/>
+        <w:tblLook w:firstColumn="1" w:firstRow="1" w:lastColumn="0" w:lastRow="0" w:noHBand="0" w:noVBand="1" w:val="04A0"/>
+      </w:tblPr>
+      <w:tblGrid>
+        <w:gridCol w:w="4320"/>
+        <w:gridCol w:w="4320"/>
+      </w:tblGrid>
+      <w:tr>
+        <w:tc>
+          <w:tcPr>
+            <w:tcW w:type="dxa" w:w="3600"/>
+            <w:shd w:val="clear" w:color="auto" w:fill="2E75B6"/>
+          </w:tcPr>
+          <w:p>
+            <w:r>
+              <w:rPr>
+                <w:b/>
+                <w:color w:val="FFFFFF"/>
+                <w:sz w:val="20"/>
+              </w:rPr>
+              <w:t>Connector</w:t>
+            </w:r>
+          </w:p>
+        </w:tc>
+        <w:tc>
+          <w:tcPr>
+            <w:tcW w:type="dxa" w:w="5040"/>
+            <w:shd w:val="clear" w:color="auto" w:fill="2E75B6"/>
+          </w:tcPr>
+          <w:p>
+            <w:r>
+              <w:rPr>
+                <w:b/>
+                <w:color w:val="FFFFFF"/>
+                <w:sz w:val="20"/>
+              </w:rPr>
+              <w:t>Config Reference</w:t>
+            </w:r>
+          </w:p>
+        </w:tc>
+      </w:tr>
+      <w:tr>
+        <w:tc>
+          <w:tcPr>
+            <w:tcW w:type="dxa" w:w="3600"/>
+            <w:shd w:val="clear" w:color="auto" w:fill="EBF3FB"/>
+          </w:tcPr>
+          <w:p>
+            <w:r>
+              <w:rPr>
+                <w:sz w:val="18"/>
+              </w:rPr>
+              <w:t>http:listener</w:t>
+            </w:r>
+          </w:p>
+        </w:tc>
+        <w:tc>
+          <w:tcPr>
+            <w:tcW w:type="dxa" w:w="5040"/>
+            <w:shd w:val="clear" w:color="auto" w:fill="EBF3FB"/>
+          </w:tcPr>
+          <w:p>
+            <w:r>
+              <w:rPr>
+                <w:sz w:val="18"/>
+              </w:rPr>
+              <w:t>HTTP_Listener_config</w:t>
+            </w:r>
+          </w:p>
+        </w:tc>
+      </w:tr>
+    </w:tbl>
+    <w:p/>
+    <w:p>
+      <w:pPr>
+        <w:spacing w:before="80" w:after="80"/>
+        <w:pBdr>
+          <w:bottom w:val="single" w:sz="6" w:space="1" w:color="2E75B6"/>
+        </w:pBdr>
+      </w:pPr>
+    </w:p>
+    <w:p/>
+    <w:p>
+      <w:r>
+        <w:br w:type="page"/>
+      </w:r>
+    </w:p>
+    <w:p>
+      <w:pPr>
+        <w:pStyle w:val="Heading2"/>
+      </w:pPr>
+      <w:r>
+        <w:t>Flow: subflowsprivateflowsFlow1</w:t>
+      </w:r>
+    </w:p>
+    <w:p>
+      <w:pPr>
+        <w:spacing w:after="40"/>
+      </w:pPr>
+      <w:r>
+        <w:rPr>
+          <w:b/>
+          <w:color w:val="1F497D"/>
+        </w:rPr>
+        <w:t xml:space="preserve">Source File: </w:t>
+      </w:r>
+      <w:r>
+        <w:t>subflowsprivateflows.xml</w:t>
+      </w:r>
+    </w:p>
+    <w:p>
+      <w:pPr>
+        <w:spacing w:after="40"/>
+      </w:pPr>
+      <w:r>
+        <w:rPr>
+          <w:b/>
+          <w:color w:val="1F497D"/>
+        </w:rPr>
+        <w:t xml:space="preserve">Flow Type: </w:t>
+      </w:r>
+      <w:r>
+        <w:t>Flow</w:t>
+      </w:r>
+    </w:p>
+    <w:p>
+      <w:pPr>
+        <w:pStyle w:val="Heading3"/>
+      </w:pPr>
+      <w:r>
+        <w:t>Overview</w:t>
+      </w:r>
+    </w:p>
+    <w:p>
+      <w:pPr>
+        <w:spacing w:after="160"/>
+      </w:pPr>
+      <w:r>
+        <w:t>This flow contains 3 processing steps. Triggered by: mule:set-payload</w:t>
+      </w:r>
+    </w:p>
+    <w:p>
+      <w:pPr>
+        <w:pStyle w:val="Heading3"/>
+      </w:pPr>
+      <w:r>
+        <w:t>Trigger</w:t>
+      </w:r>
+    </w:p>
+    <w:p>
+      <w:pPr>
+        <w:spacing w:after="40"/>
+      </w:pPr>
+      <w:r>
+        <w:rPr>
+          <w:b/>
+          <w:color w:val="1F497D"/>
+        </w:rPr>
+        <w:t xml:space="preserve">Description: </w:t>
+      </w:r>
+      <w:r>
+        <w:t>mule:set-payload</w:t>
+      </w:r>
+    </w:p>
+    <w:p>
+      <w:pPr>
+        <w:pStyle w:val="Heading3"/>
+      </w:pPr>
+      <w:r>
+        <w:t>Logic Steps</w:t>
+      </w:r>
+    </w:p>
+    <w:p/>
+    <w:p>
+      <w:pPr>
+        <w:spacing w:before="80" w:after="80"/>
+        <w:pBdr>
+          <w:bottom w:val="single" w:sz="6" w:space="1" w:color="2E75B6"/>
+        </w:pBdr>
+      </w:pPr>
+    </w:p>
+    <w:p/>
     <w:p>
       <w:r>
         <w:br w:type="page"/>
